--- a/LexVar-SM.docx
+++ b/LexVar-SM.docx
@@ -24,7 +24,7 @@
         <w:pStyle w:val="Heading1"/>
       </w:pPr>
       <w:r>
-        <w:t xml:space="preserve">Supplemental Materials for: English-hearing toddlers learn words from consistent and variable labels</w:t>
+        <w:t xml:space="preserve">Supplemental Materials for English-hearing toddlers learn words from consistent and variable labels</w:t>
       </w:r>
     </w:p>
     <w:p>
@@ -258,26 +258,17 @@
         <w:pStyle w:val="Heading1"/>
       </w:pPr>
       <w:r>
-        <w:t xml:space="preserve">Supplemental Materials for: English-hearing toddlers learn words from consistent and variable labels</w:t>
+        <w:t xml:space="preserve">Supplemental Materials for English-hearing toddlers learn words from consistent and variable labels</w:t>
       </w:r>
     </w:p>
     <w:bookmarkEnd w:id="32"/>
-    <w:bookmarkStart w:id="85" w:name="results"/>
+    <w:bookmarkStart w:id="36" w:name="X2d3f67e0867a7b5f8b74bee4b87db45a20b3864"/>
     <w:p>
       <w:pPr>
         <w:pStyle w:val="Heading1"/>
       </w:pPr>
       <w:r>
-        <w:t xml:space="preserve">Results</w:t>
-      </w:r>
-    </w:p>
-    <w:bookmarkStart w:id="57" w:name="X81d3246c4b93329a5d0d8f2a794f9a185512a61"/>
-    <w:p>
-      <w:pPr>
-        <w:pStyle w:val="Heading2"/>
-      </w:pPr>
-      <w:r>
-        <w:t xml:space="preserve">Word recognition measured by gaze behavior</w:t>
+        <w:t xml:space="preserve">1. Re-analyzing LWL accuracy: Zero-one-inflated beta regression analyses</w:t>
       </w:r>
     </w:p>
     <w:p>
@@ -320,28 +311,70 @@
         <w:t xml:space="preserve">)</w:t>
       </w:r>
       <w:r>
-        <w:t xml:space="preserve">, we fit mixed-effects zero-one inflated beta regression models</w:t>
-      </w:r>
-      <w:r>
-        <w:rPr>
-          <w:rStyle w:val="FootnoteReference"/>
-        </w:rPr>
-        <w:footnoteReference w:id="33"/>
-      </w:r>
-      <w:r>
-        <w:t xml:space="preserve"> </w:t>
-      </w:r>
-      <w:r>
-        <w:t xml:space="preserve">to examine the effects of condition and age on children’s novel word-recognition accuracy (i.e., proportion looking to the target object). Models included fixed effects for condition (atypical variation vs. consistent vs. typical variation) and mean-centered age</w:t>
-      </w:r>
-      <w:r>
-        <w:rPr>
-          <w:rStyle w:val="FootnoteReference"/>
-        </w:rPr>
-        <w:footnoteReference w:id="34"/>
-      </w:r>
-      <w:r>
-        <w:t xml:space="preserve">, along with the maximal random effects structure (by-participant and by-item random slopes and intercepts). We used weakly informative priors (standard normal distributions) and fitted the model using Hamiltonian Monte Carlo sampling (four chains, four cores) implemented in Stan</w:t>
+        <w:t xml:space="preserve">, we fit mixed-effects zero-one-inflated beta regression models to examine the effects of condition and age on children’s novel word-recognition accuracy (i.e., proportion looking to the target object). Beta regression was chosen to model the proportional dependent variable</w:t>
+      </w:r>
+      <w:r>
+        <w:t xml:space="preserve"> </w:t>
+      </w:r>
+      <w:r>
+        <w:t xml:space="preserve">(</w:t>
+      </w:r>
+      <w:hyperlink w:anchor="ref-cribari2010beta">
+        <w:r>
+          <w:rPr>
+            <w:rStyle w:val="Hyperlink"/>
+          </w:rPr>
+          <w:t xml:space="preserve">Cribari-Neto &amp; Zeileis, 2010</w:t>
+        </w:r>
+      </w:hyperlink>
+      <w:r>
+        <w:t xml:space="preserve">)</w:t>
+      </w:r>
+      <w:r>
+        <w:t xml:space="preserve">. Specifically, we used zero-one-inflated models since 0s and 1s were common values in our data</w:t>
+      </w:r>
+      <w:r>
+        <w:t xml:space="preserve"> </w:t>
+      </w:r>
+      <w:r>
+        <w:t xml:space="preserve">(</w:t>
+      </w:r>
+      <w:hyperlink w:anchor="ref-liu2018review">
+        <w:r>
+          <w:rPr>
+            <w:rStyle w:val="Hyperlink"/>
+          </w:rPr>
+          <w:t xml:space="preserve">Liu &amp; Eugenio, 2018</w:t>
+        </w:r>
+      </w:hyperlink>
+      <w:r>
+        <w:t xml:space="preserve">)</w:t>
+      </w:r>
+      <w:r>
+        <w:t xml:space="preserve">. Note that this particular modeling approach requires a Bayesian framework to interpret. Importantly, this analytic approach allows us to quantify evidence in support of the null hypothesis, not simply against it. Models included fixed effects for condition (atypical variation vs. consistent vs. typical variation) and mean-centered age, along with the maximal random effects structure (by-participant and by-item random slopes and intercepts). Following our pre-registered analyses reported in the main text, we tested whether including an interaction between condition and age improved model fit—we compared the model with the interaction term to the simpler additive model using approximate leave-one-out cross-validation</w:t>
+      </w:r>
+      <w:r>
+        <w:t xml:space="preserve"> </w:t>
+      </w:r>
+      <w:r>
+        <w:t xml:space="preserve">(LOO,</w:t>
+      </w:r>
+      <w:r>
+        <w:t xml:space="preserve"> </w:t>
+      </w:r>
+      <w:hyperlink w:anchor="ref-loo">
+        <w:r>
+          <w:rPr>
+            <w:rStyle w:val="Hyperlink"/>
+          </w:rPr>
+          <w:t xml:space="preserve">Yao et al., 2017</w:t>
+        </w:r>
+      </w:hyperlink>
+      <w:r>
+        <w:t xml:space="preserve">)</w:t>
+      </w:r>
+      <w:r>
+        <w:t xml:space="preserve">. This analysis suggested no reliable difference in predictive accuracy, providing no strong evidence that the interaction term improved model fit (ΔELPD=-1.35, ΔSE=3.53). We used weakly informative priors (standard normal distributions) and fitted the model using Hamiltonian Monte Carlo sampling (four chains, four cores) implemented in Stan</w:t>
       </w:r>
       <w:r>
         <w:t xml:space="preserve"> </w:t>
@@ -390,7 +423,7 @@
         <w:pStyle w:val="BodyText"/>
       </w:pPr>
       <w:r>
-        <w:t xml:space="preserve">Children’s performance was reliably above chance overall as well as in both critical windows across all conditions, except for the first critical window—the primary target of analysis in the vast majority of LWL studies</w:t>
+        <w:t xml:space="preserve">Results revealed that children’s performance was reliably above chance overall as well as in both critical windows across all conditions, except for the first critical window—the primary target of analysis in the vast majority of LWL studies</w:t>
       </w:r>
       <w:r>
         <w:t xml:space="preserve"> </w:t>
@@ -423,7 +456,15 @@
         <w:t xml:space="preserve">M</w:t>
       </w:r>
       <w:r>
-        <w:t xml:space="preserve">=0.54, 89% CrI [0.48, 0.60]). Across both critical windows, model-predicted accuracy was highest in the typical variation condition (</w:t>
+        <w:t xml:space="preserve">=0.54, 89% CrI [0.48, 0.60]). This result replicates the key findings reported in the main text.</w:t>
+      </w:r>
+    </w:p>
+    <w:p>
+      <w:pPr>
+        <w:pStyle w:val="BodyText"/>
+      </w:pPr>
+      <w:r>
+        <w:t xml:space="preserve">Across both critical windows, model-predicted accuracy was highest in the typical variation condition (</w:t>
       </w:r>
       <w:r>
         <w:rPr>
@@ -453,7 +494,22 @@
         <w:t xml:space="preserve">M</w:t>
       </w:r>
       <w:r>
-        <w:t xml:space="preserve">=0.56, 89% CrI [0.51, 0.61]).</w:t>
+        <w:t xml:space="preserve">=0.56, 89% CrI [0.51, 0.61]). The relative order of performance across conditions varies compared to the results reported in the main text because</w:t>
+      </w:r>
+      <w:r>
+        <w:t xml:space="preserve"> </w:t>
+      </w:r>
+      <w:r>
+        <w:rPr>
+          <w:rStyle w:val="VerbatimChar"/>
+        </w:rPr>
+        <w:t xml:space="preserve">brms</w:t>
+      </w:r>
+      <w:r>
+        <w:t xml:space="preserve"> </w:t>
+      </w:r>
+      <w:r>
+        <w:t xml:space="preserve">allows for model convergence with the maximal random effects structure.</w:t>
       </w:r>
       <w:r>
         <w:t xml:space="preserve"> </w:t>
@@ -497,18 +553,18 @@
           <wp:inline>
             <wp:extent cx="5943600" cy="3714749"/>
             <wp:effectExtent b="0" l="0" r="0" t="0"/>
-            <wp:docPr descr="Figure 1. Posterior predicted accuracy by condition across both post-labeling time windows. Point ranges reflect posterior means with 89% credible intervals. Jittered dots show raw means for individual participants. Dotted line at 0.5 indicates chance looking." title="" id="36" name="Picture"/>
+            <wp:docPr descr="Figure 1. Posterior predicted accuracy by condition across both post-labeling time windows. Point ranges reflect posterior means with 89% credible intervals. Jittered dots show raw means for individual participants. Dotted line at 0.5 indicates chance looking." title="" id="34" name="Picture"/>
             <a:graphic>
               <a:graphicData uri="http://schemas.openxmlformats.org/drawingml/2006/picture">
                 <pic:pic>
                   <pic:nvPicPr>
-                    <pic:cNvPr descr="FigureS1.png" id="37" name="Picture"/>
+                    <pic:cNvPr descr="FigureS1.png" id="35" name="Picture"/>
                     <pic:cNvPicPr>
                       <a:picLocks noChangeArrowheads="1" noChangeAspect="1"/>
                     </pic:cNvPicPr>
                   </pic:nvPicPr>
                   <pic:blipFill>
-                    <a:blip r:embed="rId35"/>
+                    <a:blip r:embed="rId33"/>
                     <a:stretch>
                       <a:fillRect/>
                     </a:stretch>
@@ -1197,7 +1253,80 @@
         <w:pStyle w:val="BodyText"/>
       </w:pPr>
       <w:r>
-        <w:t xml:space="preserve">We fit a Bayesian zero-one inflated beta regression model</w:t>
+        <w:t xml:space="preserve">Condition effects were weakly positive but uncertain. For the typical variation condition, the estimated effect was 0.105, SD = 0.134, with a 89% credible interval from -0.109 to 0.319. For the consistent condition, the estimate was 0.117, SD = 0.12, 89% CI [-0.075,</w:t>
+      </w:r>
+      <w:r>
+        <w:t xml:space="preserve"> </w:t>
+      </w:r>
+      <w:r>
+        <w:rPr>
+          <w:rStyle w:val="VerbatimChar"/>
+        </w:rPr>
+        <w:t xml:space="preserve">r</w:t>
+      </w:r>
+      <w:r>
+        <w:t xml:space="preserve">round(stable_ub, 3)`]. The effect of age was small (0.012, SD = 0.069), 89% CI [-0.099, 0.122].</w:t>
+      </w:r>
+    </w:p>
+    <w:p>
+      <w:pPr>
+        <w:pStyle w:val="BodyText"/>
+      </w:pPr>
+      <w:r>
+        <w:t xml:space="preserve">Posterior probabilities that each effect was greater than zero were: 0.81 for the effect of the typical variation condition (relative to atypical variation condition), 0.86 for the effect of the consistent condition (relative to the atypical variation condition), and 0.56 for the effect of age. These results suggest limited evidence that either input condition or age significantly affected performance, though the posterior distributions for all three predictors leaned slightly positive.</w:t>
+      </w:r>
+    </w:p>
+    <w:bookmarkEnd w:id="36"/>
+    <w:bookmarkStart w:id="71" w:name="window-effects"/>
+    <w:p>
+      <w:pPr>
+        <w:pStyle w:val="Heading1"/>
+      </w:pPr>
+      <w:r>
+        <w:t xml:space="preserve">2. Window effects</w:t>
+      </w:r>
+    </w:p>
+    <w:bookmarkStart w:id="37" w:name="X184e3e3478f17ede81813de3834d75ff7f0546f"/>
+    <w:p>
+      <w:pPr>
+        <w:pStyle w:val="Heading2"/>
+      </w:pPr>
+      <w:r>
+        <w:t xml:space="preserve">2.1 Zero-one-inflated beta regression analyses</w:t>
+      </w:r>
+    </w:p>
+    <w:p>
+      <w:pPr>
+        <w:pStyle w:val="FirstParagraph"/>
+      </w:pPr>
+      <w:r>
+        <w:t xml:space="preserve">We fit separate models for each post-labeling window. In the early time window (following the first label), there were no strong condition effects. The posterior estimate for the typical variation condition relative to atypical variation was β = 0.11 (89% CrI: [-0.10, 0.31]). Similarly, the consistent condition estimate was β = 0.12 (89% CrI: [-0.07, 0.29]). These effects were small, and their credible intervals included zero.</w:t>
+      </w:r>
+    </w:p>
+    <w:p>
+      <w:pPr>
+        <w:pStyle w:val="BodyText"/>
+      </w:pPr>
+      <w:r>
+        <w:t xml:space="preserve">In the later window (following the second label), condition effects were descriptively stronger. The estimate for the typical variation condition relative to atypical variation was β = -0.13 (89% CrI: [-0.39, 0.17]), and for the consistent condition: β = 0.15 (89% CrI: [-0.10, 0.35]). Though credible intervals still overlapped zero, the magnitude and direction of the effects in this window were more consistent with our hypotheses.</w:t>
+      </w:r>
+    </w:p>
+    <w:bookmarkEnd w:id="37"/>
+    <w:bookmarkStart w:id="39" w:name="linear-mixed-effects-regression-analyses"/>
+    <w:p>
+      <w:pPr>
+        <w:pStyle w:val="Heading2"/>
+      </w:pPr>
+      <w:r>
+        <w:t xml:space="preserve">2.2 Linear mixed-effects regression analyses</w:t>
+      </w:r>
+    </w:p>
+    <w:p>
+      <w:pPr>
+        <w:pStyle w:val="FirstParagraph"/>
+      </w:pPr>
+      <w:r>
+        <w:t xml:space="preserve">In the main text, we reported effects from linear mixed-effects models</w:t>
       </w:r>
       <w:r>
         <w:t xml:space="preserve"> </w:t>
@@ -1205,12 +1334,12 @@
       <w:r>
         <w:t xml:space="preserve">(</w:t>
       </w:r>
-      <w:hyperlink w:anchor="ref-liu2018review">
+      <w:hyperlink w:anchor="ref-lme4">
         <w:r>
           <w:rPr>
             <w:rStyle w:val="Hyperlink"/>
           </w:rPr>
-          <w:t xml:space="preserve">Liu &amp; Eugenio, 2018</w:t>
+          <w:t xml:space="preserve">Bates et al., 2015</w:t>
         </w:r>
       </w:hyperlink>
       <w:r>
@@ -1220,114 +1349,115 @@
         <w:t xml:space="preserve"> </w:t>
       </w:r>
       <w:r>
-        <w:t xml:space="preserve">to examine the effects of input condition and age on children’s accuracy of novel word recognition (i.e., proportion looking to the target object), using the</w:t>
-      </w:r>
-      <w:r>
-        <w:t xml:space="preserve"> </w:t>
-      </w:r>
-      <w:r>
-        <w:rPr>
-          <w:rStyle w:val="VerbatimChar"/>
-        </w:rPr>
-        <w:t xml:space="preserve">brms</w:t>
-      </w:r>
-      <w:r>
-        <w:t xml:space="preserve"> </w:t>
-      </w:r>
-      <w:r>
-        <w:t xml:space="preserve">package</w:t>
-      </w:r>
-      <w:r>
-        <w:t xml:space="preserve"> </w:t>
-      </w:r>
-      <w:r>
-        <w:t xml:space="preserve">(</w:t>
-      </w:r>
-      <w:hyperlink w:anchor="ref-brms">
-        <w:r>
-          <w:rPr>
-            <w:rStyle w:val="Hyperlink"/>
-          </w:rPr>
-          <w:t xml:space="preserve">Bürkner, 2017</w:t>
-        </w:r>
-      </w:hyperlink>
-      <w:r>
-        <w:t xml:space="preserve">)</w:t>
-      </w:r>
-      <w:r>
-        <w:t xml:space="preserve">. The model included fixed effects for condition (atypical variation vs. typical variation vs. consistent) and mean-centered age, along with the maximal random effects structure (by-participant and by-item random slopes and intercepts). All R-hat values were 1.00, indicating good convergence. Effective sample sizes (Bulk ESS: 614–6520; Tail ESS: 999–3586) were sufficiently large, indicating stable and reliable posterior estimates.</w:t>
-      </w:r>
-    </w:p>
-    <w:p>
-      <w:pPr>
-        <w:pStyle w:val="BodyText"/>
-      </w:pPr>
-      <w:r>
-        <w:t xml:space="preserve">Following our pre-registered analysis plan, we tested whether including an interaction between condition and age improved model fit—we compared the model with the interaction term to the simpler additive model using approximate leave-one-out cross-validation</w:t>
-      </w:r>
-      <w:r>
-        <w:t xml:space="preserve"> </w:t>
-      </w:r>
-      <w:r>
-        <w:t xml:space="preserve">(</w:t>
-      </w:r>
-      <w:hyperlink w:anchor="ref-loo">
-        <w:r>
-          <w:rPr>
-            <w:rStyle w:val="Hyperlink"/>
-          </w:rPr>
-          <w:t xml:space="preserve">Yao et al., 2017</w:t>
-        </w:r>
-      </w:hyperlink>
-      <w:r>
-        <w:t xml:space="preserve">)</w:t>
-      </w:r>
-      <w:r>
-        <w:t xml:space="preserve">. This analysis suggested no reliable difference in predictive accuracy, providing no strong evidence that the interaction term improved model fit (ΔELPD = -1.35, ΔSE = 3.53).</w:t>
-      </w:r>
-    </w:p>
-    <w:p>
-      <w:pPr>
-        <w:pStyle w:val="BodyText"/>
-      </w:pPr>
-      <w:r>
-        <w:t xml:space="preserve">The beta component of the model, which estimates the effects on the mean outcome for non-boundary outcomes (i.e., values between but not including 0 or 1) showed small positive effects for both the natural variation condition (β = 0.07, 89% CrI: [-0.19, 0.32]) and the consistent condition (β = 0.18, 89% CrI: [-0.04, 0.40]), relative to the unnatural variation condition. Given that the credible intervals include zero, the results do not provide strong evidence for a condition effect. The effect of centered age was negligible (β = 0.08, 89% CrI: [-0.03, 0.19])</w:t>
-      </w:r>
-    </w:p>
-    <w:p>
-      <w:pPr>
-        <w:pStyle w:val="BodyText"/>
-      </w:pPr>
-      <w:r>
-        <w:t xml:space="preserve">The conditional one-inflation (coi) component, which predicts—among zero/one responses—the probability of being 1 (vs. 0), also showed similar trends for condition. The effect of the typical variation condition relative to atypical variation was weakly positive, and the credible intervals include zero (β = 0.06, 89% CrI: [-0.36, 0.48]). The effect of the stable condition relative to the atypical variation condition was stronger but still uncertain given the credible interval overlap with zero. (β = 0.33, 89% CrI: [-0.11, 0.78]). The effect of age was clearly positive (β = 0.34, 89% CrI: [0.15, 0.53]), indicating that older children were more likely to perform at ceiling (i.e., demonstrate 100% looking to the target object during the critical analysis window).</w:t>
-      </w:r>
-    </w:p>
-    <w:p>
-      <w:pPr>
-        <w:pStyle w:val="BodyText"/>
-      </w:pPr>
-      <w:r>
-        <w:t xml:space="preserve">Condition effects were weakly positive but uncertain. For the typical variation condition, the estimated effect was 0.105, SD = 0.134, with a 89% credible interval from -0.109 to 0.319. For the consistent condition, the estimate was 0.117, SD = 0.12, 89% CI [-0.075, r</w:t>
-      </w:r>
-      <w:r>
-        <w:t xml:space="preserve"> </w:t>
-      </w:r>
-      <w:r>
-        <w:rPr>
-          <w:rStyle w:val="VerbatimChar"/>
-        </w:rPr>
-        <w:t xml:space="preserve">round(stable_ub, 3)</w:t>
-      </w:r>
-      <w:r>
-        <w:t xml:space="preserve">]. The effect of age was small (0.012, SD = 0.069), 89% CI [-0.099, 0.122].</w:t>
-      </w:r>
-    </w:p>
-    <w:p>
-      <w:pPr>
-        <w:pStyle w:val="BodyText"/>
-      </w:pPr>
-      <w:r>
-        <w:t xml:space="preserve">Posterior probabilities that each effect was greater than zero were: 0.81 for the effect of the typical variation condition (relative to atypical variation condition), 0.86 for the effect of the consistent condition (relative to the atypical variation condition), and 0.56 for the effect of age. These results suggest limited evidence that either input condition or age significantly affected performance, though the posterior distributions for all three predictors leaned slightly positive.</w:t>
+        <w:t xml:space="preserve">predicting the average proportion of target looking across the two post-labeling windows (following our pre-registration). Adding post-labeling window to the base model</w:t>
+      </w:r>
+      <w:r>
+        <w:rPr>
+          <w:rStyle w:val="FootnoteReference"/>
+        </w:rPr>
+        <w:footnoteReference w:id="38"/>
+      </w:r>
+      <w:r>
+        <w:t xml:space="preserve"> </w:t>
+      </w:r>
+      <w:r>
+        <w:t xml:space="preserve">revealed no effect of window (</w:t>
+      </w:r>
+      <w:r>
+        <w:rPr>
+          <w:i/>
+          <w:iCs/>
+        </w:rPr>
+        <w:t xml:space="preserve">OR</w:t>
+      </w:r>
+      <w:r>
+        <w:t xml:space="preserve"> </w:t>
+      </w:r>
+      <w:r>
+        <w:t xml:space="preserve">= 0.1,</w:t>
+      </w:r>
+      <w:r>
+        <w:t xml:space="preserve"> </w:t>
+      </w:r>
+      <w:r>
+        <w:rPr>
+          <w:i/>
+          <w:iCs/>
+        </w:rPr>
+        <w:t xml:space="preserve">SE</w:t>
+      </w:r>
+      <w:r>
+        <w:t xml:space="preserve"> </w:t>
+      </w:r>
+      <w:r>
+        <w:t xml:space="preserve">= 0.14,</w:t>
+      </w:r>
+      <w:r>
+        <w:t xml:space="preserve"> </w:t>
+      </w:r>
+      <w:r>
+        <w:rPr>
+          <w:i/>
+          <w:iCs/>
+        </w:rPr>
+        <w:t xml:space="preserve">p</w:t>
+      </w:r>
+      <w:r>
+        <w:t xml:space="preserve"> </w:t>
+      </w:r>
+      <w:r>
+        <w:t xml:space="preserve">= 0.482). In addition, adding an interaction between window and condition did not significantly improve the model fit (</w:t>
+      </w:r>
+      <m:oMath>
+        <m:sSup>
+          <m:e>
+            <m:r>
+              <m:t>χ</m:t>
+            </m:r>
+          </m:e>
+          <m:sup>
+            <m:r>
+              <m:t>2</m:t>
+            </m:r>
+          </m:sup>
+        </m:sSup>
+      </m:oMath>
+      <w:r>
+        <w:t xml:space="preserve">(2) = 0.54,</w:t>
+      </w:r>
+      <w:r>
+        <w:t xml:space="preserve"> </w:t>
+      </w:r>
+      <w:r>
+        <w:rPr>
+          <w:i/>
+          <w:iCs/>
+        </w:rPr>
+        <w:t xml:space="preserve">p</w:t>
+      </w:r>
+      <w:r>
+        <w:t xml:space="preserve"> </w:t>
+      </w:r>
+      <w:r>
+        <w:t xml:space="preserve">= 0.765).</w:t>
+      </w:r>
+    </w:p>
+    <w:bookmarkEnd w:id="39"/>
+    <w:bookmarkStart w:id="43" w:name="cluster-based-permutation-analyses"/>
+    <w:p>
+      <w:pPr>
+        <w:pStyle w:val="Heading2"/>
+      </w:pPr>
+      <w:r>
+        <w:t xml:space="preserve">2.3 Cluster-based permutation analyses</w:t>
+      </w:r>
+    </w:p>
+    <w:p>
+      <w:pPr>
+        <w:pStyle w:val="FirstParagraph"/>
+      </w:pPr>
+      <w:r>
+        <w:t xml:space="preserve">A cluster-based permutation test identified a marginal cluster from 350 to 400ms (AUC = 2.92), but this cluster did not reach significance compared to the permutation-based null distribution (p = 0.997), suggesting at most a weak and transient effect of condition.</w:t>
       </w:r>
     </w:p>
     <w:p>
@@ -1337,20 +1467,20 @@
       <w:r>
         <w:drawing>
           <wp:inline>
-            <wp:extent cx="5943600" cy="5943600"/>
+            <wp:extent cx="5943600" cy="3714749"/>
             <wp:effectExtent b="0" l="0" r="0" t="0"/>
-            <wp:docPr descr="Figure 1: Timecourse of participants’ looks during test trials with shaded standard error regions. The gray dashed line at 0.5 represents chance looking. The black dashed lines indicate the critical analysis window (300-2000ms) following target word onset." title="" id="39" name="Picture"/>
+            <wp:docPr descr="Figure 2: Timecourse of participants’ looks during test trials with shaded standard error regions. The black dashed line at 0.5 represents chance looking. The gray shaded regions indicate the critical analysis windows (300-2000ms) following target word onset." title="" id="41" name="Picture"/>
             <a:graphic>
               <a:graphicData uri="http://schemas.openxmlformats.org/drawingml/2006/picture">
                 <pic:pic>
                   <pic:nvPicPr>
-                    <pic:cNvPr descr="LexVar-SM_files/figure-docx/fig1-1.png" id="40" name="Picture"/>
+                    <pic:cNvPr descr="FigureS2.png" id="42" name="Picture"/>
                     <pic:cNvPicPr>
                       <a:picLocks noChangeArrowheads="1" noChangeAspect="1"/>
                     </pic:cNvPicPr>
                   </pic:nvPicPr>
                   <pic:blipFill>
-                    <a:blip r:embed="rId38"/>
+                    <a:blip r:embed="rId40"/>
                     <a:stretch>
                       <a:fillRect/>
                     </a:stretch>
@@ -1358,7 +1488,7 @@
                   <pic:spPr bwMode="auto">
                     <a:xfrm>
                       <a:off x="0" y="0"/>
-                      <a:ext cx="5943600" cy="5943600"/>
+                      <a:ext cx="5943600" cy="3714749"/>
                     </a:xfrm>
                     <a:prstGeom prst="rect">
                       <a:avLst/>
@@ -1382,16 +1512,26 @@
         <w:pStyle w:val="ImageCaption"/>
       </w:pPr>
       <w:r>
-        <w:t xml:space="preserve">Figure 1: Timecourse of participants’ looks during test trials with shaded standard error regions. The gray dashed line at 0.5 represents chance looking. The black dashed lines indicate the critical analysis window (300-2000ms) following target word onset.</w:t>
-      </w:r>
-    </w:p>
-    <w:bookmarkStart w:id="56" w:name="window-effects"/>
+        <w:t xml:space="preserve">Figure 2: Timecourse of participants’ looks during test trials with shaded standard error regions. The black dashed line at 0.5 represents chance looking. The gray shaded regions indicate the critical analysis windows (300-2000ms) following target word onset.</w:t>
+      </w:r>
+    </w:p>
+    <w:bookmarkEnd w:id="43"/>
+    <w:bookmarkStart w:id="70" w:name="X766ac349de9df7b6c7c4b96c9a4fd67a2087b79"/>
+    <w:p>
+      <w:pPr>
+        <w:pStyle w:val="Heading2"/>
+      </w:pPr>
+      <w:r>
+        <w:t xml:space="preserve">2.4 Moment-by-moment attention measured by pupil size synchrony</w:t>
+      </w:r>
+    </w:p>
+    <w:bookmarkStart w:id="69" w:name="X29eb9cdab632aadf01b598ee0fac2a0355befc5"/>
     <w:p>
       <w:pPr>
         <w:pStyle w:val="Heading3"/>
       </w:pPr>
       <w:r>
-        <w:t xml:space="preserve">Window effects</w:t>
+        <w:t xml:space="preserve">2.4.1 Comparing pupil size synchrony across conditions</w:t>
       </w:r>
     </w:p>
     <w:p>
@@ -1399,7 +1539,47 @@
         <w:pStyle w:val="FirstParagraph"/>
       </w:pPr>
       <w:r>
-        <w:t xml:space="preserve">In the early time window, there were no strong condition effects. The posterior estimate for the typical variation condition relative to atypical variation was β = 0.11 (89% CrI: [-0.10, 0.31]). Similarly, the consistent condition estimate was β = 0.12 (89% CrI: [-0.07, 0.29]). These effects were small, and their credible intervals included zero.</w:t>
+        <w:t xml:space="preserve">Following</w:t>
+      </w:r>
+      <w:r>
+        <w:t xml:space="preserve"> </w:t>
+      </w:r>
+      <w:r>
+        <w:t xml:space="preserve">Nencheva et al. (</w:t>
+      </w:r>
+      <w:hyperlink w:anchor="ref-nencheva2021moment">
+        <w:r>
+          <w:rPr>
+            <w:rStyle w:val="Hyperlink"/>
+          </w:rPr>
+          <w:t xml:space="preserve">2021</w:t>
+        </w:r>
+      </w:hyperlink>
+      <w:r>
+        <w:t xml:space="preserve">)</w:t>
+      </w:r>
+      <w:r>
+        <w:t xml:space="preserve">, we used dynamic time-warping distance [DTW;</w:t>
+      </w:r>
+      <w:r>
+        <w:t xml:space="preserve"> </w:t>
+      </w:r>
+      <w:r>
+        <w:t xml:space="preserve">Tormene et al. (</w:t>
+      </w:r>
+      <w:hyperlink w:anchor="ref-tormene2009matching">
+        <w:r>
+          <w:rPr>
+            <w:rStyle w:val="Hyperlink"/>
+          </w:rPr>
+          <w:t xml:space="preserve">2009</w:t>
+        </w:r>
+      </w:hyperlink>
+      <w:r>
+        <w:t xml:space="preserve">)</w:t>
+      </w:r>
+      <w:r>
+        <w:t xml:space="preserve">] to quantify the temporal alignment of participants’ pupil responses when hearing individual exposure sentences or words (normalized for duration). This DTW measure quantifies the dissimilarity between two time series of pupil fluctuations. To transform these values into synchrony scores, we subtracted DTW distance scores from the maximum distance between two participants on each trial. To compare pupil size synchrony across conditions, we computed pairwise synchrony scores for all possible pairs of participants (for each exposure sentence or word per condition).</w:t>
       </w:r>
     </w:p>
     <w:p>
@@ -1407,7 +1587,23 @@
         <w:pStyle w:val="BodyText"/>
       </w:pPr>
       <w:r>
-        <w:t xml:space="preserve">In the later window, condition effects were descriptively stronger. The estimate for the typical variation condition relative to atypical variation was β = -0.13 (89% CrI: [-0.39, 0.17]), and for the consistent condition: β = 0.15 (89% CrI: [-0.10, 0.35]). Though credible intervals still overlapped zero, the magnitude and direction of the effects in this window were more consistent with our hypotheses.</w:t>
+        <w:t xml:space="preserve">A one-way ANOVA revealed a significant main effect of condition on pupil size synchrony [F(2, 261.1966453) = 4,</w:t>
+      </w:r>
+      <w:r>
+        <w:t xml:space="preserve"> </w:t>
+      </w:r>
+      <w:r>
+        <w:rPr>
+          <w:i/>
+          <w:iCs/>
+        </w:rPr>
+        <w:t xml:space="preserve">p</w:t>
+      </w:r>
+      <w:r>
+        <w:t xml:space="preserve"> </w:t>
+      </w:r>
+      <w:r>
+        <w:t xml:space="preserve">= 0.0195].</w:t>
       </w:r>
     </w:p>
     <w:p>
@@ -1415,310 +1611,28 @@
         <w:pStyle w:val="BodyText"/>
       </w:pPr>
       <w:r>
-        <w:t xml:space="preserve">Our primary analysis examines whether children successfully learned the novel word-object mappings in our experiment and compares performance across three different exposure conditions. We used mixed-effects zero-one-inflated beta regression to model the effects of condition (atypical variation vs. consistent vs. typical variation) on accuracy (proportion looking to the target object relative to the total time looking at either the target or distractor object) during the critical analysis window (300-2000ms following target word onset). Age (scaled) was included as an additional fixed effect. We also included the maximal random effects structure (by-child and by-item intercepts and slopes). Beta regression was chosen to model the proportional dependent variable [CITE]. We used a zero-one-inflated model since 0s and 1s are possible values in our data [CITE]. This particular modeling approach requires a Bayesian framework to interpret.</w:t>
+        <w:t xml:space="preserve">Follow-up pairwise comparisons using Tukey’s HSD correction indicated that pupil size synchrony was significantly higher in the typical variation condition compared to the atypical variation condition (ΔM = -0.28,</w:t>
+      </w:r>
+      <w:r>
+        <w:t xml:space="preserve"> </w:t>
+      </w:r>
+      <w:r>
+        <w:rPr>
+          <w:i/>
+          <w:iCs/>
+        </w:rPr>
+        <w:t xml:space="preserve">p</w:t>
+      </w:r>
+      <w:r>
+        <w:t xml:space="preserve"> </w:t>
+      </w:r>
+      <w:r>
+        <w:t xml:space="preserve">= 0.024, Cohen’s d = -0.37). No other pairwise comparisons were statistically significant (_p_s &gt; 0.05).</w:t>
       </w:r>
     </w:p>
     <w:p>
       <w:pPr>
         <w:pStyle w:val="BodyText"/>
-      </w:pPr>
-      <w:r>
-        <w:drawing>
-          <wp:inline>
-            <wp:extent cx="5943600" cy="5943600"/>
-            <wp:effectExtent b="0" l="0" r="0" t="0"/>
-            <wp:docPr descr="" title="" id="42" name="Picture"/>
-            <a:graphic>
-              <a:graphicData uri="http://schemas.openxmlformats.org/drawingml/2006/picture">
-                <pic:pic>
-                  <pic:nvPicPr>
-                    <pic:cNvPr descr="LexVar-SM_files/figure-docx/cluster-permutation-1.png" id="43" name="Picture"/>
-                    <pic:cNvPicPr>
-                      <a:picLocks noChangeArrowheads="1" noChangeAspect="1"/>
-                    </pic:cNvPicPr>
-                  </pic:nvPicPr>
-                  <pic:blipFill>
-                    <a:blip r:embed="rId41"/>
-                    <a:stretch>
-                      <a:fillRect/>
-                    </a:stretch>
-                  </pic:blipFill>
-                  <pic:spPr bwMode="auto">
-                    <a:xfrm>
-                      <a:off x="0" y="0"/>
-                      <a:ext cx="5943600" cy="5943600"/>
-                    </a:xfrm>
-                    <a:prstGeom prst="rect">
-                      <a:avLst/>
-                    </a:prstGeom>
-                    <a:noFill/>
-                    <a:ln w="9525">
-                      <a:noFill/>
-                      <a:headEnd/>
-                      <a:tailEnd/>
-                    </a:ln>
-                  </pic:spPr>
-                </pic:pic>
-              </a:graphicData>
-            </a:graphic>
-          </wp:inline>
-        </w:drawing>
-      </w:r>
-    </w:p>
-    <w:p>
-      <w:pPr>
-        <w:pStyle w:val="SourceCode"/>
-      </w:pPr>
-      <w:r>
-        <w:rPr>
-          <w:rStyle w:val="VerbatimChar"/>
-        </w:rPr>
-        <w:t xml:space="preserve">Linear mixed model fit by REML. t-tests use Satterthwaite's method [</w:t>
-      </w:r>
-      <w:r>
-        <w:br/>
-      </w:r>
-      <w:r>
-        <w:rPr>
-          <w:rStyle w:val="VerbatimChar"/>
-        </w:rPr>
-        <w:t xml:space="preserve">lmerModLmerTest]</w:t>
-      </w:r>
-      <w:r>
-        <w:br/>
-      </w:r>
-      <w:r>
-        <w:rPr>
-          <w:rStyle w:val="VerbatimChar"/>
-        </w:rPr>
-        <w:t xml:space="preserve">Formula: Prop ~ condition + age_c + (1 | pid)</w:t>
-      </w:r>
-      <w:r>
-        <w:br/>
-      </w:r>
-      <w:r>
-        <w:rPr>
-          <w:rStyle w:val="VerbatimChar"/>
-        </w:rPr>
-        <w:t xml:space="preserve">   Data: response_window_agg_by_sub</w:t>
-      </w:r>
-      <w:r>
-        <w:br/>
-      </w:r>
-      <w:r>
-        <w:br/>
-      </w:r>
-      <w:r>
-        <w:rPr>
-          <w:rStyle w:val="VerbatimChar"/>
-        </w:rPr>
-        <w:t xml:space="preserve">REML criterion at convergence: 50.1</w:t>
-      </w:r>
-      <w:r>
-        <w:br/>
-      </w:r>
-      <w:r>
-        <w:br/>
-      </w:r>
-      <w:r>
-        <w:rPr>
-          <w:rStyle w:val="VerbatimChar"/>
-        </w:rPr>
-        <w:t xml:space="preserve">Scaled residuals: </w:t>
-      </w:r>
-      <w:r>
-        <w:br/>
-      </w:r>
-      <w:r>
-        <w:rPr>
-          <w:rStyle w:val="VerbatimChar"/>
-        </w:rPr>
-        <w:t xml:space="preserve">     Min       1Q   Median       3Q      Max </w:t>
-      </w:r>
-      <w:r>
-        <w:br/>
-      </w:r>
-      <w:r>
-        <w:rPr>
-          <w:rStyle w:val="VerbatimChar"/>
-        </w:rPr>
-        <w:t xml:space="preserve">-2.53636 -0.56438  0.01679  0.67712  1.88258 </w:t>
-      </w:r>
-      <w:r>
-        <w:br/>
-      </w:r>
-      <w:r>
-        <w:br/>
-      </w:r>
-      <w:r>
-        <w:rPr>
-          <w:rStyle w:val="VerbatimChar"/>
-        </w:rPr>
-        <w:t xml:space="preserve">Random effects:</w:t>
-      </w:r>
-      <w:r>
-        <w:br/>
-      </w:r>
-      <w:r>
-        <w:rPr>
-          <w:rStyle w:val="VerbatimChar"/>
-        </w:rPr>
-        <w:t xml:space="preserve"> Groups   Name        Variance Std.Dev.</w:t>
-      </w:r>
-      <w:r>
-        <w:br/>
-      </w:r>
-      <w:r>
-        <w:rPr>
-          <w:rStyle w:val="VerbatimChar"/>
-        </w:rPr>
-        <w:t xml:space="preserve"> pid      (Intercept) 0.02292  0.1514  </w:t>
-      </w:r>
-      <w:r>
-        <w:br/>
-      </w:r>
-      <w:r>
-        <w:rPr>
-          <w:rStyle w:val="VerbatimChar"/>
-        </w:rPr>
-        <w:t xml:space="preserve"> Residual             0.05492  0.2343  </w:t>
-      </w:r>
-      <w:r>
-        <w:br/>
-      </w:r>
-      <w:r>
-        <w:rPr>
-          <w:rStyle w:val="VerbatimChar"/>
-        </w:rPr>
-        <w:t xml:space="preserve">Number of obs: 163, groups:  pid, 58</w:t>
-      </w:r>
-      <w:r>
-        <w:br/>
-      </w:r>
-      <w:r>
-        <w:br/>
-      </w:r>
-      <w:r>
-        <w:rPr>
-          <w:rStyle w:val="VerbatimChar"/>
-        </w:rPr>
-        <w:t xml:space="preserve">Fixed effects:</w:t>
-      </w:r>
-      <w:r>
-        <w:br/>
-      </w:r>
-      <w:r>
-        <w:rPr>
-          <w:rStyle w:val="VerbatimChar"/>
-        </w:rPr>
-        <w:t xml:space="preserve">                   Estimate Std. Error        df t value Pr(&gt;|t|)    </w:t>
-      </w:r>
-      <w:r>
-        <w:br/>
-      </w:r>
-      <w:r>
-        <w:rPr>
-          <w:rStyle w:val="VerbatimChar"/>
-        </w:rPr>
-        <w:t xml:space="preserve">(Intercept)         0.52164    0.03691 137.06732  14.132  &lt; 2e-16 ***</w:t>
-      </w:r>
-      <w:r>
-        <w:br/>
-      </w:r>
-      <w:r>
-        <w:rPr>
-          <w:rStyle w:val="VerbatimChar"/>
-        </w:rPr>
-        <w:t xml:space="preserve">conditionnaturalv   0.03796    0.04500 105.64160   0.843  0.40086    </w:t>
-      </w:r>
-      <w:r>
-        <w:br/>
-      </w:r>
-      <w:r>
-        <w:rPr>
-          <w:rStyle w:val="VerbatimChar"/>
-        </w:rPr>
-        <w:t xml:space="preserve">conditionstable     0.08749    0.04500 105.62268   1.944  0.05456 .  </w:t>
-      </w:r>
-      <w:r>
-        <w:br/>
-      </w:r>
-      <w:r>
-        <w:rPr>
-          <w:rStyle w:val="VerbatimChar"/>
-        </w:rPr>
-        <w:t xml:space="preserve">age_c               0.07686    0.02746  56.02469   2.799  0.00702 ** </w:t>
-      </w:r>
-      <w:r>
-        <w:br/>
-      </w:r>
-      <w:r>
-        <w:rPr>
-          <w:rStyle w:val="VerbatimChar"/>
-        </w:rPr>
-        <w:t xml:space="preserve">---</w:t>
-      </w:r>
-      <w:r>
-        <w:br/>
-      </w:r>
-      <w:r>
-        <w:rPr>
-          <w:rStyle w:val="VerbatimChar"/>
-        </w:rPr>
-        <w:t xml:space="preserve">Signif. codes:  0 '***' 0.001 '**' 0.01 '*' 0.05 '.' 0.1 ' ' 1</w:t>
-      </w:r>
-      <w:r>
-        <w:br/>
-      </w:r>
-      <w:r>
-        <w:br/>
-      </w:r>
-      <w:r>
-        <w:rPr>
-          <w:rStyle w:val="VerbatimChar"/>
-        </w:rPr>
-        <w:t xml:space="preserve">Correlation of Fixed Effects:</w:t>
-      </w:r>
-      <w:r>
-        <w:br/>
-      </w:r>
-      <w:r>
-        <w:rPr>
-          <w:rStyle w:val="VerbatimChar"/>
-        </w:rPr>
-        <w:t xml:space="preserve">            (Intr) cndtnn cndtns</w:t>
-      </w:r>
-      <w:r>
-        <w:br/>
-      </w:r>
-      <w:r>
-        <w:rPr>
-          <w:rStyle w:val="VerbatimChar"/>
-        </w:rPr>
-        <w:t xml:space="preserve">condtnntrlv -0.583              </w:t>
-      </w:r>
-      <w:r>
-        <w:br/>
-      </w:r>
-      <w:r>
-        <w:rPr>
-          <w:rStyle w:val="VerbatimChar"/>
-        </w:rPr>
-        <w:t xml:space="preserve">conditnstbl -0.582  0.477       </w:t>
-      </w:r>
-      <w:r>
-        <w:br/>
-      </w:r>
-      <w:r>
-        <w:rPr>
-          <w:rStyle w:val="VerbatimChar"/>
-        </w:rPr>
-        <w:t xml:space="preserve">age_c       -0.009  0.016 -0.019</w:t>
-      </w:r>
-    </w:p>
-    <w:p>
-      <w:pPr>
-        <w:pStyle w:val="FirstParagraph"/>
       </w:pPr>
       <w:r>
         <w:drawing>
@@ -1730,7 +1644,7 @@
               <a:graphicData uri="http://schemas.openxmlformats.org/drawingml/2006/picture">
                 <pic:pic>
                   <pic:nvPicPr>
-                    <pic:cNvPr descr="LexVar-SM_files/figure-docx/cluster-permutation-2.png" id="46" name="Picture"/>
+                    <pic:cNvPr descr="LexVar-SM_files/figure-docx/pupillometry-fig-1.png" id="46" name="Picture"/>
                     <pic:cNvPicPr>
                       <a:picLocks noChangeArrowheads="1" noChangeAspect="1"/>
                     </pic:cNvPicPr>
@@ -1777,7 +1691,7 @@
               <a:graphicData uri="http://schemas.openxmlformats.org/drawingml/2006/picture">
                 <pic:pic>
                   <pic:nvPicPr>
-                    <pic:cNvPr descr="LexVar-SM_files/figure-docx/cluster-permutation-3.png" id="49" name="Picture"/>
+                    <pic:cNvPr descr="LexVar-SM_files/figure-docx/pupillometry-fig-2.png" id="49" name="Picture"/>
                     <pic:cNvPicPr>
                       <a:picLocks noChangeArrowheads="1" noChangeAspect="1"/>
                     </pic:cNvPicPr>
@@ -1812,7 +1726,72 @@
     </w:p>
     <w:p>
       <w:pPr>
-        <w:pStyle w:val="BodyText"/>
+        <w:pStyle w:val="SourceCode"/>
+      </w:pPr>
+      <w:r>
+        <w:rPr>
+          <w:rStyle w:val="VerbatimChar"/>
+        </w:rPr>
+        <w:t xml:space="preserve">Data: combined_data</w:t>
+      </w:r>
+      <w:r>
+        <w:br/>
+      </w:r>
+      <w:r>
+        <w:rPr>
+          <w:rStyle w:val="VerbatimChar"/>
+        </w:rPr>
+        <w:t xml:space="preserve">Models:</w:t>
+      </w:r>
+      <w:r>
+        <w:br/>
+      </w:r>
+      <w:r>
+        <w:rPr>
+          <w:rStyle w:val="VerbatimChar"/>
+        </w:rPr>
+        <w:t xml:space="preserve">m_null: acc_z ~ condition + (1 | pid)</w:t>
+      </w:r>
+      <w:r>
+        <w:br/>
+      </w:r>
+      <w:r>
+        <w:rPr>
+          <w:rStyle w:val="VerbatimChar"/>
+        </w:rPr>
+        <w:t xml:space="preserve">m_sync: acc_z ~ condition + sync_z + (1 | pid)</w:t>
+      </w:r>
+      <w:r>
+        <w:br/>
+      </w:r>
+      <w:r>
+        <w:rPr>
+          <w:rStyle w:val="VerbatimChar"/>
+        </w:rPr>
+        <w:t xml:space="preserve">       npar    AIC    BIC  logLik deviance  Chisq Df Pr(&gt;Chisq)</w:t>
+      </w:r>
+      <w:r>
+        <w:br/>
+      </w:r>
+      <w:r>
+        <w:rPr>
+          <w:rStyle w:val="VerbatimChar"/>
+        </w:rPr>
+        <w:t xml:space="preserve">m_null    5 899.94 918.69 -444.97   889.94                     </w:t>
+      </w:r>
+      <w:r>
+        <w:br/>
+      </w:r>
+      <w:r>
+        <w:rPr>
+          <w:rStyle w:val="VerbatimChar"/>
+        </w:rPr>
+        <w:t xml:space="preserve">m_sync    6 901.76 924.26 -444.88   889.76 0.1821  1     0.6695</w:t>
+      </w:r>
+    </w:p>
+    <w:p>
+      <w:pPr>
+        <w:pStyle w:val="FirstParagraph"/>
       </w:pPr>
       <w:r>
         <w:drawing>
@@ -1824,7 +1803,7 @@
               <a:graphicData uri="http://schemas.openxmlformats.org/drawingml/2006/picture">
                 <pic:pic>
                   <pic:nvPicPr>
-                    <pic:cNvPr descr="LexVar-SM_files/figure-docx/cluster-permutation-4.png" id="52" name="Picture"/>
+                    <pic:cNvPr descr="LexVar-SM_files/figure-docx/pupillometry-word-level-1.png" id="52" name="Picture"/>
                     <pic:cNvPicPr>
                       <a:picLocks noChangeArrowheads="1" noChangeAspect="1"/>
                     </pic:cNvPicPr>
@@ -1871,7 +1850,7 @@
               <a:graphicData uri="http://schemas.openxmlformats.org/drawingml/2006/picture">
                 <pic:pic>
                   <pic:nvPicPr>
-                    <pic:cNvPr descr="LexVar-SM_files/figure-docx/cluster-permutation-5.png" id="55" name="Picture"/>
+                    <pic:cNvPr descr="LexVar-SM_files/figure-docx/pupillometry-word-level-2.png" id="55" name="Picture"/>
                     <pic:cNvPicPr>
                       <a:picLocks noChangeArrowheads="1" noChangeAspect="1"/>
                     </pic:cNvPicPr>
@@ -1904,80 +1883,181 @@
         </w:drawing>
       </w:r>
     </w:p>
-    <w:bookmarkEnd w:id="56"/>
-    <w:bookmarkEnd w:id="57"/>
-    <w:bookmarkStart w:id="84" w:name="X766ac349de9df7b6c7c4b96c9a4fd67a2087b79"/>
-    <w:p>
-      <w:pPr>
-        <w:pStyle w:val="Heading2"/>
-      </w:pPr>
-      <w:r>
-        <w:t xml:space="preserve">Moment-by-moment attention measured by pupil size synchrony</w:t>
-      </w:r>
-    </w:p>
-    <w:bookmarkStart w:id="83" w:name="X29eb9cdab632aadf01b598ee0fac2a0355befc5"/>
-    <w:p>
-      <w:pPr>
-        <w:pStyle w:val="Heading3"/>
-      </w:pPr>
-      <w:r>
-        <w:t xml:space="preserve">Comparing pupil size synchrony across conditions</w:t>
-      </w:r>
-    </w:p>
-    <w:p>
-      <w:pPr>
-        <w:pStyle w:val="FirstParagraph"/>
-      </w:pPr>
-      <w:r>
-        <w:t xml:space="preserve">Following</w:t>
-      </w:r>
-      <w:r>
-        <w:t xml:space="preserve"> </w:t>
-      </w:r>
-      <w:r>
-        <w:t xml:space="preserve">Nencheva et al. (</w:t>
-      </w:r>
-      <w:hyperlink w:anchor="ref-nencheva2021moment">
+    <w:p>
+      <w:pPr>
+        <w:pStyle w:val="BodyText"/>
+      </w:pPr>
+      <w:r>
+        <w:t xml:space="preserve">We also examined pupil size synchrony at the word level. A one-way ANOVA revealed a significant main effect of condition on pupil size synchrony [</w:t>
+      </w:r>
+      <w:r>
+        <w:rPr>
+          <w:i/>
+          <w:iCs/>
+        </w:rPr>
+        <w:t xml:space="preserve">F</w:t>
+      </w:r>
+      <w:r>
+        <w:t xml:space="preserve">(2, 314) = 4.43,</w:t>
+      </w:r>
+      <w:r>
+        <w:t xml:space="preserve"> </w:t>
+      </w:r>
+      <w:r>
+        <w:rPr>
+          <w:i/>
+          <w:iCs/>
+        </w:rPr>
+        <w:t xml:space="preserve">p</w:t>
+      </w:r>
+      <w:r>
+        <w:t xml:space="preserve"> </w:t>
+      </w:r>
+      <w:r>
+        <w:t xml:space="preserve">= 0.013]. Follow-up pairwise comparisons using Tukey’s HSD correction indicated that, relative to the consistent condition, pupil size synchrony was significantly lower in the atypical variation condition condition (ΔM = 0.21,</w:t>
+      </w:r>
+      <w:r>
+        <w:t xml:space="preserve"> </w:t>
+      </w:r>
+      <w:r>
+        <w:rPr>
+          <w:i/>
+          <w:iCs/>
+        </w:rPr>
+        <w:t xml:space="preserve">p</w:t>
+      </w:r>
+      <w:r>
+        <w:t xml:space="preserve"> </w:t>
+      </w:r>
+      <w:r>
+        <w:t xml:space="preserve">= 0.247, Cohen’s</w:t>
+      </w:r>
+      <w:r>
+        <w:t xml:space="preserve"> </w:t>
+      </w:r>
+      <w:r>
+        <w:rPr>
+          <w:i/>
+          <w:iCs/>
+        </w:rPr>
+        <w:t xml:space="preserve">d</w:t>
+      </w:r>
+      <w:r>
+        <w:t xml:space="preserve"> </w:t>
+      </w:r>
+      <w:r>
+        <w:t xml:space="preserve">= 0.22) and marginally lower in the typical variation condition (ΔM = -0.18,</w:t>
+      </w:r>
+      <w:r>
+        <w:t xml:space="preserve"> </w:t>
+      </w:r>
+      <w:r>
+        <w:rPr>
+          <w:i/>
+          <w:iCs/>
+        </w:rPr>
+        <w:t xml:space="preserve">p</w:t>
+      </w:r>
+      <w:r>
+        <w:t xml:space="preserve"> </w:t>
+      </w:r>
+      <w:r>
+        <w:t xml:space="preserve">= 0.371, Cohen’s</w:t>
+      </w:r>
+      <w:r>
+        <w:t xml:space="preserve"> </w:t>
+      </w:r>
+      <w:r>
+        <w:rPr>
+          <w:i/>
+          <w:iCs/>
+        </w:rPr>
+        <w:t xml:space="preserve">d</w:t>
+      </w:r>
+      <w:r>
+        <w:t xml:space="preserve"> </w:t>
+      </w:r>
+      <w:r>
+        <w:t xml:space="preserve">= 0.19). There was no difference in synchrony between the atypical variation condition and the typical variation condition (</w:t>
+      </w:r>
+      <w:r>
+        <w:rPr>
+          <w:i/>
+          <w:iCs/>
+        </w:rPr>
+        <w:t xml:space="preserve">p</w:t>
+      </w:r>
+      <w:r>
+        <w:t xml:space="preserve"> </w:t>
+      </w:r>
+      <w:r>
+        <w:t xml:space="preserve">&gt; 0.05).</w:t>
+      </w:r>
+    </w:p>
+    <w:bookmarkStart w:id="68" w:name="refs"/>
+    <w:bookmarkStart w:id="57" w:name="ref-lme4"/>
+    <w:p>
+      <w:pPr>
+        <w:pStyle w:val="Bibliography"/>
+      </w:pPr>
+      <w:r>
+        <w:t xml:space="preserve">Bates, D., Mächler, M., Bolker, B., &amp; Walker, S. (2015). Fitting linear mixed-effects models using</w:t>
+      </w:r>
+      <w:r>
+        <w:t xml:space="preserve"> </w:t>
+      </w:r>
+      <w:r>
+        <w:t xml:space="preserve">lme4</w:t>
+      </w:r>
+      <w:r>
+        <w:t xml:space="preserve">.</w:t>
+      </w:r>
+      <w:r>
+        <w:t xml:space="preserve"> </w:t>
+      </w:r>
+      <w:r>
+        <w:rPr>
+          <w:i/>
+          <w:iCs/>
+        </w:rPr>
+        <w:t xml:space="preserve">Journal of Statistical Software</w:t>
+      </w:r>
+      <w:r>
+        <w:t xml:space="preserve">,</w:t>
+      </w:r>
+      <w:r>
+        <w:t xml:space="preserve"> </w:t>
+      </w:r>
+      <w:r>
+        <w:rPr>
+          <w:i/>
+          <w:iCs/>
+        </w:rPr>
+        <w:t xml:space="preserve">67</w:t>
+      </w:r>
+      <w:r>
+        <w:t xml:space="preserve">(1), 1–48.</w:t>
+      </w:r>
+      <w:r>
+        <w:t xml:space="preserve"> </w:t>
+      </w:r>
+      <w:hyperlink r:id="rId56">
         <w:r>
           <w:rPr>
             <w:rStyle w:val="Hyperlink"/>
           </w:rPr>
-          <w:t xml:space="preserve">2021</w:t>
+          <w:t xml:space="preserve">https://doi.org/10.18637/jss.v067.i01</w:t>
         </w:r>
       </w:hyperlink>
-      <w:r>
-        <w:t xml:space="preserve">)</w:t>
-      </w:r>
-      <w:r>
-        <w:t xml:space="preserve">, we used dynamic time-warping distance [DTW;</w:t>
-      </w:r>
-      <w:r>
-        <w:t xml:space="preserve"> </w:t>
-      </w:r>
-      <w:r>
-        <w:t xml:space="preserve">Tormene et al. (</w:t>
-      </w:r>
-      <w:hyperlink w:anchor="ref-tormene2009matching">
-        <w:r>
-          <w:rPr>
-            <w:rStyle w:val="Hyperlink"/>
-          </w:rPr>
-          <w:t xml:space="preserve">2009</w:t>
-        </w:r>
-      </w:hyperlink>
-      <w:r>
-        <w:t xml:space="preserve">)</w:t>
-      </w:r>
-      <w:r>
-        <w:t xml:space="preserve">] to quantify the temporal alignment of participants’ pupil responses when hearing individual exposure sentences or words (normalized for duration). This DTW measure quantifies the dissimilarity between two time series of pupil fluctuations. To transform these values into synchrony scores, we subtracted DTW distance scores from the maximum distance between two participants on each trial. To compare pupil size synchrony across conditions, we computed pairwise synchrony scores for all possible pairs of participants (for each exposure sentence or word per condition).</w:t>
-      </w:r>
-    </w:p>
-    <w:p>
-      <w:pPr>
-        <w:pStyle w:val="BodyText"/>
-      </w:pPr>
-      <w:r>
-        <w:t xml:space="preserve">A one-way ANOVA revealed a significant main effect of condition on pupil size synchrony [F(2, 261.1966453) = 4,</w:t>
+    </w:p>
+    <w:bookmarkEnd w:id="57"/>
+    <w:bookmarkStart w:id="58" w:name="ref-brms"/>
+    <w:p>
+      <w:pPr>
+        <w:pStyle w:val="Bibliography"/>
+      </w:pPr>
+      <w:r>
+        <w:t xml:space="preserve">Bürkner, P.-C. (2017). Brms: An r package for bayesian multilevel models using stan.</w:t>
       </w:r>
       <w:r>
         <w:t xml:space="preserve"> </w:t>
@@ -1987,21 +2067,10 @@
           <w:i/>
           <w:iCs/>
         </w:rPr>
-        <w:t xml:space="preserve">p</w:t>
-      </w:r>
-      <w:r>
-        <w:t xml:space="preserve"> </w:t>
-      </w:r>
-      <w:r>
-        <w:t xml:space="preserve">= 0.0195].</w:t>
-      </w:r>
-    </w:p>
-    <w:p>
-      <w:pPr>
-        <w:pStyle w:val="BodyText"/>
-      </w:pPr>
-      <w:r>
-        <w:t xml:space="preserve">Follow-up pairwise comparisons using Tukey’s HSD correction indicated that pupil size synchrony was significantly higher in the typical variation condition compared to the atypical variation condition (ΔM = -0.28,</w:t>
+        <w:t xml:space="preserve">Journal of Statistical Software</w:t>
+      </w:r>
+      <w:r>
+        <w:t xml:space="preserve">,</w:t>
       </w:r>
       <w:r>
         <w:t xml:space="preserve"> </w:t>
@@ -2011,284 +2080,33 @@
           <w:i/>
           <w:iCs/>
         </w:rPr>
-        <w:t xml:space="preserve">p</w:t>
-      </w:r>
-      <w:r>
-        <w:t xml:space="preserve"> </w:t>
-      </w:r>
-      <w:r>
-        <w:t xml:space="preserve">= 0.024, Cohen’s d = -0.37). No other pairwise comparisons were statistically significant (_p_s &gt; 0.05).</w:t>
-      </w:r>
-    </w:p>
-    <w:p>
-      <w:pPr>
-        <w:pStyle w:val="BodyText"/>
-      </w:pPr>
-      <w:r>
-        <w:drawing>
-          <wp:inline>
-            <wp:extent cx="5943600" cy="5943600"/>
-            <wp:effectExtent b="0" l="0" r="0" t="0"/>
-            <wp:docPr descr="" title="" id="59" name="Picture"/>
-            <a:graphic>
-              <a:graphicData uri="http://schemas.openxmlformats.org/drawingml/2006/picture">
-                <pic:pic>
-                  <pic:nvPicPr>
-                    <pic:cNvPr descr="LexVar-SM_files/figure-docx/pupillometry-fig-1.png" id="60" name="Picture"/>
-                    <pic:cNvPicPr>
-                      <a:picLocks noChangeArrowheads="1" noChangeAspect="1"/>
-                    </pic:cNvPicPr>
-                  </pic:nvPicPr>
-                  <pic:blipFill>
-                    <a:blip r:embed="rId58"/>
-                    <a:stretch>
-                      <a:fillRect/>
-                    </a:stretch>
-                  </pic:blipFill>
-                  <pic:spPr bwMode="auto">
-                    <a:xfrm>
-                      <a:off x="0" y="0"/>
-                      <a:ext cx="5943600" cy="5943600"/>
-                    </a:xfrm>
-                    <a:prstGeom prst="rect">
-                      <a:avLst/>
-                    </a:prstGeom>
-                    <a:noFill/>
-                    <a:ln w="9525">
-                      <a:noFill/>
-                      <a:headEnd/>
-                      <a:tailEnd/>
-                    </a:ln>
-                  </pic:spPr>
-                </pic:pic>
-              </a:graphicData>
-            </a:graphic>
-          </wp:inline>
-        </w:drawing>
-      </w:r>
-    </w:p>
-    <w:p>
-      <w:pPr>
-        <w:pStyle w:val="BodyText"/>
-      </w:pPr>
-      <w:r>
-        <w:drawing>
-          <wp:inline>
-            <wp:extent cx="5943600" cy="5943600"/>
-            <wp:effectExtent b="0" l="0" r="0" t="0"/>
-            <wp:docPr descr="" title="" id="62" name="Picture"/>
-            <a:graphic>
-              <a:graphicData uri="http://schemas.openxmlformats.org/drawingml/2006/picture">
-                <pic:pic>
-                  <pic:nvPicPr>
-                    <pic:cNvPr descr="LexVar-SM_files/figure-docx/pupillometry-fig-2.png" id="63" name="Picture"/>
-                    <pic:cNvPicPr>
-                      <a:picLocks noChangeArrowheads="1" noChangeAspect="1"/>
-                    </pic:cNvPicPr>
-                  </pic:nvPicPr>
-                  <pic:blipFill>
-                    <a:blip r:embed="rId61"/>
-                    <a:stretch>
-                      <a:fillRect/>
-                    </a:stretch>
-                  </pic:blipFill>
-                  <pic:spPr bwMode="auto">
-                    <a:xfrm>
-                      <a:off x="0" y="0"/>
-                      <a:ext cx="5943600" cy="5943600"/>
-                    </a:xfrm>
-                    <a:prstGeom prst="rect">
-                      <a:avLst/>
-                    </a:prstGeom>
-                    <a:noFill/>
-                    <a:ln w="9525">
-                      <a:noFill/>
-                      <a:headEnd/>
-                      <a:tailEnd/>
-                    </a:ln>
-                  </pic:spPr>
-                </pic:pic>
-              </a:graphicData>
-            </a:graphic>
-          </wp:inline>
-        </w:drawing>
-      </w:r>
-    </w:p>
-    <w:p>
-      <w:pPr>
-        <w:pStyle w:val="SourceCode"/>
-      </w:pPr>
-      <w:r>
-        <w:rPr>
-          <w:rStyle w:val="VerbatimChar"/>
-        </w:rPr>
-        <w:t xml:space="preserve">Data: combined_data</w:t>
-      </w:r>
-      <w:r>
-        <w:br/>
-      </w:r>
-      <w:r>
-        <w:rPr>
-          <w:rStyle w:val="VerbatimChar"/>
-        </w:rPr>
-        <w:t xml:space="preserve">Models:</w:t>
-      </w:r>
-      <w:r>
-        <w:br/>
-      </w:r>
-      <w:r>
-        <w:rPr>
-          <w:rStyle w:val="VerbatimChar"/>
-        </w:rPr>
-        <w:t xml:space="preserve">m_null: acc_z ~ condition + (1 | pid)</w:t>
-      </w:r>
-      <w:r>
-        <w:br/>
-      </w:r>
-      <w:r>
-        <w:rPr>
-          <w:rStyle w:val="VerbatimChar"/>
-        </w:rPr>
-        <w:t xml:space="preserve">m_sync: acc_z ~ condition + sync_z + (1 | pid)</w:t>
-      </w:r>
-      <w:r>
-        <w:br/>
-      </w:r>
-      <w:r>
-        <w:rPr>
-          <w:rStyle w:val="VerbatimChar"/>
-        </w:rPr>
-        <w:t xml:space="preserve">       npar    AIC    BIC  logLik deviance  Chisq Df Pr(&gt;Chisq)</w:t>
-      </w:r>
-      <w:r>
-        <w:br/>
-      </w:r>
-      <w:r>
-        <w:rPr>
-          <w:rStyle w:val="VerbatimChar"/>
-        </w:rPr>
-        <w:t xml:space="preserve">m_null    5 899.94 918.69 -444.97   889.94                     </w:t>
-      </w:r>
-      <w:r>
-        <w:br/>
-      </w:r>
-      <w:r>
-        <w:rPr>
-          <w:rStyle w:val="VerbatimChar"/>
-        </w:rPr>
-        <w:t xml:space="preserve">m_sync    6 901.76 924.26 -444.88   889.76 0.1821  1     0.6695</w:t>
-      </w:r>
-    </w:p>
-    <w:p>
-      <w:pPr>
-        <w:pStyle w:val="FirstParagraph"/>
-      </w:pPr>
-      <w:r>
-        <w:drawing>
-          <wp:inline>
-            <wp:extent cx="5943600" cy="5943600"/>
-            <wp:effectExtent b="0" l="0" r="0" t="0"/>
-            <wp:docPr descr="" title="" id="65" name="Picture"/>
-            <a:graphic>
-              <a:graphicData uri="http://schemas.openxmlformats.org/drawingml/2006/picture">
-                <pic:pic>
-                  <pic:nvPicPr>
-                    <pic:cNvPr descr="LexVar-SM_files/figure-docx/pupillometry-word-level-1.png" id="66" name="Picture"/>
-                    <pic:cNvPicPr>
-                      <a:picLocks noChangeArrowheads="1" noChangeAspect="1"/>
-                    </pic:cNvPicPr>
-                  </pic:nvPicPr>
-                  <pic:blipFill>
-                    <a:blip r:embed="rId64"/>
-                    <a:stretch>
-                      <a:fillRect/>
-                    </a:stretch>
-                  </pic:blipFill>
-                  <pic:spPr bwMode="auto">
-                    <a:xfrm>
-                      <a:off x="0" y="0"/>
-                      <a:ext cx="5943600" cy="5943600"/>
-                    </a:xfrm>
-                    <a:prstGeom prst="rect">
-                      <a:avLst/>
-                    </a:prstGeom>
-                    <a:noFill/>
-                    <a:ln w="9525">
-                      <a:noFill/>
-                      <a:headEnd/>
-                      <a:tailEnd/>
-                    </a:ln>
-                  </pic:spPr>
-                </pic:pic>
-              </a:graphicData>
-            </a:graphic>
-          </wp:inline>
-        </w:drawing>
-      </w:r>
-    </w:p>
-    <w:p>
-      <w:pPr>
-        <w:pStyle w:val="BodyText"/>
-      </w:pPr>
-      <w:r>
-        <w:drawing>
-          <wp:inline>
-            <wp:extent cx="5943600" cy="5943600"/>
-            <wp:effectExtent b="0" l="0" r="0" t="0"/>
-            <wp:docPr descr="" title="" id="68" name="Picture"/>
-            <a:graphic>
-              <a:graphicData uri="http://schemas.openxmlformats.org/drawingml/2006/picture">
-                <pic:pic>
-                  <pic:nvPicPr>
-                    <pic:cNvPr descr="LexVar-SM_files/figure-docx/pupillometry-word-level-2.png" id="69" name="Picture"/>
-                    <pic:cNvPicPr>
-                      <a:picLocks noChangeArrowheads="1" noChangeAspect="1"/>
-                    </pic:cNvPicPr>
-                  </pic:nvPicPr>
-                  <pic:blipFill>
-                    <a:blip r:embed="rId67"/>
-                    <a:stretch>
-                      <a:fillRect/>
-                    </a:stretch>
-                  </pic:blipFill>
-                  <pic:spPr bwMode="auto">
-                    <a:xfrm>
-                      <a:off x="0" y="0"/>
-                      <a:ext cx="5943600" cy="5943600"/>
-                    </a:xfrm>
-                    <a:prstGeom prst="rect">
-                      <a:avLst/>
-                    </a:prstGeom>
-                    <a:noFill/>
-                    <a:ln w="9525">
-                      <a:noFill/>
-                      <a:headEnd/>
-                      <a:tailEnd/>
-                    </a:ln>
-                  </pic:spPr>
-                </pic:pic>
-              </a:graphicData>
-            </a:graphic>
-          </wp:inline>
-        </w:drawing>
-      </w:r>
-    </w:p>
-    <w:p>
-      <w:pPr>
-        <w:pStyle w:val="BodyText"/>
-      </w:pPr>
-      <w:r>
-        <w:t xml:space="preserve">We also examined pupil size synchrony at the word level. A one-way ANOVA revealed a significant main effect of condition on pupil size synchrony [</w:t>
+        <w:t xml:space="preserve">80</w:t>
+      </w:r>
+      <w:r>
+        <w:t xml:space="preserve">, 1–28.</w:t>
+      </w:r>
+    </w:p>
+    <w:bookmarkEnd w:id="58"/>
+    <w:bookmarkStart w:id="59" w:name="ref-cribari2010beta"/>
+    <w:p>
+      <w:pPr>
+        <w:pStyle w:val="Bibliography"/>
+      </w:pPr>
+      <w:r>
+        <w:t xml:space="preserve">Cribari-Neto, F., &amp; Zeileis, A. (2010). Beta regression in r.</w:t>
+      </w:r>
+      <w:r>
+        <w:t xml:space="preserve"> </w:t>
       </w:r>
       <w:r>
         <w:rPr>
           <w:i/>
           <w:iCs/>
         </w:rPr>
-        <w:t xml:space="preserve">F</w:t>
-      </w:r>
-      <w:r>
-        <w:t xml:space="preserve">(2, 314) = 4.43,</w:t>
+        <w:t xml:space="preserve">Journal of Statistical Software</w:t>
+      </w:r>
+      <w:r>
+        <w:t xml:space="preserve">,</w:t>
       </w:r>
       <w:r>
         <w:t xml:space="preserve"> </w:t>
@@ -2298,13 +2116,20 @@
           <w:i/>
           <w:iCs/>
         </w:rPr>
-        <w:t xml:space="preserve">p</w:t>
-      </w:r>
-      <w:r>
-        <w:t xml:space="preserve"> </w:t>
-      </w:r>
-      <w:r>
-        <w:t xml:space="preserve">= 0.013]. Follow-up pairwise comparisons using Tukey’s HSD correction indicated that, relative to the consistent condition, pupil size synchrony was significantly lower in the atypical variation condition condition (ΔM = 0.21,</w:t>
+        <w:t xml:space="preserve">34</w:t>
+      </w:r>
+      <w:r>
+        <w:t xml:space="preserve">(1), 1–24.</w:t>
+      </w:r>
+    </w:p>
+    <w:bookmarkEnd w:id="59"/>
+    <w:bookmarkStart w:id="60" w:name="ref-fernald2008looking"/>
+    <w:p>
+      <w:pPr>
+        <w:pStyle w:val="Bibliography"/>
+      </w:pPr>
+      <w:r>
+        <w:t xml:space="preserve">Fernald, A. E., Zangl, R., Portillo, A. L., &amp; Marchman, V. A. (2008). Looking while listening: Using eye movements to monitor spoken language comprehension by infants and young children. In</w:t>
       </w:r>
       <w:r>
         <w:t xml:space="preserve"> </w:t>
@@ -2314,13 +2139,23 @@
           <w:i/>
           <w:iCs/>
         </w:rPr>
-        <w:t xml:space="preserve">p</w:t>
-      </w:r>
-      <w:r>
-        <w:t xml:space="preserve"> </w:t>
-      </w:r>
-      <w:r>
-        <w:t xml:space="preserve">= 0.247, Cohen’s</w:t>
+        <w:t xml:space="preserve">Developmental psycholinguistics: On-line methods in children’s language processing</w:t>
+      </w:r>
+      <w:r>
+        <w:t xml:space="preserve"> </w:t>
+      </w:r>
+      <w:r>
+        <w:t xml:space="preserve">(pp. 97–135). John Benjamins Publishing Company.</w:t>
+      </w:r>
+    </w:p>
+    <w:bookmarkEnd w:id="60"/>
+    <w:bookmarkStart w:id="61" w:name="ref-liu2018review"/>
+    <w:p>
+      <w:pPr>
+        <w:pStyle w:val="Bibliography"/>
+      </w:pPr>
+      <w:r>
+        <w:t xml:space="preserve">Liu, F., &amp; Eugenio, E. C. (2018). A review and comparison of bayesian and likelihood-based inferences in beta regression and zero-or-one-inflated beta regression.</w:t>
       </w:r>
       <w:r>
         <w:t xml:space="preserve"> </w:t>
@@ -2330,13 +2165,10 @@
           <w:i/>
           <w:iCs/>
         </w:rPr>
-        <w:t xml:space="preserve">d</w:t>
-      </w:r>
-      <w:r>
-        <w:t xml:space="preserve"> </w:t>
-      </w:r>
-      <w:r>
-        <w:t xml:space="preserve">= 0.22) and marginally lower in the typical variation condition (ΔM = -0.18,</w:t>
+        <w:t xml:space="preserve">Statistical Methods in Medical Research</w:t>
+      </w:r>
+      <w:r>
+        <w:t xml:space="preserve">,</w:t>
       </w:r>
       <w:r>
         <w:t xml:space="preserve"> </w:t>
@@ -2346,13 +2178,20 @@
           <w:i/>
           <w:iCs/>
         </w:rPr>
-        <w:t xml:space="preserve">p</w:t>
-      </w:r>
-      <w:r>
-        <w:t xml:space="preserve"> </w:t>
-      </w:r>
-      <w:r>
-        <w:t xml:space="preserve">= 0.371, Cohen’s</w:t>
+        <w:t xml:space="preserve">27</w:t>
+      </w:r>
+      <w:r>
+        <w:t xml:space="preserve">(4), 1024–1044.</w:t>
+      </w:r>
+    </w:p>
+    <w:bookmarkEnd w:id="61"/>
+    <w:bookmarkStart w:id="62" w:name="ref-nencheva2021moment"/>
+    <w:p>
+      <w:pPr>
+        <w:pStyle w:val="Bibliography"/>
+      </w:pPr>
+      <w:r>
+        <w:t xml:space="preserve">Nencheva, M. L., Piazza, E. A., &amp; Lew-Williams, C. (2021). The moment-to-moment pitch dynamics of child-directed speech shape toddlers’ attention and learning.</w:t>
       </w:r>
       <w:r>
         <w:t xml:space="preserve"> </w:t>
@@ -2362,48 +2201,33 @@
           <w:i/>
           <w:iCs/>
         </w:rPr>
-        <w:t xml:space="preserve">d</w:t>
-      </w:r>
-      <w:r>
-        <w:t xml:space="preserve"> </w:t>
-      </w:r>
-      <w:r>
-        <w:t xml:space="preserve">= 0.19). There was no difference in synchrony between the atypical variation condition and the typical variation condition (</w:t>
+        <w:t xml:space="preserve">Developmental Science</w:t>
+      </w:r>
+      <w:r>
+        <w:t xml:space="preserve">,</w:t>
+      </w:r>
+      <w:r>
+        <w:t xml:space="preserve"> </w:t>
       </w:r>
       <w:r>
         <w:rPr>
           <w:i/>
           <w:iCs/>
         </w:rPr>
-        <w:t xml:space="preserve">p</w:t>
-      </w:r>
-      <w:r>
-        <w:t xml:space="preserve"> </w:t>
-      </w:r>
-      <w:r>
-        <w:t xml:space="preserve">&gt; 0.05).</w:t>
-      </w:r>
-    </w:p>
-    <w:bookmarkStart w:id="82" w:name="refs"/>
-    <w:bookmarkStart w:id="71" w:name="ref-glmmTMB"/>
+        <w:t xml:space="preserve">24</w:t>
+      </w:r>
+      <w:r>
+        <w:t xml:space="preserve">(1), e12997.</w:t>
+      </w:r>
+    </w:p>
+    <w:bookmarkEnd w:id="62"/>
+    <w:bookmarkStart w:id="64" w:name="ref-rstan"/>
     <w:p>
       <w:pPr>
         <w:pStyle w:val="Bibliography"/>
       </w:pPr>
       <w:r>
-        <w:t xml:space="preserve">Brooks, M. E., Kristensen, K., van Benthem, K. J., Magnusson, A., Berg, C. W., Nielsen, A., Skaug, H. J., Maechler, M., &amp; Bolker, B. M. (2017).</w:t>
-      </w:r>
-      <w:r>
-        <w:t xml:space="preserve"> </w:t>
-      </w:r>
-      <w:r>
-        <w:t xml:space="preserve">glmmTMB</w:t>
-      </w:r>
-      <w:r>
-        <w:t xml:space="preserve"> </w:t>
-      </w:r>
-      <w:r>
-        <w:t xml:space="preserve">balances speed and flexibility among packages for zero-inflated generalized linear mixed modeling.</w:t>
+        <w:t xml:space="preserve">Stan Development Team. (2025).</w:t>
       </w:r>
       <w:r>
         <w:t xml:space="preserve"> </w:t>
@@ -2413,59 +2237,20 @@
           <w:i/>
           <w:iCs/>
         </w:rPr>
-        <w:t xml:space="preserve">The R Journal</w:t>
-      </w:r>
-      <w:r>
-        <w:t xml:space="preserve">,</w:t>
-      </w:r>
-      <w:r>
-        <w:t xml:space="preserve"> </w:t>
+        <w:t xml:space="preserve">RStan</w:t>
       </w:r>
       <w:r>
         <w:rPr>
           <w:i/>
           <w:iCs/>
         </w:rPr>
-        <w:t xml:space="preserve">9</w:t>
-      </w:r>
-      <w:r>
-        <w:t xml:space="preserve">(2), 378–400.</w:t>
-      </w:r>
-      <w:r>
-        <w:t xml:space="preserve"> </w:t>
-      </w:r>
-      <w:hyperlink r:id="rId70">
-        <w:r>
-          <w:rPr>
-            <w:rStyle w:val="Hyperlink"/>
-          </w:rPr>
-          <w:t xml:space="preserve">https://doi.org/10.32614/RJ-2017-066</w:t>
-        </w:r>
-      </w:hyperlink>
-    </w:p>
-    <w:bookmarkEnd w:id="71"/>
-    <w:bookmarkStart w:id="72" w:name="ref-brms"/>
-    <w:p>
-      <w:pPr>
-        <w:pStyle w:val="Bibliography"/>
-      </w:pPr>
-      <w:r>
-        <w:t xml:space="preserve">Bürkner, P.-C. (2017). Brms: An r package for bayesian multilevel models using stan.</w:t>
-      </w:r>
-      <w:r>
-        <w:t xml:space="preserve"> </w:t>
+        <w:t xml:space="preserve">: The</w:t>
       </w:r>
       <w:r>
         <w:rPr>
           <w:i/>
           <w:iCs/>
         </w:rPr>
-        <w:t xml:space="preserve">Journal of Statistical Software</w:t>
-      </w:r>
-      <w:r>
-        <w:t xml:space="preserve">,</w:t>
-      </w:r>
-      <w:r>
         <w:t xml:space="preserve"> </w:t>
       </w:r>
       <w:r>
@@ -2473,35 +2258,13 @@
           <w:i/>
           <w:iCs/>
         </w:rPr>
-        <w:t xml:space="preserve">80</w:t>
-      </w:r>
-      <w:r>
-        <w:t xml:space="preserve">, 1–28.</w:t>
-      </w:r>
-    </w:p>
-    <w:bookmarkEnd w:id="72"/>
-    <w:bookmarkStart w:id="73" w:name="ref-cribari2010beta"/>
-    <w:p>
-      <w:pPr>
-        <w:pStyle w:val="Bibliography"/>
-      </w:pPr>
-      <w:r>
-        <w:t xml:space="preserve">Cribari-Neto, F., &amp; Zeileis, A. (2010). Beta regression in r.</w:t>
-      </w:r>
-      <w:r>
-        <w:t xml:space="preserve"> </w:t>
+        <w:t xml:space="preserve">R</w:t>
       </w:r>
       <w:r>
         <w:rPr>
           <w:i/>
           <w:iCs/>
         </w:rPr>
-        <w:t xml:space="preserve">Journal of Statistical Software</w:t>
-      </w:r>
-      <w:r>
-        <w:t xml:space="preserve">,</w:t>
-      </w:r>
-      <w:r>
         <w:t xml:space="preserve"> </w:t>
       </w:r>
       <w:r>
@@ -2509,48 +2272,13 @@
           <w:i/>
           <w:iCs/>
         </w:rPr>
-        <w:t xml:space="preserve">34</w:t>
-      </w:r>
-      <w:r>
-        <w:t xml:space="preserve">(1), 1–24.</w:t>
-      </w:r>
-    </w:p>
-    <w:bookmarkEnd w:id="73"/>
-    <w:bookmarkStart w:id="74" w:name="ref-fernald2008looking"/>
-    <w:p>
-      <w:pPr>
-        <w:pStyle w:val="Bibliography"/>
-      </w:pPr>
-      <w:r>
-        <w:t xml:space="preserve">Fernald, A. E., Zangl, R., Portillo, A. L., &amp; Marchman, V. A. (2008). Looking while listening: Using eye movements to monitor spoken language comprehension by infants and young children. In</w:t>
-      </w:r>
-      <w:r>
-        <w:t xml:space="preserve"> </w:t>
+        <w:t xml:space="preserve">interface to</w:t>
       </w:r>
       <w:r>
         <w:rPr>
           <w:i/>
           <w:iCs/>
         </w:rPr>
-        <w:t xml:space="preserve">Developmental psycholinguistics: On-line methods in children’s language processing</w:t>
-      </w:r>
-      <w:r>
-        <w:t xml:space="preserve"> </w:t>
-      </w:r>
-      <w:r>
-        <w:t xml:space="preserve">(pp. 97–135). John Benjamins Publishing Company.</w:t>
-      </w:r>
-    </w:p>
-    <w:bookmarkEnd w:id="74"/>
-    <w:bookmarkStart w:id="75" w:name="ref-liu2018review"/>
-    <w:p>
-      <w:pPr>
-        <w:pStyle w:val="Bibliography"/>
-      </w:pPr>
-      <w:r>
-        <w:t xml:space="preserve">Liu, F., &amp; Eugenio, E. C. (2018). A review and comparison of bayesian and likelihood-based inferences in beta regression and zero-or-one-inflated beta regression.</w:t>
-      </w:r>
-      <w:r>
         <w:t xml:space="preserve"> </w:t>
       </w:r>
       <w:r>
@@ -2558,127 +2286,6 @@
           <w:i/>
           <w:iCs/>
         </w:rPr>
-        <w:t xml:space="preserve">Statistical Methods in Medical Research</w:t>
-      </w:r>
-      <w:r>
-        <w:t xml:space="preserve">,</w:t>
-      </w:r>
-      <w:r>
-        <w:t xml:space="preserve"> </w:t>
-      </w:r>
-      <w:r>
-        <w:rPr>
-          <w:i/>
-          <w:iCs/>
-        </w:rPr>
-        <w:t xml:space="preserve">27</w:t>
-      </w:r>
-      <w:r>
-        <w:t xml:space="preserve">(4), 1024–1044.</w:t>
-      </w:r>
-    </w:p>
-    <w:bookmarkEnd w:id="75"/>
-    <w:bookmarkStart w:id="76" w:name="ref-nencheva2021moment"/>
-    <w:p>
-      <w:pPr>
-        <w:pStyle w:val="Bibliography"/>
-      </w:pPr>
-      <w:r>
-        <w:t xml:space="preserve">Nencheva, M. L., Piazza, E. A., &amp; Lew-Williams, C. (2021). The moment-to-moment pitch dynamics of child-directed speech shape toddlers’ attention and learning.</w:t>
-      </w:r>
-      <w:r>
-        <w:t xml:space="preserve"> </w:t>
-      </w:r>
-      <w:r>
-        <w:rPr>
-          <w:i/>
-          <w:iCs/>
-        </w:rPr>
-        <w:t xml:space="preserve">Developmental Science</w:t>
-      </w:r>
-      <w:r>
-        <w:t xml:space="preserve">,</w:t>
-      </w:r>
-      <w:r>
-        <w:t xml:space="preserve"> </w:t>
-      </w:r>
-      <w:r>
-        <w:rPr>
-          <w:i/>
-          <w:iCs/>
-        </w:rPr>
-        <w:t xml:space="preserve">24</w:t>
-      </w:r>
-      <w:r>
-        <w:t xml:space="preserve">(1), e12997.</w:t>
-      </w:r>
-    </w:p>
-    <w:bookmarkEnd w:id="76"/>
-    <w:bookmarkStart w:id="78" w:name="ref-rstan"/>
-    <w:p>
-      <w:pPr>
-        <w:pStyle w:val="Bibliography"/>
-      </w:pPr>
-      <w:r>
-        <w:t xml:space="preserve">Stan Development Team. (2025).</w:t>
-      </w:r>
-      <w:r>
-        <w:t xml:space="preserve"> </w:t>
-      </w:r>
-      <w:r>
-        <w:rPr>
-          <w:i/>
-          <w:iCs/>
-        </w:rPr>
-        <w:t xml:space="preserve">RStan</w:t>
-      </w:r>
-      <w:r>
-        <w:rPr>
-          <w:i/>
-          <w:iCs/>
-        </w:rPr>
-        <w:t xml:space="preserve">: The</w:t>
-      </w:r>
-      <w:r>
-        <w:rPr>
-          <w:i/>
-          <w:iCs/>
-        </w:rPr>
-        <w:t xml:space="preserve"> </w:t>
-      </w:r>
-      <w:r>
-        <w:rPr>
-          <w:i/>
-          <w:iCs/>
-        </w:rPr>
-        <w:t xml:space="preserve">R</w:t>
-      </w:r>
-      <w:r>
-        <w:rPr>
-          <w:i/>
-          <w:iCs/>
-        </w:rPr>
-        <w:t xml:space="preserve"> </w:t>
-      </w:r>
-      <w:r>
-        <w:rPr>
-          <w:i/>
-          <w:iCs/>
-        </w:rPr>
-        <w:t xml:space="preserve">interface to</w:t>
-      </w:r>
-      <w:r>
-        <w:rPr>
-          <w:i/>
-          <w:iCs/>
-        </w:rPr>
-        <w:t xml:space="preserve"> </w:t>
-      </w:r>
-      <w:r>
-        <w:rPr>
-          <w:i/>
-          <w:iCs/>
-        </w:rPr>
         <w:t xml:space="preserve">Stan</w:t>
       </w:r>
       <w:r>
@@ -2687,7 +2294,7 @@
       <w:r>
         <w:t xml:space="preserve"> </w:t>
       </w:r>
-      <w:hyperlink r:id="rId77">
+      <w:hyperlink r:id="rId63">
         <w:r>
           <w:rPr>
             <w:rStyle w:val="Hyperlink"/>
@@ -2696,8 +2303,8 @@
         </w:r>
       </w:hyperlink>
     </w:p>
-    <w:bookmarkEnd w:id="78"/>
-    <w:bookmarkStart w:id="79" w:name="ref-tormene2009matching"/>
+    <w:bookmarkEnd w:id="64"/>
+    <w:bookmarkStart w:id="65" w:name="ref-tormene2009matching"/>
     <w:p>
       <w:pPr>
         <w:pStyle w:val="Bibliography"/>
@@ -2732,8 +2339,8 @@
         <w:t xml:space="preserve">(1), 11–34.</w:t>
       </w:r>
     </w:p>
-    <w:bookmarkEnd w:id="79"/>
-    <w:bookmarkStart w:id="81" w:name="ref-loo"/>
+    <w:bookmarkEnd w:id="65"/>
+    <w:bookmarkStart w:id="67" w:name="ref-loo"/>
     <w:p>
       <w:pPr>
         <w:pStyle w:val="Bibliography"/>
@@ -2757,7 +2364,7 @@
       <w:r>
         <w:t xml:space="preserve"> </w:t>
       </w:r>
-      <w:hyperlink r:id="rId80">
+      <w:hyperlink r:id="rId66">
         <w:r>
           <w:rPr>
             <w:rStyle w:val="Hyperlink"/>
@@ -2766,11 +2373,11 @@
         </w:r>
       </w:hyperlink>
     </w:p>
-    <w:bookmarkEnd w:id="81"/>
-    <w:bookmarkEnd w:id="82"/>
-    <w:bookmarkEnd w:id="83"/>
-    <w:bookmarkEnd w:id="84"/>
-    <w:bookmarkEnd w:id="85"/>
+    <w:bookmarkEnd w:id="67"/>
+    <w:bookmarkEnd w:id="68"/>
+    <w:bookmarkEnd w:id="69"/>
+    <w:bookmarkEnd w:id="70"/>
+    <w:bookmarkEnd w:id="71"/>
     <w:sectPr>
       <w:headerReference r:id="rId9" w:type="even"/>
       <w:headerReference r:id="rId11" w:type="default"/>
@@ -2836,7 +2443,7 @@
       </w:r>
     </w:p>
   </w:footnote>
-  <w:footnote w:id="33">
+  <w:footnote w:id="38">
     <w:p>
       <w:pPr>
         <w:pStyle w:val="FootnoteText"/>
@@ -2851,153 +2458,7 @@
         <w:t xml:space="preserve"> </w:t>
       </w:r>
       <w:r>
-        <w:t xml:space="preserve">Beta regression was chosen to model the proportional dependent variable</w:t>
-      </w:r>
-      <w:r>
-        <w:t xml:space="preserve"> </w:t>
-      </w:r>
-      <w:r>
-        <w:t xml:space="preserve">(</w:t>
-      </w:r>
-      <w:hyperlink w:anchor="ref-cribari2010beta">
-        <w:r>
-          <w:rPr>
-            <w:rStyle w:val="Hyperlink"/>
-          </w:rPr>
-          <w:t xml:space="preserve">Cribari-Neto &amp; Zeileis, 2010</w:t>
-        </w:r>
-      </w:hyperlink>
-      <w:r>
-        <w:t xml:space="preserve">)</w:t>
-      </w:r>
-      <w:r>
-        <w:t xml:space="preserve">. Specifically, we used zero-one-inflated models since 0s and 1s were common values in our data</w:t>
-      </w:r>
-      <w:r>
-        <w:t xml:space="preserve"> </w:t>
-      </w:r>
-      <w:r>
-        <w:t xml:space="preserve">(</w:t>
-      </w:r>
-      <w:hyperlink w:anchor="ref-liu2018review">
-        <w:r>
-          <w:rPr>
-            <w:rStyle w:val="Hyperlink"/>
-          </w:rPr>
-          <w:t xml:space="preserve">Liu &amp; Eugenio, 2018</w:t>
-        </w:r>
-      </w:hyperlink>
-      <w:r>
-        <w:t xml:space="preserve">)</w:t>
-      </w:r>
-      <w:r>
-        <w:t xml:space="preserve">. Note that this particular modeling approach requires a Bayesian framework to interpret. Importantly, this analytic approach allows us to quantify evidence in support of the null hypothesis, not simply against it. A frequentist beta regression using the</w:t>
-      </w:r>
-      <w:r>
-        <w:t xml:space="preserve"> </w:t>
-      </w:r>
-      <w:r>
-        <w:rPr>
-          <w:rStyle w:val="VerbatimChar"/>
-        </w:rPr>
-        <w:t xml:space="preserve">glmmTMB</w:t>
-      </w:r>
-      <w:r>
-        <w:t xml:space="preserve"> </w:t>
-      </w:r>
-      <w:r>
-        <w:t xml:space="preserve">package</w:t>
-      </w:r>
-      <w:r>
-        <w:t xml:space="preserve"> </w:t>
-      </w:r>
-      <w:r>
-        <w:t xml:space="preserve">(</w:t>
-      </w:r>
-      <w:hyperlink w:anchor="ref-glmmTMB">
-        <w:r>
-          <w:rPr>
-            <w:rStyle w:val="Hyperlink"/>
-          </w:rPr>
-          <w:t xml:space="preserve">Brooks et al., 2017</w:t>
-        </w:r>
-      </w:hyperlink>
-      <w:r>
-        <w:t xml:space="preserve">)</w:t>
-      </w:r>
-      <w:r>
-        <w:t xml:space="preserve"> </w:t>
-      </w:r>
-      <w:r>
-        <w:t xml:space="preserve">roughly approximated the same trend, but this approach is limited in two key ways: (1) this model cannot accurately capture boundary values</w:t>
-      </w:r>
-      <w:r>
-        <w:t xml:space="preserve"> </w:t>
-      </w:r>
-      <w:r>
-        <w:t xml:space="preserve">(see</w:t>
-      </w:r>
-      <w:r>
-        <w:t xml:space="preserve"> </w:t>
-      </w:r>
-      <w:hyperlink w:anchor="ref-liu2018review">
-        <w:r>
-          <w:rPr>
-            <w:rStyle w:val="Hyperlink"/>
-          </w:rPr>
-          <w:t xml:space="preserve">Liu &amp; Eugenio, 2018</w:t>
-        </w:r>
-      </w:hyperlink>
-      <w:r>
-        <w:t xml:space="preserve"> </w:t>
-      </w:r>
-      <w:r>
-        <w:t xml:space="preserve">for relevant discussion)</w:t>
-      </w:r>
-      <w:r>
-        <w:t xml:space="preserve">, and (2) the model fails to converge with the maximal random effects structure, which forced us to remove the random slope for condition and thus reduced our ability to detect within-subject effects of condition.</w:t>
-      </w:r>
-    </w:p>
-  </w:footnote>
-  <w:footnote w:id="34">
-    <w:p>
-      <w:pPr>
-        <w:pStyle w:val="FootnoteText"/>
-      </w:pPr>
-      <w:r>
-        <w:rPr>
-          <w:rStyle w:val="FootnoteReference"/>
-        </w:rPr>
-        <w:footnoteRef/>
-      </w:r>
-      <w:r>
-        <w:t xml:space="preserve"> </w:t>
-      </w:r>
-      <w:r>
-        <w:t xml:space="preserve">Following our pre-registered analysis plan, we tested whether including an interaction between condition and age improved model fit—we compared the model with the interaction term to the simpler additive model using approximate leave-one-out cross-validation</w:t>
-      </w:r>
-      <w:r>
-        <w:t xml:space="preserve"> </w:t>
-      </w:r>
-      <w:r>
-        <w:t xml:space="preserve">(LOO,</w:t>
-      </w:r>
-      <w:r>
-        <w:t xml:space="preserve"> </w:t>
-      </w:r>
-      <w:hyperlink w:anchor="ref-loo">
-        <w:r>
-          <w:rPr>
-            <w:rStyle w:val="Hyperlink"/>
-          </w:rPr>
-          <w:t xml:space="preserve">Yao et al., 2017</w:t>
-        </w:r>
-      </w:hyperlink>
-      <w:r>
-        <w:t xml:space="preserve">)</w:t>
-      </w:r>
-      <w:r>
-        <w:t xml:space="preserve">. This analysis suggested no reliable difference in predictive accuracy, providing no strong evidence that the interaction term improved model fit (ΔELPD=-1.35, ΔSE=3.53).</w:t>
+        <w:t xml:space="preserve">glmer(prop. target looking ~ condition + window + age + (1 | id), family = binomial)</w:t>
       </w:r>
     </w:p>
   </w:footnote>

--- a/LexVar-SM.docx
+++ b/LexVar-SM.docx
@@ -519,7 +519,7 @@
           <w:b/>
           <w:bCs/>
         </w:rPr>
-        <w:t xml:space="preserve">Figure 1</w:t>
+        <w:t xml:space="preserve">Figure S1</w:t>
       </w:r>
       <w:r>
         <w:t xml:space="preserve"> </w:t>
@@ -535,7 +535,7 @@
           <w:b/>
           <w:bCs/>
         </w:rPr>
-        <w:t xml:space="preserve">Table 2</w:t>
+        <w:t xml:space="preserve">Table 1</w:t>
       </w:r>
       <w:r>
         <w:t xml:space="preserve"> </w:t>
@@ -553,7 +553,7 @@
           <wp:inline>
             <wp:extent cx="5943600" cy="3714749"/>
             <wp:effectExtent b="0" l="0" r="0" t="0"/>
-            <wp:docPr descr="Figure 1. Posterior predicted accuracy by condition across both post-labeling time windows. Point ranges reflect posterior means with 89% credible intervals. Jittered dots show raw means for individual participants. Dotted line at 0.5 indicates chance looking." title="" id="34" name="Picture"/>
+            <wp:docPr descr="Figure S1. Posterior predicted accuracy by condition across both post-labeling time windows. Point ranges reflect posterior means with 89% credible intervals. Jittered dots show raw means for individual participants. Dotted line at 0.5 indicates chance looking." title="" id="34" name="Picture"/>
             <a:graphic>
               <a:graphicData uri="http://schemas.openxmlformats.org/drawingml/2006/picture">
                 <pic:pic>
@@ -596,7 +596,7 @@
         <w:pStyle w:val="ImageCaption"/>
       </w:pPr>
       <w:r>
-        <w:t xml:space="preserve">Figure 1. Posterior predicted accuracy by condition across both post-labeling time windows. Point ranges reflect posterior means with 89% credible intervals. Jittered dots show raw means for individual participants. Dotted line at 0.5 indicates chance looking.</w:t>
+        <w:t xml:space="preserve">Figure S1. Posterior predicted accuracy by condition across both post-labeling time windows. Point ranges reflect posterior means with 89% credible intervals. Jittered dots show raw means for individual participants. Dotted line at 0.5 indicates chance looking.</w:t>
       </w:r>
     </w:p>
     <w:p>
@@ -702,7 +702,7 @@
         <w:pStyle w:val="TableCaption"/>
       </w:pPr>
       <w:r>
-        <w:t xml:space="preserve">Table 2. Posterior means and 89% credible intervals for each effect across models.</w:t>
+        <w:t xml:space="preserve">Table S1. Posterior means and 89% credible intervals for each effect across models.</w:t>
       </w:r>
     </w:p>
     <w:tbl>
@@ -710,7 +710,7 @@
         <w:tblStyle w:val="Table"/>
         <w:tblW w:type="auto" w:w="0"/>
         <w:tblLook w:firstRow="1" w:lastRow="0" w:firstColumn="0" w:lastColumn="0" w:noHBand="0" w:noVBand="0" w:val="0020"/>
-        <w:tblCaption w:val="Table 2. Posterior means and 89% credible intervals for each effect across models."/>
+        <w:tblCaption w:val="Table S1. Posterior means and 89% credible intervals for each effect across models."/>
       </w:tblPr>
       <w:tblGrid>
         <w:gridCol w:w="1980"/>
@@ -1253,19 +1253,7 @@
         <w:pStyle w:val="BodyText"/>
       </w:pPr>
       <w:r>
-        <w:t xml:space="preserve">Condition effects were weakly positive but uncertain. For the typical variation condition, the estimated effect was 0.105, SD = 0.134, with a 89% credible interval from -0.109 to 0.319. For the consistent condition, the estimate was 0.117, SD = 0.12, 89% CI [-0.075,</w:t>
-      </w:r>
-      <w:r>
-        <w:t xml:space="preserve"> </w:t>
-      </w:r>
-      <w:r>
-        <w:rPr>
-          <w:rStyle w:val="VerbatimChar"/>
-        </w:rPr>
-        <w:t xml:space="preserve">r</w:t>
-      </w:r>
-      <w:r>
-        <w:t xml:space="preserve">round(stable_ub, 3)`]. The effect of age was small (0.012, SD = 0.069), 89% CI [-0.099, 0.122].</w:t>
+        <w:t xml:space="preserve">Condition effects were weakly positive but uncertain. For the typical variation condition, the estimated effect was 0.105, SD = 0.134, with a 89% credible interval from -0.109 to 0.319. For the consistent condition, the estimate was 0.117, SD = 0.12, 89% CI [-0.075, 0.309]. The effect of age was small (0.012, SD = 0.069), 89% CI [-0.099, 0.122].</w:t>
       </w:r>
     </w:p>
     <w:p>
@@ -1277,13 +1265,13 @@
       </w:r>
     </w:p>
     <w:bookmarkEnd w:id="36"/>
-    <w:bookmarkStart w:id="71" w:name="window-effects"/>
+    <w:bookmarkStart w:id="47" w:name="lwl-window-effects"/>
     <w:p>
       <w:pPr>
         <w:pStyle w:val="Heading1"/>
       </w:pPr>
       <w:r>
-        <w:t xml:space="preserve">2. Window effects</w:t>
+        <w:t xml:space="preserve">2. LWL window effects</w:t>
       </w:r>
     </w:p>
     <w:bookmarkStart w:id="37" w:name="X184e3e3478f17ede81813de3834d75ff7f0546f"/>
@@ -1312,7 +1300,7 @@
       </w:r>
     </w:p>
     <w:bookmarkEnd w:id="37"/>
-    <w:bookmarkStart w:id="39" w:name="linear-mixed-effects-regression-analyses"/>
+    <w:bookmarkStart w:id="42" w:name="linear-mixed-effects-regression-analyses"/>
     <w:p>
       <w:pPr>
         <w:pStyle w:val="Heading2"/>
@@ -1368,7 +1356,7 @@
           <w:i/>
           <w:iCs/>
         </w:rPr>
-        <w:t xml:space="preserve">OR</w:t>
+        <w:t xml:space="preserve">β</w:t>
       </w:r>
       <w:r>
         <w:t xml:space="preserve"> </w:t>
@@ -1441,23 +1429,21 @@
       <w:r>
         <w:t xml:space="preserve">= 0.765).</w:t>
       </w:r>
-    </w:p>
-    <w:bookmarkEnd w:id="39"/>
-    <w:bookmarkStart w:id="43" w:name="cluster-based-permutation-analyses"/>
-    <w:p>
-      <w:pPr>
-        <w:pStyle w:val="Heading2"/>
-      </w:pPr>
-      <w:r>
-        <w:t xml:space="preserve">2.3 Cluster-based permutation analyses</w:t>
-      </w:r>
-    </w:p>
-    <w:p>
-      <w:pPr>
-        <w:pStyle w:val="FirstParagraph"/>
-      </w:pPr>
-      <w:r>
-        <w:t xml:space="preserve">A cluster-based permutation test identified a marginal cluster from 350 to 400ms (AUC = 2.92), but this cluster did not reach significance compared to the permutation-based null distribution (p = 0.997), suggesting at most a weak and transient effect of condition.</w:t>
+      <w:r>
+        <w:t xml:space="preserve"> </w:t>
+      </w:r>
+      <w:r>
+        <w:rPr>
+          <w:b/>
+          <w:bCs/>
+        </w:rPr>
+        <w:t xml:space="preserve">Figure S2</w:t>
+      </w:r>
+      <w:r>
+        <w:t xml:space="preserve"> </w:t>
+      </w:r>
+      <w:r>
+        <w:t xml:space="preserve">shows model-predicted accuracy across conditions, separately for the two post-labeling windows.</w:t>
       </w:r>
     </w:p>
     <w:p>
@@ -1469,18 +1455,18 @@
           <wp:inline>
             <wp:extent cx="5943600" cy="3714749"/>
             <wp:effectExtent b="0" l="0" r="0" t="0"/>
-            <wp:docPr descr="Figure 2: Timecourse of participants’ looks during test trials with shaded standard error regions. The black dashed line at 0.5 represents chance looking. The gray shaded regions indicate the critical analysis windows (300-2000ms) following target word onset." title="" id="41" name="Picture"/>
+            <wp:docPr descr="Figure S2. Model-predicted accuracy by condition across both post-labeling windows. Point ranges reflect estimated marginal means with 95% confidence intervals. Jittered dots show raw means for individual participants. The dashed line at 0.50 indicates chance performance." title="" id="40" name="Picture"/>
             <a:graphic>
               <a:graphicData uri="http://schemas.openxmlformats.org/drawingml/2006/picture">
                 <pic:pic>
                   <pic:nvPicPr>
-                    <pic:cNvPr descr="FigureS2.png" id="42" name="Picture"/>
+                    <pic:cNvPr descr="FigureS2.png" id="41" name="Picture"/>
                     <pic:cNvPicPr>
                       <a:picLocks noChangeArrowheads="1" noChangeAspect="1"/>
                     </pic:cNvPicPr>
                   </pic:nvPicPr>
                   <pic:blipFill>
-                    <a:blip r:embed="rId40"/>
+                    <a:blip r:embed="rId39"/>
                     <a:stretch>
                       <a:fillRect/>
                     </a:stretch>
@@ -1512,26 +1498,17 @@
         <w:pStyle w:val="ImageCaption"/>
       </w:pPr>
       <w:r>
-        <w:t xml:space="preserve">Figure 2: Timecourse of participants’ looks during test trials with shaded standard error regions. The black dashed line at 0.5 represents chance looking. The gray shaded regions indicate the critical analysis windows (300-2000ms) following target word onset.</w:t>
-      </w:r>
-    </w:p>
-    <w:bookmarkEnd w:id="43"/>
-    <w:bookmarkStart w:id="70" w:name="X766ac349de9df7b6c7c4b96c9a4fd67a2087b79"/>
+        <w:t xml:space="preserve">Figure S2. Model-predicted accuracy by condition across both post-labeling windows. Point ranges reflect estimated marginal means with 95% confidence intervals. Jittered dots show raw means for individual participants. The dashed line at 0.50 indicates chance performance.</w:t>
+      </w:r>
+    </w:p>
+    <w:bookmarkEnd w:id="42"/>
+    <w:bookmarkStart w:id="46" w:name="cluster-based-permutation-analyses"/>
     <w:p>
       <w:pPr>
         <w:pStyle w:val="Heading2"/>
       </w:pPr>
       <w:r>
-        <w:t xml:space="preserve">2.4 Moment-by-moment attention measured by pupil size synchrony</w:t>
-      </w:r>
-    </w:p>
-    <w:bookmarkStart w:id="69" w:name="X29eb9cdab632aadf01b598ee0fac2a0355befc5"/>
-    <w:p>
-      <w:pPr>
-        <w:pStyle w:val="Heading3"/>
-      </w:pPr>
-      <w:r>
-        <w:t xml:space="preserve">2.4.1 Comparing pupil size synchrony across conditions</w:t>
+        <w:t xml:space="preserve">2.3 Cluster-based permutation analyses</w:t>
       </w:r>
     </w:p>
     <w:p>
@@ -1539,118 +1516,53 @@
         <w:pStyle w:val="FirstParagraph"/>
       </w:pPr>
       <w:r>
-        <w:t xml:space="preserve">Following</w:t>
-      </w:r>
-      <w:r>
-        <w:t xml:space="preserve"> </w:t>
-      </w:r>
-      <w:r>
-        <w:t xml:space="preserve">Nencheva et al. (</w:t>
-      </w:r>
-      <w:hyperlink w:anchor="ref-nencheva2021moment">
+        <w:t xml:space="preserve">A cluster-based permutation test</w:t>
+      </w:r>
+      <w:r>
+        <w:t xml:space="preserve"> </w:t>
+      </w:r>
+      <w:r>
+        <w:t xml:space="preserve">(</w:t>
+      </w:r>
+      <w:hyperlink w:anchor="ref-maris2007nonparametric">
         <w:r>
           <w:rPr>
             <w:rStyle w:val="Hyperlink"/>
           </w:rPr>
-          <w:t xml:space="preserve">2021</w:t>
+          <w:t xml:space="preserve">Maris &amp; Oostenveld, 2007</w:t>
         </w:r>
       </w:hyperlink>
       <w:r>
         <w:t xml:space="preserve">)</w:t>
       </w:r>
       <w:r>
-        <w:t xml:space="preserve">, we used dynamic time-warping distance [DTW;</w:t>
-      </w:r>
-      <w:r>
-        <w:t xml:space="preserve"> </w:t>
-      </w:r>
-      <w:r>
-        <w:t xml:space="preserve">Tormene et al. (</w:t>
-      </w:r>
-      <w:hyperlink w:anchor="ref-tormene2009matching">
-        <w:r>
-          <w:rPr>
-            <w:rStyle w:val="Hyperlink"/>
-          </w:rPr>
-          <w:t xml:space="preserve">2009</w:t>
-        </w:r>
-      </w:hyperlink>
-      <w:r>
-        <w:t xml:space="preserve">)</w:t>
-      </w:r>
-      <w:r>
-        <w:t xml:space="preserve">] to quantify the temporal alignment of participants’ pupil responses when hearing individual exposure sentences or words (normalized for duration). This DTW measure quantifies the dissimilarity between two time series of pupil fluctuations. To transform these values into synchrony scores, we subtracted DTW distance scores from the maximum distance between two participants on each trial. To compare pupil size synchrony across conditions, we computed pairwise synchrony scores for all possible pairs of participants (for each exposure sentence or word per condition).</w:t>
-      </w:r>
-    </w:p>
-    <w:p>
-      <w:pPr>
-        <w:pStyle w:val="BodyText"/>
-      </w:pPr>
-      <w:r>
-        <w:t xml:space="preserve">A one-way ANOVA revealed a significant main effect of condition on pupil size synchrony [F(2, 261.1966453) = 4,</w:t>
-      </w:r>
-      <w:r>
-        <w:t xml:space="preserve"> </w:t>
-      </w:r>
-      <w:r>
-        <w:rPr>
-          <w:i/>
-          <w:iCs/>
-        </w:rPr>
-        <w:t xml:space="preserve">p</w:t>
-      </w:r>
-      <w:r>
-        <w:t xml:space="preserve"> </w:t>
-      </w:r>
-      <w:r>
-        <w:t xml:space="preserve">= 0.0195].</w:t>
-      </w:r>
-    </w:p>
-    <w:p>
-      <w:pPr>
-        <w:pStyle w:val="BodyText"/>
-      </w:pPr>
-      <w:r>
-        <w:t xml:space="preserve">Follow-up pairwise comparisons using Tukey’s HSD correction indicated that pupil size synchrony was significantly higher in the typical variation condition compared to the atypical variation condition (ΔM = -0.28,</w:t>
-      </w:r>
-      <w:r>
-        <w:t xml:space="preserve"> </w:t>
-      </w:r>
-      <w:r>
-        <w:rPr>
-          <w:i/>
-          <w:iCs/>
-        </w:rPr>
-        <w:t xml:space="preserve">p</w:t>
-      </w:r>
-      <w:r>
-        <w:t xml:space="preserve"> </w:t>
-      </w:r>
-      <w:r>
-        <w:t xml:space="preserve">= 0.024, Cohen’s d = -0.37). No other pairwise comparisons were statistically significant (_p_s &gt; 0.05).</w:t>
-      </w:r>
-    </w:p>
-    <w:p>
-      <w:pPr>
-        <w:pStyle w:val="BodyText"/>
+        <w:t xml:space="preserve"> </w:t>
+      </w:r>
+      <w:r>
+        <w:t xml:space="preserve">identified a marginal cluster from 350 to 400ms (AUC = 2.92), but this cluster did not reach significance compared to the permutation-based null distribution (p = 0.997), suggesting at most a weak and transient effect of condition.</w:t>
+      </w:r>
+    </w:p>
+    <w:p>
+      <w:pPr>
+        <w:pStyle w:val="CaptionedFigure"/>
       </w:pPr>
       <w:r>
         <w:drawing>
           <wp:inline>
-            <wp:extent cx="5943600" cy="5943600"/>
+            <wp:extent cx="5943600" cy="3714749"/>
             <wp:effectExtent b="0" l="0" r="0" t="0"/>
-            <wp:docPr descr="" title="" id="45" name="Picture"/>
+            <wp:docPr descr="Figure S3: Timecourse of participants’ looks during test trials with shaded standard error regions. The black dashed line at 0.5 represents chance looking. The gray shaded regions indicate the critical analysis windows (300-2000ms) following target word onset." title="" id="44" name="Picture"/>
             <a:graphic>
               <a:graphicData uri="http://schemas.openxmlformats.org/drawingml/2006/picture">
                 <pic:pic>
                   <pic:nvPicPr>
-                    <pic:cNvPr descr="LexVar-SM_files/figure-docx/pupillometry-fig-1.png" id="46" name="Picture"/>
+                    <pic:cNvPr descr="FigureS3.png" id="45" name="Picture"/>
                     <pic:cNvPicPr>
                       <a:picLocks noChangeArrowheads="1" noChangeAspect="1"/>
                     </pic:cNvPicPr>
                   </pic:nvPicPr>
                   <pic:blipFill>
-                    <a:blip r:embed="rId44"/>
+                    <a:blip r:embed="rId43"/>
                     <a:stretch>
                       <a:fillRect/>
                     </a:stretch>
@@ -1658,7 +1570,7 @@
                   <pic:spPr bwMode="auto">
                     <a:xfrm>
                       <a:off x="0" y="0"/>
-                      <a:ext cx="5943600" cy="5943600"/>
+                      <a:ext cx="5943600" cy="3714749"/>
                     </a:xfrm>
                     <a:prstGeom prst="rect">
                       <a:avLst/>
@@ -1679,25 +1591,52 @@
     </w:p>
     <w:p>
       <w:pPr>
-        <w:pStyle w:val="BodyText"/>
+        <w:pStyle w:val="ImageCaption"/>
+      </w:pPr>
+      <w:r>
+        <w:t xml:space="preserve">Figure S3: Timecourse of participants’ looks during test trials with shaded standard error regions. The black dashed line at 0.5 represents chance looking. The gray shaded regions indicate the critical analysis windows (300-2000ms) following target word onset.</w:t>
+      </w:r>
+    </w:p>
+    <w:bookmarkEnd w:id="46"/>
+    <w:bookmarkEnd w:id="47"/>
+    <w:bookmarkStart w:id="54" w:name="alternative-pupillometry-analyses"/>
+    <w:p>
+      <w:pPr>
+        <w:pStyle w:val="Heading1"/>
+      </w:pPr>
+      <w:r>
+        <w:t xml:space="preserve">3. Alternative pupillometry analyses</w:t>
+      </w:r>
+    </w:p>
+    <w:p>
+      <w:pPr>
+        <w:pStyle w:val="FirstParagraph"/>
+      </w:pPr>
+      <w:r>
+        <w:t xml:space="preserve">Our main analyses compared toddlers’ pupil size synchrony during the two types of exposure sentences that differed between conditions. We include below effects taking into account all four types of exposure sentences, in which synchrony is highest for the consistent condition.</w:t>
+      </w:r>
+    </w:p>
+    <w:p>
+      <w:pPr>
+        <w:pStyle w:val="CaptionedFigure"/>
       </w:pPr>
       <w:r>
         <w:drawing>
           <wp:inline>
-            <wp:extent cx="5943600" cy="5943600"/>
+            <wp:extent cx="5943600" cy="3714749"/>
             <wp:effectExtent b="0" l="0" r="0" t="0"/>
-            <wp:docPr descr="" title="" id="48" name="Picture"/>
+            <wp:docPr descr="Figure S4: Model-predicted sentence-level mean pupil size synchrony (z-scored) across conditions for all exposure sentences with 95% confidence intervals. Jittered points represent participant means." title="" id="49" name="Picture"/>
             <a:graphic>
               <a:graphicData uri="http://schemas.openxmlformats.org/drawingml/2006/picture">
                 <pic:pic>
                   <pic:nvPicPr>
-                    <pic:cNvPr descr="LexVar-SM_files/figure-docx/pupillometry-fig-2.png" id="49" name="Picture"/>
+                    <pic:cNvPr descr="FigureS4.png" id="50" name="Picture"/>
                     <pic:cNvPicPr>
                       <a:picLocks noChangeArrowheads="1" noChangeAspect="1"/>
                     </pic:cNvPicPr>
                   </pic:nvPicPr>
                   <pic:blipFill>
-                    <a:blip r:embed="rId47"/>
+                    <a:blip r:embed="rId48"/>
                     <a:stretch>
                       <a:fillRect/>
                     </a:stretch>
@@ -1705,7 +1644,7 @@
                   <pic:spPr bwMode="auto">
                     <a:xfrm>
                       <a:off x="0" y="0"/>
-                      <a:ext cx="5943600" cy="5943600"/>
+                      <a:ext cx="5943600" cy="3714749"/>
                     </a:xfrm>
                     <a:prstGeom prst="rect">
                       <a:avLst/>
@@ -1726,90 +1665,115 @@
     </w:p>
     <w:p>
       <w:pPr>
-        <w:pStyle w:val="SourceCode"/>
-      </w:pPr>
-      <w:r>
-        <w:rPr>
-          <w:rStyle w:val="VerbatimChar"/>
-        </w:rPr>
-        <w:t xml:space="preserve">Data: combined_data</w:t>
-      </w:r>
-      <w:r>
-        <w:br/>
-      </w:r>
-      <w:r>
-        <w:rPr>
-          <w:rStyle w:val="VerbatimChar"/>
-        </w:rPr>
-        <w:t xml:space="preserve">Models:</w:t>
-      </w:r>
-      <w:r>
-        <w:br/>
-      </w:r>
-      <w:r>
-        <w:rPr>
-          <w:rStyle w:val="VerbatimChar"/>
-        </w:rPr>
-        <w:t xml:space="preserve">m_null: acc_z ~ condition + (1 | pid)</w:t>
-      </w:r>
-      <w:r>
-        <w:br/>
-      </w:r>
-      <w:r>
-        <w:rPr>
-          <w:rStyle w:val="VerbatimChar"/>
-        </w:rPr>
-        <w:t xml:space="preserve">m_sync: acc_z ~ condition + sync_z + (1 | pid)</w:t>
-      </w:r>
-      <w:r>
-        <w:br/>
-      </w:r>
-      <w:r>
-        <w:rPr>
-          <w:rStyle w:val="VerbatimChar"/>
-        </w:rPr>
-        <w:t xml:space="preserve">       npar    AIC    BIC  logLik deviance  Chisq Df Pr(&gt;Chisq)</w:t>
-      </w:r>
-      <w:r>
-        <w:br/>
-      </w:r>
-      <w:r>
-        <w:rPr>
-          <w:rStyle w:val="VerbatimChar"/>
-        </w:rPr>
-        <w:t xml:space="preserve">m_null    5 899.94 918.69 -444.97   889.94                     </w:t>
-      </w:r>
-      <w:r>
-        <w:br/>
-      </w:r>
-      <w:r>
-        <w:rPr>
-          <w:rStyle w:val="VerbatimChar"/>
-        </w:rPr>
-        <w:t xml:space="preserve">m_sync    6 901.76 924.26 -444.88   889.76 0.1821  1     0.6695</w:t>
-      </w:r>
-    </w:p>
-    <w:p>
-      <w:pPr>
-        <w:pStyle w:val="FirstParagraph"/>
+        <w:pStyle w:val="ImageCaption"/>
+      </w:pPr>
+      <w:r>
+        <w:t xml:space="preserve">Figure S4: Model-predicted sentence-level mean pupil size synchrony (z-scored) across conditions for all exposure sentences with 95% confidence intervals. Jittered points represent participant means.</w:t>
+      </w:r>
+    </w:p>
+    <w:p>
+      <w:pPr>
+        <w:pStyle w:val="BodyText"/>
+      </w:pPr>
+      <w:r>
+        <w:t xml:space="preserve">A one-way ANOVA revealed a significant main effect of condition on pupil size synchrony [F(2, 283.3018605) = 20.96,</w:t>
+      </w:r>
+      <w:r>
+        <w:t xml:space="preserve"> </w:t>
+      </w:r>
+      <w:r>
+        <w:rPr>
+          <w:i/>
+          <w:iCs/>
+        </w:rPr>
+        <w:t xml:space="preserve">p</w:t>
+      </w:r>
+      <w:r>
+        <w:t xml:space="preserve"> </w:t>
+      </w:r>
+      <w:r>
+        <w:t xml:space="preserve">= 3.24e-09].</w:t>
+      </w:r>
+    </w:p>
+    <w:p>
+      <w:pPr>
+        <w:pStyle w:val="BodyText"/>
+      </w:pPr>
+      <w:r>
+        <w:t xml:space="preserve">Follow-up pairwise comparisons using Tukey’s HSD correction indicated that pupil size synchrony was significantly higher in the consistent condition compared to the typical variation (ΔM = -0.69,</w:t>
+      </w:r>
+      <w:r>
+        <w:t xml:space="preserve"> </w:t>
+      </w:r>
+      <w:r>
+        <w:rPr>
+          <w:i/>
+          <w:iCs/>
+        </w:rPr>
+        <w:t xml:space="preserve">p</w:t>
+      </w:r>
+      <w:r>
+        <w:t xml:space="preserve"> </w:t>
+      </w:r>
+      <w:r>
+        <w:t xml:space="preserve">= 0, Cohen’s d = -0.83) and atypical variation conditions (ΔM = 0.53,</w:t>
+      </w:r>
+      <w:r>
+        <w:t xml:space="preserve"> </w:t>
+      </w:r>
+      <w:r>
+        <w:rPr>
+          <w:i/>
+          <w:iCs/>
+        </w:rPr>
+        <w:t xml:space="preserve">p</w:t>
+      </w:r>
+      <w:r>
+        <w:t xml:space="preserve"> </w:t>
+      </w:r>
+      <w:r>
+        <w:t xml:space="preserve">= 0, Cohen’s d = 0.64). No other pairwise comparisons were statistically significant (</w:t>
+      </w:r>
+      <w:r>
+        <w:rPr>
+          <w:i/>
+          <w:iCs/>
+        </w:rPr>
+        <w:t xml:space="preserve">p</w:t>
+      </w:r>
+      <w:r>
+        <w:t xml:space="preserve">s &gt; 0.05).</w:t>
+      </w:r>
+    </w:p>
+    <w:p>
+      <w:pPr>
+        <w:pStyle w:val="BodyText"/>
+      </w:pPr>
+      <w:r>
+        <w:t xml:space="preserve">Model diagnostics indicated mild deviations from linearity and homogeneity of variance, as well as a cluster of influential observations, so results should be interpreted with caution.</w:t>
+      </w:r>
+    </w:p>
+    <w:p>
+      <w:pPr>
+        <w:pStyle w:val="CaptionedFigure"/>
       </w:pPr>
       <w:r>
         <w:drawing>
           <wp:inline>
-            <wp:extent cx="5943600" cy="5943600"/>
+            <wp:extent cx="5943600" cy="3714749"/>
             <wp:effectExtent b="0" l="0" r="0" t="0"/>
-            <wp:docPr descr="" title="" id="51" name="Picture"/>
+            <wp:docPr descr="Figure S5: Model-predicted mean word-level pupil size synchrony (z-scored) across conditions with 95% confidence intervals. Jittered points represent participant means." title="" id="52" name="Picture"/>
             <a:graphic>
               <a:graphicData uri="http://schemas.openxmlformats.org/drawingml/2006/picture">
                 <pic:pic>
                   <pic:nvPicPr>
-                    <pic:cNvPr descr="LexVar-SM_files/figure-docx/pupillometry-word-level-1.png" id="52" name="Picture"/>
+                    <pic:cNvPr descr="FigureS5.png" id="53" name="Picture"/>
                     <pic:cNvPicPr>
                       <a:picLocks noChangeArrowheads="1" noChangeAspect="1"/>
                     </pic:cNvPicPr>
                   </pic:nvPicPr>
                   <pic:blipFill>
-                    <a:blip r:embed="rId50"/>
+                    <a:blip r:embed="rId51"/>
                     <a:stretch>
                       <a:fillRect/>
                     </a:stretch>
@@ -1817,7 +1781,7 @@
                   <pic:spPr bwMode="auto">
                     <a:xfrm>
                       <a:off x="0" y="0"/>
-                      <a:ext cx="5943600" cy="5943600"/>
+                      <a:ext cx="5943600" cy="3714749"/>
                     </a:xfrm>
                     <a:prstGeom prst="rect">
                       <a:avLst/>
@@ -1838,57 +1802,18 @@
     </w:p>
     <w:p>
       <w:pPr>
+        <w:pStyle w:val="ImageCaption"/>
+      </w:pPr>
+      <w:r>
+        <w:t xml:space="preserve">Figure S5: Model-predicted mean word-level pupil size synchrony (z-scored) across conditions with 95% confidence intervals. Jittered points represent participant means.</w:t>
+      </w:r>
+    </w:p>
+    <w:p>
+      <w:pPr>
         <w:pStyle w:val="BodyText"/>
       </w:pPr>
       <w:r>
-        <w:drawing>
-          <wp:inline>
-            <wp:extent cx="5943600" cy="5943600"/>
-            <wp:effectExtent b="0" l="0" r="0" t="0"/>
-            <wp:docPr descr="" title="" id="54" name="Picture"/>
-            <a:graphic>
-              <a:graphicData uri="http://schemas.openxmlformats.org/drawingml/2006/picture">
-                <pic:pic>
-                  <pic:nvPicPr>
-                    <pic:cNvPr descr="LexVar-SM_files/figure-docx/pupillometry-word-level-2.png" id="55" name="Picture"/>
-                    <pic:cNvPicPr>
-                      <a:picLocks noChangeArrowheads="1" noChangeAspect="1"/>
-                    </pic:cNvPicPr>
-                  </pic:nvPicPr>
-                  <pic:blipFill>
-                    <a:blip r:embed="rId53"/>
-                    <a:stretch>
-                      <a:fillRect/>
-                    </a:stretch>
-                  </pic:blipFill>
-                  <pic:spPr bwMode="auto">
-                    <a:xfrm>
-                      <a:off x="0" y="0"/>
-                      <a:ext cx="5943600" cy="5943600"/>
-                    </a:xfrm>
-                    <a:prstGeom prst="rect">
-                      <a:avLst/>
-                    </a:prstGeom>
-                    <a:noFill/>
-                    <a:ln w="9525">
-                      <a:noFill/>
-                      <a:headEnd/>
-                      <a:tailEnd/>
-                    </a:ln>
-                  </pic:spPr>
-                </pic:pic>
-              </a:graphicData>
-            </a:graphic>
-          </wp:inline>
-        </w:drawing>
-      </w:r>
-    </w:p>
-    <w:p>
-      <w:pPr>
-        <w:pStyle w:val="BodyText"/>
-      </w:pPr>
-      <w:r>
-        <w:t xml:space="preserve">We also examined pupil size synchrony at the word level. A one-way ANOVA revealed a significant main effect of condition on pupil size synchrony [</w:t>
+        <w:t xml:space="preserve">We also examined pupil size synchrony at the word level, focusing on the same exposure sentences as the main text. A one-way ANOVA revealed a significant main effect of condition on pupil size synchrony [</w:t>
       </w:r>
       <w:r>
         <w:rPr>
@@ -1898,7 +1823,7 @@
         <w:t xml:space="preserve">F</w:t>
       </w:r>
       <w:r>
-        <w:t xml:space="preserve">(2, 314) = 4.43,</w:t>
+        <w:t xml:space="preserve">(2, 314) = 20.22,</w:t>
       </w:r>
       <w:r>
         <w:t xml:space="preserve"> </w:t>
@@ -1914,7 +1839,7 @@
         <w:t xml:space="preserve"> </w:t>
       </w:r>
       <w:r>
-        <w:t xml:space="preserve">= 0.013]. Follow-up pairwise comparisons using Tukey’s HSD correction indicated that, relative to the consistent condition, pupil size synchrony was significantly lower in the atypical variation condition condition (ΔM = 0.21,</w:t>
+        <w:t xml:space="preserve">= 0.000]. Follow-up pairwise comparisons using Tukey’s HSD correction indicated that, relative to the consistent condition, pupil size synchrony was significantly higher in the atypical variation condition condition (ΔM = 0.52,</w:t>
       </w:r>
       <w:r>
         <w:t xml:space="preserve"> </w:t>
@@ -1930,7 +1855,7 @@
         <w:t xml:space="preserve"> </w:t>
       </w:r>
       <w:r>
-        <w:t xml:space="preserve">= 0.247, Cohen’s</w:t>
+        <w:t xml:space="preserve">= 0, Cohen’s</w:t>
       </w:r>
       <w:r>
         <w:t xml:space="preserve"> </w:t>
@@ -1946,7 +1871,7 @@
         <w:t xml:space="preserve"> </w:t>
       </w:r>
       <w:r>
-        <w:t xml:space="preserve">= 0.22) and marginally lower in the typical variation condition (ΔM = -0.18,</w:t>
+        <w:t xml:space="preserve">= 0.82) and descriptively higher (but not significantly higher) in the typical variation condition (ΔM = 0.11,</w:t>
       </w:r>
       <w:r>
         <w:t xml:space="preserve"> </w:t>
@@ -1962,7 +1887,7 @@
         <w:t xml:space="preserve"> </w:t>
       </w:r>
       <w:r>
-        <w:t xml:space="preserve">= 0.371, Cohen’s</w:t>
+        <w:t xml:space="preserve">= 0.433, Cohen’s</w:t>
       </w:r>
       <w:r>
         <w:t xml:space="preserve"> </w:t>
@@ -1978,7 +1903,10 @@
         <w:t xml:space="preserve"> </w:t>
       </w:r>
       <w:r>
-        <w:t xml:space="preserve">= 0.19). There was no difference in synchrony between the atypical variation condition and the typical variation condition (</w:t>
+        <w:t xml:space="preserve">= -0.17). Sychrony was also significantly higher in the atypical variation condition relative to the typical variation condition (ΔM = -0.41,</w:t>
+      </w:r>
+      <w:r>
+        <w:t xml:space="preserve"> </w:t>
       </w:r>
       <w:r>
         <w:rPr>
@@ -1991,26 +1919,7 @@
         <w:t xml:space="preserve"> </w:t>
       </w:r>
       <w:r>
-        <w:t xml:space="preserve">&gt; 0.05).</w:t>
-      </w:r>
-    </w:p>
-    <w:bookmarkStart w:id="68" w:name="refs"/>
-    <w:bookmarkStart w:id="57" w:name="ref-lme4"/>
-    <w:p>
-      <w:pPr>
-        <w:pStyle w:val="Bibliography"/>
-      </w:pPr>
-      <w:r>
-        <w:t xml:space="preserve">Bates, D., Mächler, M., Bolker, B., &amp; Walker, S. (2015). Fitting linear mixed-effects models using</w:t>
-      </w:r>
-      <w:r>
-        <w:t xml:space="preserve"> </w:t>
-      </w:r>
-      <w:r>
-        <w:t xml:space="preserve">lme4</w:t>
-      </w:r>
-      <w:r>
-        <w:t xml:space="preserve">.</w:t>
+        <w:t xml:space="preserve">= 0, Cohen’s</w:t>
       </w:r>
       <w:r>
         <w:t xml:space="preserve"> </w:t>
@@ -2020,10 +1929,42 @@
           <w:i/>
           <w:iCs/>
         </w:rPr>
-        <w:t xml:space="preserve">Journal of Statistical Software</w:t>
-      </w:r>
-      <w:r>
-        <w:t xml:space="preserve">,</w:t>
+        <w:t xml:space="preserve">d</w:t>
+      </w:r>
+      <w:r>
+        <w:t xml:space="preserve"> </w:t>
+      </w:r>
+      <w:r>
+        <w:t xml:space="preserve">= 0.65).</w:t>
+      </w:r>
+    </w:p>
+    <w:bookmarkEnd w:id="54"/>
+    <w:bookmarkStart w:id="68" w:name="references"/>
+    <w:p>
+      <w:pPr>
+        <w:pStyle w:val="Heading1"/>
+      </w:pPr>
+      <w:r>
+        <w:t xml:space="preserve">4. References</w:t>
+      </w:r>
+    </w:p>
+    <w:bookmarkStart w:id="67" w:name="refs"/>
+    <w:bookmarkStart w:id="56" w:name="ref-lme4"/>
+    <w:p>
+      <w:pPr>
+        <w:pStyle w:val="Bibliography"/>
+      </w:pPr>
+      <w:r>
+        <w:t xml:space="preserve">Bates, D., Mächler, M., Bolker, B., &amp; Walker, S. (2015). Fitting linear mixed-effects models using</w:t>
+      </w:r>
+      <w:r>
+        <w:t xml:space="preserve"> </w:t>
+      </w:r>
+      <w:r>
+        <w:t xml:space="preserve">lme4</w:t>
+      </w:r>
+      <w:r>
+        <w:t xml:space="preserve">.</w:t>
       </w:r>
       <w:r>
         <w:t xml:space="preserve"> </w:t>
@@ -2033,6 +1974,19 @@
           <w:i/>
           <w:iCs/>
         </w:rPr>
+        <w:t xml:space="preserve">Journal of Statistical Software</w:t>
+      </w:r>
+      <w:r>
+        <w:t xml:space="preserve">,</w:t>
+      </w:r>
+      <w:r>
+        <w:t xml:space="preserve"> </w:t>
+      </w:r>
+      <w:r>
+        <w:rPr>
+          <w:i/>
+          <w:iCs/>
+        </w:rPr>
         <w:t xml:space="preserve">67</w:t>
       </w:r>
       <w:r>
@@ -2041,7 +1995,7 @@
       <w:r>
         <w:t xml:space="preserve"> </w:t>
       </w:r>
-      <w:hyperlink r:id="rId56">
+      <w:hyperlink r:id="rId55">
         <w:r>
           <w:rPr>
             <w:rStyle w:val="Hyperlink"/>
@@ -2050,8 +2004,8 @@
         </w:r>
       </w:hyperlink>
     </w:p>
-    <w:bookmarkEnd w:id="57"/>
-    <w:bookmarkStart w:id="58" w:name="ref-brms"/>
+    <w:bookmarkEnd w:id="56"/>
+    <w:bookmarkStart w:id="57" w:name="ref-brms"/>
     <w:p>
       <w:pPr>
         <w:pStyle w:val="Bibliography"/>
@@ -2086,8 +2040,8 @@
         <w:t xml:space="preserve">, 1–28.</w:t>
       </w:r>
     </w:p>
-    <w:bookmarkEnd w:id="58"/>
-    <w:bookmarkStart w:id="59" w:name="ref-cribari2010beta"/>
+    <w:bookmarkEnd w:id="57"/>
+    <w:bookmarkStart w:id="58" w:name="ref-cribari2010beta"/>
     <w:p>
       <w:pPr>
         <w:pStyle w:val="Bibliography"/>
@@ -2122,8 +2076,8 @@
         <w:t xml:space="preserve">(1), 1–24.</w:t>
       </w:r>
     </w:p>
-    <w:bookmarkEnd w:id="59"/>
-    <w:bookmarkStart w:id="60" w:name="ref-fernald2008looking"/>
+    <w:bookmarkEnd w:id="58"/>
+    <w:bookmarkStart w:id="59" w:name="ref-fernald2008looking"/>
     <w:p>
       <w:pPr>
         <w:pStyle w:val="Bibliography"/>
@@ -2148,8 +2102,8 @@
         <w:t xml:space="preserve">(pp. 97–135). John Benjamins Publishing Company.</w:t>
       </w:r>
     </w:p>
-    <w:bookmarkEnd w:id="60"/>
-    <w:bookmarkStart w:id="61" w:name="ref-liu2018review"/>
+    <w:bookmarkEnd w:id="59"/>
+    <w:bookmarkStart w:id="60" w:name="ref-liu2018review"/>
     <w:p>
       <w:pPr>
         <w:pStyle w:val="Bibliography"/>
@@ -2184,14 +2138,14 @@
         <w:t xml:space="preserve">(4), 1024–1044.</w:t>
       </w:r>
     </w:p>
-    <w:bookmarkEnd w:id="61"/>
-    <w:bookmarkStart w:id="62" w:name="ref-nencheva2021moment"/>
+    <w:bookmarkEnd w:id="60"/>
+    <w:bookmarkStart w:id="62" w:name="ref-maris2007nonparametric"/>
     <w:p>
       <w:pPr>
         <w:pStyle w:val="Bibliography"/>
       </w:pPr>
       <w:r>
-        <w:t xml:space="preserve">Nencheva, M. L., Piazza, E. A., &amp; Lew-Williams, C. (2021). The moment-to-moment pitch dynamics of child-directed speech shape toddlers’ attention and learning.</w:t>
+        <w:t xml:space="preserve">Maris, E., &amp; Oostenveld, R. (2007). Nonparametric statistical testing of EEG-and MEG-data.</w:t>
       </w:r>
       <w:r>
         <w:t xml:space="preserve"> </w:t>
@@ -2201,7 +2155,7 @@
           <w:i/>
           <w:iCs/>
         </w:rPr>
-        <w:t xml:space="preserve">Developmental Science</w:t>
+        <w:t xml:space="preserve">Journal of Neuroscience Methods</w:t>
       </w:r>
       <w:r>
         <w:t xml:space="preserve">,</w:t>
@@ -2214,11 +2168,22 @@
           <w:i/>
           <w:iCs/>
         </w:rPr>
-        <w:t xml:space="preserve">24</w:t>
-      </w:r>
-      <w:r>
-        <w:t xml:space="preserve">(1), e12997.</w:t>
-      </w:r>
+        <w:t xml:space="preserve">164</w:t>
+      </w:r>
+      <w:r>
+        <w:t xml:space="preserve">(1), 177–190.</w:t>
+      </w:r>
+      <w:r>
+        <w:t xml:space="preserve"> </w:t>
+      </w:r>
+      <w:hyperlink r:id="rId61">
+        <w:r>
+          <w:rPr>
+            <w:rStyle w:val="Hyperlink"/>
+          </w:rPr>
+          <w:t xml:space="preserve">https://doi.org/10.1016/j.jneumeth.2007.03.024</w:t>
+        </w:r>
+      </w:hyperlink>
     </w:p>
     <w:bookmarkEnd w:id="62"/>
     <w:bookmarkStart w:id="64" w:name="ref-rstan"/>
@@ -2304,13 +2269,13 @@
       </w:hyperlink>
     </w:p>
     <w:bookmarkEnd w:id="64"/>
-    <w:bookmarkStart w:id="65" w:name="ref-tormene2009matching"/>
+    <w:bookmarkStart w:id="66" w:name="ref-loo"/>
     <w:p>
       <w:pPr>
         <w:pStyle w:val="Bibliography"/>
       </w:pPr>
       <w:r>
-        <w:t xml:space="preserve">Tormene, P., Giorgino, T., Quaglini, S., &amp; Stefanelli, M. (2009). Matching incomplete time series with dynamic time warping: An algorithm and an application to post-stroke rehabilitation.</w:t>
+        <w:t xml:space="preserve">Yao, Y., Vehtari, A., Simpson, D., &amp; Gelman, A. (2017). Using stacking to average bayesian predictive distributions.</w:t>
       </w:r>
       <w:r>
         <w:t xml:space="preserve"> </w:t>
@@ -2320,42 +2285,6 @@
           <w:i/>
           <w:iCs/>
         </w:rPr>
-        <w:t xml:space="preserve">Artificial Intelligence in Medicine</w:t>
-      </w:r>
-      <w:r>
-        <w:t xml:space="preserve">,</w:t>
-      </w:r>
-      <w:r>
-        <w:t xml:space="preserve"> </w:t>
-      </w:r>
-      <w:r>
-        <w:rPr>
-          <w:i/>
-          <w:iCs/>
-        </w:rPr>
-        <w:t xml:space="preserve">45</w:t>
-      </w:r>
-      <w:r>
-        <w:t xml:space="preserve">(1), 11–34.</w:t>
-      </w:r>
-    </w:p>
-    <w:bookmarkEnd w:id="65"/>
-    <w:bookmarkStart w:id="67" w:name="ref-loo"/>
-    <w:p>
-      <w:pPr>
-        <w:pStyle w:val="Bibliography"/>
-      </w:pPr>
-      <w:r>
-        <w:t xml:space="preserve">Yao, Y., Vehtari, A., Simpson, D., &amp; Gelman, A. (2017). Using stacking to average bayesian predictive distributions.</w:t>
-      </w:r>
-      <w:r>
-        <w:t xml:space="preserve"> </w:t>
-      </w:r>
-      <w:r>
-        <w:rPr>
-          <w:i/>
-          <w:iCs/>
-        </w:rPr>
         <w:t xml:space="preserve">Bayesian Analysis</w:t>
       </w:r>
       <w:r>
@@ -2364,7 +2293,7 @@
       <w:r>
         <w:t xml:space="preserve"> </w:t>
       </w:r>
-      <w:hyperlink r:id="rId66">
+      <w:hyperlink r:id="rId65">
         <w:r>
           <w:rPr>
             <w:rStyle w:val="Hyperlink"/>
@@ -2373,11 +2302,9 @@
         </w:r>
       </w:hyperlink>
     </w:p>
+    <w:bookmarkEnd w:id="66"/>
     <w:bookmarkEnd w:id="67"/>
     <w:bookmarkEnd w:id="68"/>
-    <w:bookmarkEnd w:id="69"/>
-    <w:bookmarkEnd w:id="70"/>
-    <w:bookmarkEnd w:id="71"/>
     <w:sectPr>
       <w:headerReference r:id="rId9" w:type="even"/>
       <w:headerReference r:id="rId11" w:type="default"/>

--- a/LexVar-SM.docx
+++ b/LexVar-SM.docx
@@ -276,7 +276,7 @@
         <w:pStyle w:val="FirstParagraph"/>
       </w:pPr>
       <w:r>
-        <w:t xml:space="preserve">Our primary analysis examined whether children successfully learned novel-word object mappings across conditions. Using the</w:t>
+        <w:t xml:space="preserve">Our primary analysis examined whether children successfully learned novel word–object mappings across conditions. Using the</w:t>
       </w:r>
       <w:r>
         <w:t xml:space="preserve"> </w:t>
@@ -494,7 +494,7 @@
         <w:t xml:space="preserve">M</w:t>
       </w:r>
       <w:r>
-        <w:t xml:space="preserve">=0.56, 89% CrI [0.51, 0.61]). The relative order of performance across conditions varies compared to the results reported in the main text because</w:t>
+        <w:t xml:space="preserve">=0.56, 89% CrI [0.51, 0.61]). The relative order of performance across conditions varies compared to the results reported in the main text, in part because</w:t>
       </w:r>
       <w:r>
         <w:t xml:space="preserve"> </w:t>
@@ -535,7 +535,7 @@
           <w:b/>
           <w:bCs/>
         </w:rPr>
-        <w:t xml:space="preserve">Table 1</w:t>
+        <w:t xml:space="preserve">Table S1</w:t>
       </w:r>
       <w:r>
         <w:t xml:space="preserve"> </w:t>
@@ -553,7 +553,7 @@
           <wp:inline>
             <wp:extent cx="5943600" cy="3714749"/>
             <wp:effectExtent b="0" l="0" r="0" t="0"/>
-            <wp:docPr descr="Figure S1. Posterior predicted accuracy by condition across both post-labeling time windows. Point ranges reflect posterior means with 89% credible intervals. Jittered dots show raw means for individual participants. Dotted line at 0.5 indicates chance looking." title="" id="34" name="Picture"/>
+            <wp:docPr descr="Figure S1. Posterior predicted accuracy by condition across both post-labeling time windows. Point ranges reflect posterior means with 89% credible intervals. Jittered dots show raw means for individual participants. Dotted line at 0.50 indicates chance looking." title="" id="34" name="Picture"/>
             <a:graphic>
               <a:graphicData uri="http://schemas.openxmlformats.org/drawingml/2006/picture">
                 <pic:pic>
@@ -596,7 +596,7 @@
         <w:pStyle w:val="ImageCaption"/>
       </w:pPr>
       <w:r>
-        <w:t xml:space="preserve">Figure S1. Posterior predicted accuracy by condition across both post-labeling time windows. Point ranges reflect posterior means with 89% credible intervals. Jittered dots show raw means for individual participants. Dotted line at 0.5 indicates chance looking.</w:t>
+        <w:t xml:space="preserve">Figure S1. Posterior predicted accuracy by condition across both post-labeling time windows. Point ranges reflect posterior means with 89% credible intervals. Jittered dots show raw means for individual participants. Dotted line at 0.50 indicates chance looking.</w:t>
       </w:r>
     </w:p>
     <w:p>
@@ -1288,7 +1288,39 @@
         <w:pStyle w:val="FirstParagraph"/>
       </w:pPr>
       <w:r>
-        <w:t xml:space="preserve">We fit separate models for each post-labeling window. In the early time window (following the first label), there were no strong condition effects. The posterior estimate for the typical variation condition relative to atypical variation was β = 0.11 (89% CrI: [-0.10, 0.31]). Similarly, the consistent condition estimate was β = 0.12 (89% CrI: [-0.07, 0.29]). These effects were small, and their credible intervals included zero.</w:t>
+        <w:t xml:space="preserve">We fit separate models for each post-labeling window. In the early time window (following the first label), there were no strong condition effects. The posterior estimate for the typical variation condition relative to atypical variation was</w:t>
+      </w:r>
+      <w:r>
+        <w:t xml:space="preserve"> </w:t>
+      </w:r>
+      <w:r>
+        <w:rPr>
+          <w:i/>
+          <w:iCs/>
+        </w:rPr>
+        <w:t xml:space="preserve">β</w:t>
+      </w:r>
+      <w:r>
+        <w:t xml:space="preserve"> </w:t>
+      </w:r>
+      <w:r>
+        <w:t xml:space="preserve">= 0.11 (89% CrI: [-0.10, 0.31]). Similarly, the consistent condition estimate was</w:t>
+      </w:r>
+      <w:r>
+        <w:t xml:space="preserve"> </w:t>
+      </w:r>
+      <w:r>
+        <w:rPr>
+          <w:i/>
+          <w:iCs/>
+        </w:rPr>
+        <w:t xml:space="preserve">β</w:t>
+      </w:r>
+      <w:r>
+        <w:t xml:space="preserve"> </w:t>
+      </w:r>
+      <w:r>
+        <w:t xml:space="preserve">= 0.12 (89% CrI: [-0.07, 0.29]). These effects were small, and their credible intervals included zero.</w:t>
       </w:r>
     </w:p>
     <w:p>
@@ -1296,7 +1328,39 @@
         <w:pStyle w:val="BodyText"/>
       </w:pPr>
       <w:r>
-        <w:t xml:space="preserve">In the later window (following the second label), condition effects were descriptively stronger. The estimate for the typical variation condition relative to atypical variation was β = -0.13 (89% CrI: [-0.39, 0.17]), and for the consistent condition: β = 0.15 (89% CrI: [-0.10, 0.35]). Though credible intervals still overlapped zero, the magnitude and direction of the effects in this window were more consistent with our hypotheses.</w:t>
+        <w:t xml:space="preserve">In the later window (following the second label), condition effects were also relatively weak. The estimate for the typical variation condition relative to atypical variation was</w:t>
+      </w:r>
+      <w:r>
+        <w:t xml:space="preserve"> </w:t>
+      </w:r>
+      <w:r>
+        <w:rPr>
+          <w:i/>
+          <w:iCs/>
+        </w:rPr>
+        <w:t xml:space="preserve">β</w:t>
+      </w:r>
+      <w:r>
+        <w:t xml:space="preserve"> </w:t>
+      </w:r>
+      <w:r>
+        <w:t xml:space="preserve">= -0.13 (89% CrI: [-0.39, 0.17]), and for the consistent condition:</w:t>
+      </w:r>
+      <w:r>
+        <w:t xml:space="preserve"> </w:t>
+      </w:r>
+      <w:r>
+        <w:rPr>
+          <w:i/>
+          <w:iCs/>
+        </w:rPr>
+        <w:t xml:space="preserve">β</w:t>
+      </w:r>
+      <w:r>
+        <w:t xml:space="preserve"> </w:t>
+      </w:r>
+      <w:r>
+        <w:t xml:space="preserve">= 0.15 (89% CrI: [-0.10, 0.35]).</w:t>
       </w:r>
     </w:p>
     <w:bookmarkEnd w:id="37"/>
@@ -1314,7 +1378,7 @@
         <w:pStyle w:val="FirstParagraph"/>
       </w:pPr>
       <w:r>
-        <w:t xml:space="preserve">In the main text, we reported effects from linear mixed-effects models</w:t>
+        <w:t xml:space="preserve">In the main text, we reported effects from mixed-effects logistic regression models</w:t>
       </w:r>
       <w:r>
         <w:t xml:space="preserve"> </w:t>
@@ -1362,7 +1426,7 @@
         <w:t xml:space="preserve"> </w:t>
       </w:r>
       <w:r>
-        <w:t xml:space="preserve">= 0.1,</w:t>
+        <w:t xml:space="preserve">= 0.10,</w:t>
       </w:r>
       <w:r>
         <w:t xml:space="preserve"> </w:t>
@@ -1541,6 +1605,22 @@
       <w:r>
         <w:t xml:space="preserve">identified a marginal cluster from 350 to 400ms (AUC = 2.92), but this cluster did not reach significance compared to the permutation-based null distribution (p = 0.997), suggesting at most a weak and transient effect of condition.</w:t>
       </w:r>
+      <w:r>
+        <w:t xml:space="preserve"> </w:t>
+      </w:r>
+      <w:r>
+        <w:rPr>
+          <w:b/>
+          <w:bCs/>
+        </w:rPr>
+        <w:t xml:space="preserve">Figure S3</w:t>
+      </w:r>
+      <w:r>
+        <w:t xml:space="preserve"> </w:t>
+      </w:r>
+      <w:r>
+        <w:t xml:space="preserve">shows the full timecourse of participants’ looks to the target object during test trials.</w:t>
+      </w:r>
     </w:p>
     <w:p>
       <w:pPr>
@@ -1551,7 +1631,7 @@
           <wp:inline>
             <wp:extent cx="5943600" cy="3714749"/>
             <wp:effectExtent b="0" l="0" r="0" t="0"/>
-            <wp:docPr descr="Figure S3: Timecourse of participants’ looks during test trials with shaded standard error regions. The black dashed line at 0.5 represents chance looking. The gray shaded regions indicate the critical analysis windows (300-2000ms) following target word onset." title="" id="44" name="Picture"/>
+            <wp:docPr descr="Figure S3: Timecourse of participants’ looks during test trials with shaded standard error regions. The black dashed line at 0.50 represents chance looking. The gray shaded regions indicate the critical analysis windows (300-2000ms) following target word onset." title="" id="44" name="Picture"/>
             <a:graphic>
               <a:graphicData uri="http://schemas.openxmlformats.org/drawingml/2006/picture">
                 <pic:pic>
@@ -1594,7 +1674,7 @@
         <w:pStyle w:val="ImageCaption"/>
       </w:pPr>
       <w:r>
-        <w:t xml:space="preserve">Figure S3: Timecourse of participants’ looks during test trials with shaded standard error regions. The black dashed line at 0.5 represents chance looking. The gray shaded regions indicate the critical analysis windows (300-2000ms) following target word onset.</w:t>
+        <w:t xml:space="preserve">Figure S3: Timecourse of participants’ looks during test trials with shaded standard error regions. The black dashed line at 0.50 represents chance looking. The gray shaded regions indicate the critical analysis windows (300-2000ms) following target word onset.</w:t>
       </w:r>
     </w:p>
     <w:bookmarkEnd w:id="46"/>
@@ -1676,7 +1756,7 @@
         <w:pStyle w:val="BodyText"/>
       </w:pPr>
       <w:r>
-        <w:t xml:space="preserve">A one-way ANOVA revealed a significant main effect of condition on pupil size synchrony [F(2, 283.3018605) = 20.96,</w:t>
+        <w:t xml:space="preserve">A one-way ANOVA revealed a significant main effect of condition on pupil size synchrony [F(2, 283) = 20.96,</w:t>
       </w:r>
       <w:r>
         <w:t xml:space="preserve"> </w:t>
@@ -1692,15 +1772,7 @@
         <w:t xml:space="preserve"> </w:t>
       </w:r>
       <w:r>
-        <w:t xml:space="preserve">= 3.24e-09].</w:t>
-      </w:r>
-    </w:p>
-    <w:p>
-      <w:pPr>
-        <w:pStyle w:val="BodyText"/>
-      </w:pPr>
-      <w:r>
-        <w:t xml:space="preserve">Follow-up pairwise comparisons using Tukey’s HSD correction indicated that pupil size synchrony was significantly higher in the consistent condition compared to the typical variation (ΔM = -0.69,</w:t>
+        <w:t xml:space="preserve">&lt; 0.001]. Follow-up pairwise comparisons using Tukey’s HSD correction indicated that pupil size synchrony was significantly higher in the consistent condition compared to the typical variation (ΔM = 0.69,</w:t>
       </w:r>
       <w:r>
         <w:t xml:space="preserve"> </w:t>
@@ -1716,7 +1788,7 @@
         <w:t xml:space="preserve"> </w:t>
       </w:r>
       <w:r>
-        <w:t xml:space="preserve">= 0, Cohen’s d = -0.83) and atypical variation conditions (ΔM = 0.53,</w:t>
+        <w:t xml:space="preserve">&lt; 0.001, Cohen’s d = 0.83) and atypical variation conditions (ΔM = 0.53,</w:t>
       </w:r>
       <w:r>
         <w:t xml:space="preserve"> </w:t>
@@ -1732,7 +1804,20 @@
         <w:t xml:space="preserve"> </w:t>
       </w:r>
       <w:r>
-        <w:t xml:space="preserve">= 0, Cohen’s d = 0.64). No other pairwise comparisons were statistically significant (</w:t>
+        <w:t xml:space="preserve">&lt; 0.001, Cohen’s d = 0.64;</w:t>
+      </w:r>
+      <w:r>
+        <w:t xml:space="preserve"> </w:t>
+      </w:r>
+      <w:r>
+        <w:rPr>
+          <w:b/>
+          <w:bCs/>
+        </w:rPr>
+        <w:t xml:space="preserve">Figure S4</w:t>
+      </w:r>
+      <w:r>
+        <w:t xml:space="preserve">). No other pairwise comparisons were statistically significant (</w:t>
       </w:r>
       <w:r>
         <w:rPr>
@@ -1742,15 +1827,30 @@
         <w:t xml:space="preserve">p</w:t>
       </w:r>
       <w:r>
-        <w:t xml:space="preserve">s &gt; 0.05).</w:t>
-      </w:r>
-    </w:p>
-    <w:p>
-      <w:pPr>
-        <w:pStyle w:val="BodyText"/>
-      </w:pPr>
-      <w:r>
-        <w:t xml:space="preserve">Model diagnostics indicated mild deviations from linearity and homogeneity of variance, as well as a cluster of influential observations, so results should be interpreted with caution.</w:t>
+        <w:t xml:space="preserve">s &gt; 0.05). Linear mixed-effects model</w:t>
+      </w:r>
+      <w:r>
+        <w:t xml:space="preserve"> </w:t>
+      </w:r>
+      <w:r>
+        <w:t xml:space="preserve">(</w:t>
+      </w:r>
+      <w:hyperlink w:anchor="ref-lme4">
+        <w:r>
+          <w:rPr>
+            <w:rStyle w:val="Hyperlink"/>
+          </w:rPr>
+          <w:t xml:space="preserve">Bates et al., 2015</w:t>
+        </w:r>
+      </w:hyperlink>
+      <w:r>
+        <w:t xml:space="preserve">)</w:t>
+      </w:r>
+      <w:r>
+        <w:t xml:space="preserve"> </w:t>
+      </w:r>
+      <w:r>
+        <w:t xml:space="preserve">diagnostics indicated mild deviations from linearity and homogeneity of variance, as well as a cluster of influential observations, so results should be interpreted with caution.</w:t>
       </w:r>
     </w:p>
     <w:p>
@@ -1839,7 +1939,7 @@
         <w:t xml:space="preserve"> </w:t>
       </w:r>
       <w:r>
-        <w:t xml:space="preserve">= 0.000]. Follow-up pairwise comparisons using Tukey’s HSD correction indicated that, relative to the consistent condition, pupil size synchrony was significantly higher in the atypical variation condition condition (ΔM = 0.52,</w:t>
+        <w:t xml:space="preserve">&lt; 0.001]. Follow-up pairwise comparisons using Tukey’s HSD correction indicated that, relative to the consistent condition, pupil size synchrony was significantly higher in the atypical variation condition condition (ΔM = 0.52,</w:t>
       </w:r>
       <w:r>
         <w:t xml:space="preserve"> </w:t>
@@ -1855,7 +1955,7 @@
         <w:t xml:space="preserve"> </w:t>
       </w:r>
       <w:r>
-        <w:t xml:space="preserve">= 0, Cohen’s</w:t>
+        <w:t xml:space="preserve">&lt; 0.001, Cohen’s</w:t>
       </w:r>
       <w:r>
         <w:t xml:space="preserve"> </w:t>
@@ -1903,7 +2003,7 @@
         <w:t xml:space="preserve"> </w:t>
       </w:r>
       <w:r>
-        <w:t xml:space="preserve">= -0.17). Sychrony was also significantly higher in the atypical variation condition relative to the typical variation condition (ΔM = -0.41,</w:t>
+        <w:t xml:space="preserve">= -0.17). Synchrony was also significantly higher in the atypical variation condition relative to the typical variation condition (ΔM = 0.41,</w:t>
       </w:r>
       <w:r>
         <w:t xml:space="preserve"> </w:t>
@@ -1919,7 +2019,7 @@
         <w:t xml:space="preserve"> </w:t>
       </w:r>
       <w:r>
-        <w:t xml:space="preserve">= 0, Cohen’s</w:t>
+        <w:t xml:space="preserve">&lt; 0.001, Cohen’s</w:t>
       </w:r>
       <w:r>
         <w:t xml:space="preserve"> </w:t>
@@ -1935,7 +2035,20 @@
         <w:t xml:space="preserve"> </w:t>
       </w:r>
       <w:r>
-        <w:t xml:space="preserve">= 0.65).</w:t>
+        <w:t xml:space="preserve">= 0.65;</w:t>
+      </w:r>
+      <w:r>
+        <w:t xml:space="preserve"> </w:t>
+      </w:r>
+      <w:r>
+        <w:rPr>
+          <w:b/>
+          <w:bCs/>
+        </w:rPr>
+        <w:t xml:space="preserve">Figure S5</w:t>
+      </w:r>
+      <w:r>
+        <w:t xml:space="preserve">).</w:t>
       </w:r>
     </w:p>
     <w:bookmarkEnd w:id="54"/>

--- a/LexVar-SM.docx
+++ b/LexVar-SM.docx
@@ -1756,7 +1756,17 @@
         <w:pStyle w:val="BodyText"/>
       </w:pPr>
       <w:r>
-        <w:t xml:space="preserve">A one-way ANOVA revealed a significant main effect of condition on pupil size synchrony [F(2, 283) = 20.96,</w:t>
+        <w:t xml:space="preserve">A one-way ANOVA revealed a significant main effect of condition on pupil size synchrony [</w:t>
+      </w:r>
+      <w:r>
+        <w:rPr>
+          <w:i/>
+          <w:iCs/>
+        </w:rPr>
+        <w:t xml:space="preserve">F</w:t>
+      </w:r>
+      <w:r>
+        <w:t xml:space="preserve">(2, 283) = 20.96,</w:t>
       </w:r>
       <w:r>
         <w:t xml:space="preserve"> </w:t>
@@ -1788,7 +1798,23 @@
         <w:t xml:space="preserve"> </w:t>
       </w:r>
       <w:r>
-        <w:t xml:space="preserve">&lt; 0.001, Cohen’s d = 0.83) and atypical variation conditions (ΔM = 0.53,</w:t>
+        <w:t xml:space="preserve">&lt; 0.001, Cohen’s</w:t>
+      </w:r>
+      <w:r>
+        <w:t xml:space="preserve"> </w:t>
+      </w:r>
+      <w:r>
+        <w:rPr>
+          <w:i/>
+          <w:iCs/>
+        </w:rPr>
+        <w:t xml:space="preserve">d</w:t>
+      </w:r>
+      <w:r>
+        <w:t xml:space="preserve"> </w:t>
+      </w:r>
+      <w:r>
+        <w:t xml:space="preserve">= 0.83) and atypical variation conditions (ΔM = 0.53,</w:t>
       </w:r>
       <w:r>
         <w:t xml:space="preserve"> </w:t>
@@ -1804,7 +1830,23 @@
         <w:t xml:space="preserve"> </w:t>
       </w:r>
       <w:r>
-        <w:t xml:space="preserve">&lt; 0.001, Cohen’s d = 0.64;</w:t>
+        <w:t xml:space="preserve">&lt; 0.001, Cohen’s</w:t>
+      </w:r>
+      <w:r>
+        <w:t xml:space="preserve"> </w:t>
+      </w:r>
+      <w:r>
+        <w:rPr>
+          <w:i/>
+          <w:iCs/>
+        </w:rPr>
+        <w:t xml:space="preserve">d</w:t>
+      </w:r>
+      <w:r>
+        <w:t xml:space="preserve"> </w:t>
+      </w:r>
+      <w:r>
+        <w:t xml:space="preserve">= 0.64;</w:t>
       </w:r>
       <w:r>
         <w:t xml:space="preserve"> </w:t>
@@ -2052,7 +2094,7 @@
       </w:r>
     </w:p>
     <w:bookmarkEnd w:id="54"/>
-    <w:bookmarkStart w:id="68" w:name="references"/>
+    <w:bookmarkStart w:id="72" w:name="references"/>
     <w:p>
       <w:pPr>
         <w:pStyle w:val="Heading1"/>
@@ -2061,7 +2103,7 @@
         <w:t xml:space="preserve">4. References</w:t>
       </w:r>
     </w:p>
-    <w:bookmarkStart w:id="67" w:name="refs"/>
+    <w:bookmarkStart w:id="71" w:name="refs"/>
     <w:bookmarkStart w:id="56" w:name="ref-lme4"/>
     <w:p>
       <w:pPr>
@@ -2118,13 +2160,52 @@
       </w:hyperlink>
     </w:p>
     <w:bookmarkEnd w:id="56"/>
-    <w:bookmarkStart w:id="57" w:name="ref-brms"/>
+    <w:bookmarkStart w:id="58" w:name="ref-brms"/>
     <w:p>
       <w:pPr>
         <w:pStyle w:val="Bibliography"/>
       </w:pPr>
       <w:r>
-        <w:t xml:space="preserve">Bürkner, P.-C. (2017). Brms: An r package for bayesian multilevel models using stan.</w:t>
+        <w:t xml:space="preserve">Bürkner, P.-C. (2017).</w:t>
+      </w:r>
+      <w:r>
+        <w:t xml:space="preserve"> </w:t>
+      </w:r>
+      <w:r>
+        <w:t xml:space="preserve">brms</w:t>
+      </w:r>
+      <w:r>
+        <w:t xml:space="preserve">: An</w:t>
+      </w:r>
+      <w:r>
+        <w:t xml:space="preserve"> </w:t>
+      </w:r>
+      <w:r>
+        <w:t xml:space="preserve">R</w:t>
+      </w:r>
+      <w:r>
+        <w:t xml:space="preserve"> </w:t>
+      </w:r>
+      <w:r>
+        <w:t xml:space="preserve">package for</w:t>
+      </w:r>
+      <w:r>
+        <w:t xml:space="preserve"> </w:t>
+      </w:r>
+      <w:r>
+        <w:t xml:space="preserve">B</w:t>
+      </w:r>
+      <w:r>
+        <w:t xml:space="preserve">ayesian multilevel models using</w:t>
+      </w:r>
+      <w:r>
+        <w:t xml:space="preserve"> </w:t>
+      </w:r>
+      <w:r>
+        <w:t xml:space="preserve">S</w:t>
+      </w:r>
+      <w:r>
+        <w:t xml:space="preserve">tan.</w:t>
       </w:r>
       <w:r>
         <w:t xml:space="preserve"> </w:t>
@@ -2150,17 +2231,37 @@
         <w:t xml:space="preserve">80</w:t>
       </w:r>
       <w:r>
-        <w:t xml:space="preserve">, 1–28.</w:t>
-      </w:r>
-    </w:p>
-    <w:bookmarkEnd w:id="57"/>
-    <w:bookmarkStart w:id="58" w:name="ref-cribari2010beta"/>
+        <w:t xml:space="preserve">(1), 1–28.</w:t>
+      </w:r>
+      <w:r>
+        <w:t xml:space="preserve"> </w:t>
+      </w:r>
+      <w:hyperlink r:id="rId57">
+        <w:r>
+          <w:rPr>
+            <w:rStyle w:val="Hyperlink"/>
+          </w:rPr>
+          <w:t xml:space="preserve">https://doi.org/10.18637/jss.v080.i01</w:t>
+        </w:r>
+      </w:hyperlink>
+    </w:p>
+    <w:bookmarkEnd w:id="58"/>
+    <w:bookmarkStart w:id="60" w:name="ref-cribari2010beta"/>
     <w:p>
       <w:pPr>
         <w:pStyle w:val="Bibliography"/>
       </w:pPr>
       <w:r>
-        <w:t xml:space="preserve">Cribari-Neto, F., &amp; Zeileis, A. (2010). Beta regression in r.</w:t>
+        <w:t xml:space="preserve">Cribari-Neto, F., &amp; Zeileis, A. (2010). Beta regression in</w:t>
+      </w:r>
+      <w:r>
+        <w:t xml:space="preserve"> </w:t>
+      </w:r>
+      <w:r>
+        <w:t xml:space="preserve">R</w:t>
+      </w:r>
+      <w:r>
+        <w:t xml:space="preserve">.</w:t>
       </w:r>
       <w:r>
         <w:t xml:space="preserve"> </w:t>
@@ -2188,9 +2289,20 @@
       <w:r>
         <w:t xml:space="preserve">(1), 1–24.</w:t>
       </w:r>
-    </w:p>
-    <w:bookmarkEnd w:id="58"/>
-    <w:bookmarkStart w:id="59" w:name="ref-fernald2008looking"/>
+      <w:r>
+        <w:t xml:space="preserve"> </w:t>
+      </w:r>
+      <w:hyperlink r:id="rId59">
+        <w:r>
+          <w:rPr>
+            <w:rStyle w:val="Hyperlink"/>
+          </w:rPr>
+          <w:t xml:space="preserve">https://doi.org/10.18637/jss.v034.i02</w:t>
+        </w:r>
+      </w:hyperlink>
+    </w:p>
+    <w:bookmarkEnd w:id="60"/>
+    <w:bookmarkStart w:id="62" w:name="ref-fernald2008looking"/>
     <w:p>
       <w:pPr>
         <w:pStyle w:val="Bibliography"/>
@@ -2214,15 +2326,35 @@
       <w:r>
         <w:t xml:space="preserve">(pp. 97–135). John Benjamins Publishing Company.</w:t>
       </w:r>
-    </w:p>
-    <w:bookmarkEnd w:id="59"/>
-    <w:bookmarkStart w:id="60" w:name="ref-liu2018review"/>
+      <w:r>
+        <w:t xml:space="preserve"> </w:t>
+      </w:r>
+      <w:hyperlink r:id="rId61">
+        <w:r>
+          <w:rPr>
+            <w:rStyle w:val="Hyperlink"/>
+          </w:rPr>
+          <w:t xml:space="preserve">https://doi.org/10.1075/lald.44.06fer</w:t>
+        </w:r>
+      </w:hyperlink>
+    </w:p>
+    <w:bookmarkEnd w:id="62"/>
+    <w:bookmarkStart w:id="64" w:name="ref-liu2018review"/>
     <w:p>
       <w:pPr>
         <w:pStyle w:val="Bibliography"/>
       </w:pPr>
       <w:r>
-        <w:t xml:space="preserve">Liu, F., &amp; Eugenio, E. C. (2018). A review and comparison of bayesian and likelihood-based inferences in beta regression and zero-or-one-inflated beta regression.</w:t>
+        <w:t xml:space="preserve">Liu, F., &amp; Eugenio, E. C. (2018). A review and comparison of</w:t>
+      </w:r>
+      <w:r>
+        <w:t xml:space="preserve"> </w:t>
+      </w:r>
+      <w:r>
+        <w:t xml:space="preserve">B</w:t>
+      </w:r>
+      <w:r>
+        <w:t xml:space="preserve">ayesian and likelihood-based inferences in beta regression and zero-or-one-inflated beta regression.</w:t>
       </w:r>
       <w:r>
         <w:t xml:space="preserve"> </w:t>
@@ -2250,15 +2382,44 @@
       <w:r>
         <w:t xml:space="preserve">(4), 1024–1044.</w:t>
       </w:r>
-    </w:p>
-    <w:bookmarkEnd w:id="60"/>
-    <w:bookmarkStart w:id="62" w:name="ref-maris2007nonparametric"/>
+      <w:r>
+        <w:t xml:space="preserve"> </w:t>
+      </w:r>
+      <w:hyperlink r:id="rId63">
+        <w:r>
+          <w:rPr>
+            <w:rStyle w:val="Hyperlink"/>
+          </w:rPr>
+          <w:t xml:space="preserve">https://doi.org/10.1177/0962280216650699</w:t>
+        </w:r>
+      </w:hyperlink>
+    </w:p>
+    <w:bookmarkEnd w:id="64"/>
+    <w:bookmarkStart w:id="66" w:name="ref-maris2007nonparametric"/>
     <w:p>
       <w:pPr>
         <w:pStyle w:val="Bibliography"/>
       </w:pPr>
       <w:r>
-        <w:t xml:space="preserve">Maris, E., &amp; Oostenveld, R. (2007). Nonparametric statistical testing of EEG-and MEG-data.</w:t>
+        <w:t xml:space="preserve">Maris, E., &amp; Oostenveld, R. (2007). Nonparametric statistical testing of</w:t>
+      </w:r>
+      <w:r>
+        <w:t xml:space="preserve"> </w:t>
+      </w:r>
+      <w:r>
+        <w:t xml:space="preserve">EEG</w:t>
+      </w:r>
+      <w:r>
+        <w:t xml:space="preserve">- and</w:t>
+      </w:r>
+      <w:r>
+        <w:t xml:space="preserve"> </w:t>
+      </w:r>
+      <w:r>
+        <w:t xml:space="preserve">MEG</w:t>
+      </w:r>
+      <w:r>
+        <w:t xml:space="preserve">-data.</w:t>
       </w:r>
       <w:r>
         <w:t xml:space="preserve"> </w:t>
@@ -2289,7 +2450,7 @@
       <w:r>
         <w:t xml:space="preserve"> </w:t>
       </w:r>
-      <w:hyperlink r:id="rId61">
+      <w:hyperlink r:id="rId65">
         <w:r>
           <w:rPr>
             <w:rStyle w:val="Hyperlink"/>
@@ -2298,8 +2459,8 @@
         </w:r>
       </w:hyperlink>
     </w:p>
-    <w:bookmarkEnd w:id="62"/>
-    <w:bookmarkStart w:id="64" w:name="ref-rstan"/>
+    <w:bookmarkEnd w:id="66"/>
+    <w:bookmarkStart w:id="68" w:name="ref-rstan"/>
     <w:p>
       <w:pPr>
         <w:pStyle w:val="Bibliography"/>
@@ -2372,7 +2533,7 @@
       <w:r>
         <w:t xml:space="preserve"> </w:t>
       </w:r>
-      <w:hyperlink r:id="rId63">
+      <w:hyperlink r:id="rId67">
         <w:r>
           <w:rPr>
             <w:rStyle w:val="Hyperlink"/>
@@ -2381,14 +2542,23 @@
         </w:r>
       </w:hyperlink>
     </w:p>
-    <w:bookmarkEnd w:id="64"/>
-    <w:bookmarkStart w:id="66" w:name="ref-loo"/>
+    <w:bookmarkEnd w:id="68"/>
+    <w:bookmarkStart w:id="70" w:name="ref-loo"/>
     <w:p>
       <w:pPr>
         <w:pStyle w:val="Bibliography"/>
       </w:pPr>
       <w:r>
-        <w:t xml:space="preserve">Yao, Y., Vehtari, A., Simpson, D., &amp; Gelman, A. (2017). Using stacking to average bayesian predictive distributions.</w:t>
+        <w:t xml:space="preserve">Yao, Y., Vehtari, A., Simpson, D., &amp; Gelman, A. (2017). Using stacking to average</w:t>
+      </w:r>
+      <w:r>
+        <w:t xml:space="preserve"> </w:t>
+      </w:r>
+      <w:r>
+        <w:t xml:space="preserve">B</w:t>
+      </w:r>
+      <w:r>
+        <w:t xml:space="preserve">ayesian predictive distributions.</w:t>
       </w:r>
       <w:r>
         <w:t xml:space="preserve"> </w:t>
@@ -2406,7 +2576,7 @@
       <w:r>
         <w:t xml:space="preserve"> </w:t>
       </w:r>
-      <w:hyperlink r:id="rId65">
+      <w:hyperlink r:id="rId69">
         <w:r>
           <w:rPr>
             <w:rStyle w:val="Hyperlink"/>
@@ -2415,9 +2585,9 @@
         </w:r>
       </w:hyperlink>
     </w:p>
-    <w:bookmarkEnd w:id="66"/>
-    <w:bookmarkEnd w:id="67"/>
-    <w:bookmarkEnd w:id="68"/>
+    <w:bookmarkEnd w:id="70"/>
+    <w:bookmarkEnd w:id="71"/>
+    <w:bookmarkEnd w:id="72"/>
     <w:sectPr>
       <w:headerReference r:id="rId9" w:type="even"/>
       <w:headerReference r:id="rId11" w:type="default"/>

--- a/LexVar-SM.docx
+++ b/LexVar-SM.docx
@@ -612,7 +612,7 @@
         </m:r>
       </m:oMath>
       <w:r>
-        <w:t xml:space="preserve">) component of the model, which estimates effects on the mean outcome for non-boundary values (i.e., proportions between but not including 0 or 1), showed positive effects for both the typical variation condition (</w:t>
+        <w:t xml:space="preserve">) component of the model, which estimates effects on the mean outcome for non-boundary values (i.e., proportions between but not including 0 or 1), showed weakly positive but uncertain effects for both the typical variation condition (</w:t>
       </w:r>
       <w:r>
         <w:rPr>
@@ -632,7 +632,7 @@
         <w:t xml:space="preserve">β</w:t>
       </w:r>
       <w:r>
-        <w:t xml:space="preserve">=0.18, 89% CrI: [-0.04, 0.40]), relative to the atypical variation condition. Although the credible intervals include zero, the direction and magnitude of these effects suggest a possible learning advantage for both typical variation and consistency over atypical variation. The effect of mean-centered age was negligible (</w:t>
+        <w:t xml:space="preserve">=0.18, 89% CrI: [-0.04, 0.40]), relative to the atypical variation condition. Because both credible intervals include zero, these estimates should be interpreted cautiously. However, the direction and magnitude of these effects suggest a possible learning advantage for both typical variation and consistency over atypical variation. The effect of mean-centered age was negligible (</w:t>
       </w:r>
       <w:r>
         <w:rPr>
@@ -1265,7 +1265,7 @@
       </w:r>
     </w:p>
     <w:bookmarkEnd w:id="36"/>
-    <w:bookmarkStart w:id="47" w:name="lwl-window-effects"/>
+    <w:bookmarkStart w:id="42" w:name="lwl-window-effects"/>
     <w:p>
       <w:pPr>
         <w:pStyle w:val="Heading1"/>
@@ -1364,13 +1364,13 @@
       </w:r>
     </w:p>
     <w:bookmarkEnd w:id="37"/>
-    <w:bookmarkStart w:id="42" w:name="linear-mixed-effects-regression-analyses"/>
+    <w:bookmarkStart w:id="41" w:name="cluster-based-permutation-analyses"/>
     <w:p>
       <w:pPr>
         <w:pStyle w:val="Heading2"/>
       </w:pPr>
       <w:r>
-        <w:t xml:space="preserve">2.2 Linear mixed-effects regression analyses</w:t>
+        <w:t xml:space="preserve">2.2 Cluster-based permutation analyses</w:t>
       </w:r>
     </w:p>
     <w:p>
@@ -1378,7 +1378,7 @@
         <w:pStyle w:val="FirstParagraph"/>
       </w:pPr>
       <w:r>
-        <w:t xml:space="preserve">In the main text, we reported effects from mixed-effects logistic regression models</w:t>
+        <w:t xml:space="preserve">A cluster-based permutation test</w:t>
       </w:r>
       <w:r>
         <w:t xml:space="preserve"> </w:t>
@@ -1386,12 +1386,12 @@
       <w:r>
         <w:t xml:space="preserve">(</w:t>
       </w:r>
-      <w:hyperlink w:anchor="ref-lme4">
+      <w:hyperlink w:anchor="ref-maris2007nonparametric">
         <w:r>
           <w:rPr>
             <w:rStyle w:val="Hyperlink"/>
           </w:rPr>
-          <w:t xml:space="preserve">Bates et al., 2015</w:t>
+          <w:t xml:space="preserve">Maris &amp; Oostenveld, 2007</w:t>
         </w:r>
       </w:hyperlink>
       <w:r>
@@ -1401,97 +1401,7 @@
         <w:t xml:space="preserve"> </w:t>
       </w:r>
       <w:r>
-        <w:t xml:space="preserve">predicting the average proportion of target looking across the two post-labeling windows (following our pre-registration). Adding post-labeling window to the base model</w:t>
-      </w:r>
-      <w:r>
-        <w:rPr>
-          <w:rStyle w:val="FootnoteReference"/>
-        </w:rPr>
-        <w:footnoteReference w:id="38"/>
-      </w:r>
-      <w:r>
-        <w:t xml:space="preserve"> </w:t>
-      </w:r>
-      <w:r>
-        <w:t xml:space="preserve">revealed no effect of window (</w:t>
-      </w:r>
-      <w:r>
-        <w:rPr>
-          <w:i/>
-          <w:iCs/>
-        </w:rPr>
-        <w:t xml:space="preserve">β</w:t>
-      </w:r>
-      <w:r>
-        <w:t xml:space="preserve"> </w:t>
-      </w:r>
-      <w:r>
-        <w:t xml:space="preserve">= 0.10,</w:t>
-      </w:r>
-      <w:r>
-        <w:t xml:space="preserve"> </w:t>
-      </w:r>
-      <w:r>
-        <w:rPr>
-          <w:i/>
-          <w:iCs/>
-        </w:rPr>
-        <w:t xml:space="preserve">SE</w:t>
-      </w:r>
-      <w:r>
-        <w:t xml:space="preserve"> </w:t>
-      </w:r>
-      <w:r>
-        <w:t xml:space="preserve">= 0.14,</w:t>
-      </w:r>
-      <w:r>
-        <w:t xml:space="preserve"> </w:t>
-      </w:r>
-      <w:r>
-        <w:rPr>
-          <w:i/>
-          <w:iCs/>
-        </w:rPr>
-        <w:t xml:space="preserve">p</w:t>
-      </w:r>
-      <w:r>
-        <w:t xml:space="preserve"> </w:t>
-      </w:r>
-      <w:r>
-        <w:t xml:space="preserve">= 0.482). In addition, adding an interaction between window and condition did not significantly improve the model fit (</w:t>
-      </w:r>
-      <m:oMath>
-        <m:sSup>
-          <m:e>
-            <m:r>
-              <m:t>χ</m:t>
-            </m:r>
-          </m:e>
-          <m:sup>
-            <m:r>
-              <m:t>2</m:t>
-            </m:r>
-          </m:sup>
-        </m:sSup>
-      </m:oMath>
-      <w:r>
-        <w:t xml:space="preserve">(2) = 0.54,</w:t>
-      </w:r>
-      <w:r>
-        <w:t xml:space="preserve"> </w:t>
-      </w:r>
-      <w:r>
-        <w:rPr>
-          <w:i/>
-          <w:iCs/>
-        </w:rPr>
-        <w:t xml:space="preserve">p</w:t>
-      </w:r>
-      <w:r>
-        <w:t xml:space="preserve"> </w:t>
-      </w:r>
-      <w:r>
-        <w:t xml:space="preserve">= 0.765).</w:t>
+        <w:t xml:space="preserve">identified a marginal cluster from 350 to 400ms (AUC = 2.92), but this cluster did not reach significance compared to the permutation-based null distribution (p = 0.997), suggesting at most a weak and transient effect of condition.</w:t>
       </w:r>
       <w:r>
         <w:t xml:space="preserve"> </w:t>
@@ -1507,7 +1417,7 @@
         <w:t xml:space="preserve"> </w:t>
       </w:r>
       <w:r>
-        <w:t xml:space="preserve">shows model-predicted accuracy across conditions, separately for the two post-labeling windows.</w:t>
+        <w:t xml:space="preserve">shows the full timecourse of participants’ looks to the target object during test trials.</w:t>
       </w:r>
     </w:p>
     <w:p>
@@ -1519,18 +1429,18 @@
           <wp:inline>
             <wp:extent cx="5943600" cy="3714749"/>
             <wp:effectExtent b="0" l="0" r="0" t="0"/>
-            <wp:docPr descr="Figure S2. Model-predicted accuracy by condition across both post-labeling windows. Point ranges reflect estimated marginal means with 95% confidence intervals. Jittered dots show raw means for individual participants. The dashed line at 0.50 indicates chance performance." title="" id="40" name="Picture"/>
+            <wp:docPr descr="Figure S2: Timecourse of participants’ looks during test trials with shaded standard error regions. The black dashed line at 0.50 represents chance looking. The gray shaded regions indicate the critical analysis windows (300-2000ms) following target word onset." title="" id="39" name="Picture"/>
             <a:graphic>
               <a:graphicData uri="http://schemas.openxmlformats.org/drawingml/2006/picture">
                 <pic:pic>
                   <pic:nvPicPr>
-                    <pic:cNvPr descr="FigureS2.png" id="41" name="Picture"/>
+                    <pic:cNvPr descr="FigureS2.png" id="40" name="Picture"/>
                     <pic:cNvPicPr>
                       <a:picLocks noChangeArrowheads="1" noChangeAspect="1"/>
                     </pic:cNvPicPr>
                   </pic:nvPicPr>
                   <pic:blipFill>
-                    <a:blip r:embed="rId39"/>
+                    <a:blip r:embed="rId38"/>
                     <a:stretch>
                       <a:fillRect/>
                     </a:stretch>
@@ -1562,17 +1472,18 @@
         <w:pStyle w:val="ImageCaption"/>
       </w:pPr>
       <w:r>
-        <w:t xml:space="preserve">Figure S2. Model-predicted accuracy by condition across both post-labeling windows. Point ranges reflect estimated marginal means with 95% confidence intervals. Jittered dots show raw means for individual participants. The dashed line at 0.50 indicates chance performance.</w:t>
-      </w:r>
-    </w:p>
+        <w:t xml:space="preserve">Figure S2: Timecourse of participants’ looks during test trials with shaded standard error regions. The black dashed line at 0.50 represents chance looking. The gray shaded regions indicate the critical analysis windows (300-2000ms) following target word onset.</w:t>
+      </w:r>
+    </w:p>
+    <w:bookmarkEnd w:id="41"/>
     <w:bookmarkEnd w:id="42"/>
-    <w:bookmarkStart w:id="46" w:name="cluster-based-permutation-analyses"/>
-    <w:p>
-      <w:pPr>
-        <w:pStyle w:val="Heading2"/>
-      </w:pPr>
-      <w:r>
-        <w:t xml:space="preserve">2.3 Cluster-based permutation analyses</w:t>
+    <w:bookmarkStart w:id="49" w:name="alternative-pupillometry-analyses"/>
+    <w:p>
+      <w:pPr>
+        <w:pStyle w:val="Heading1"/>
+      </w:pPr>
+      <w:r>
+        <w:t xml:space="preserve">3. Alternative pupillometry analyses</w:t>
       </w:r>
     </w:p>
     <w:p>
@@ -1580,46 +1491,7 @@
         <w:pStyle w:val="FirstParagraph"/>
       </w:pPr>
       <w:r>
-        <w:t xml:space="preserve">A cluster-based permutation test</w:t>
-      </w:r>
-      <w:r>
-        <w:t xml:space="preserve"> </w:t>
-      </w:r>
-      <w:r>
-        <w:t xml:space="preserve">(</w:t>
-      </w:r>
-      <w:hyperlink w:anchor="ref-maris2007nonparametric">
-        <w:r>
-          <w:rPr>
-            <w:rStyle w:val="Hyperlink"/>
-          </w:rPr>
-          <w:t xml:space="preserve">Maris &amp; Oostenveld, 2007</w:t>
-        </w:r>
-      </w:hyperlink>
-      <w:r>
-        <w:t xml:space="preserve">)</w:t>
-      </w:r>
-      <w:r>
-        <w:t xml:space="preserve"> </w:t>
-      </w:r>
-      <w:r>
-        <w:t xml:space="preserve">identified a marginal cluster from 350 to 400ms (AUC = 2.92), but this cluster did not reach significance compared to the permutation-based null distribution (p = 0.997), suggesting at most a weak and transient effect of condition.</w:t>
-      </w:r>
-      <w:r>
-        <w:t xml:space="preserve"> </w:t>
-      </w:r>
-      <w:r>
-        <w:rPr>
-          <w:b/>
-          <w:bCs/>
-        </w:rPr>
-        <w:t xml:space="preserve">Figure S3</w:t>
-      </w:r>
-      <w:r>
-        <w:t xml:space="preserve"> </w:t>
-      </w:r>
-      <w:r>
-        <w:t xml:space="preserve">shows the full timecourse of participants’ looks to the target object during test trials.</w:t>
+        <w:t xml:space="preserve">Our main analyses compared toddlers’ pupil size synchrony during the two types of exposure sentences that differed between conditions (i.e., the two middle exposure sentences where variant labels were introduced). We include below effects taking into account all four types of exposure sentences (i.e., including the first and last exposure sentences which were the same across all conditions and only included the standard label). Results of this analysis suggest that synchrony was highest for the consistent condition, which differs from the key result reported in the main text, where synchrony was highest for the typical variation condition.</w:t>
       </w:r>
     </w:p>
     <w:p>
@@ -1631,7 +1503,7 @@
           <wp:inline>
             <wp:extent cx="5943600" cy="3714749"/>
             <wp:effectExtent b="0" l="0" r="0" t="0"/>
-            <wp:docPr descr="Figure S3: Timecourse of participants’ looks during test trials with shaded standard error regions. The black dashed line at 0.50 represents chance looking. The gray shaded regions indicate the critical analysis windows (300-2000ms) following target word onset." title="" id="44" name="Picture"/>
+            <wp:docPr descr="Figure S3: Model-predicted sentence-level mean pupil size synchrony (z-scored) across conditions for all exposure sentences with 95% confidence intervals. Jittered points represent participant means." title="" id="44" name="Picture"/>
             <a:graphic>
               <a:graphicData uri="http://schemas.openxmlformats.org/drawingml/2006/picture">
                 <pic:pic>
@@ -1674,26 +1546,151 @@
         <w:pStyle w:val="ImageCaption"/>
       </w:pPr>
       <w:r>
-        <w:t xml:space="preserve">Figure S3: Timecourse of participants’ looks during test trials with shaded standard error regions. The black dashed line at 0.50 represents chance looking. The gray shaded regions indicate the critical analysis windows (300-2000ms) following target word onset.</w:t>
-      </w:r>
-    </w:p>
-    <w:bookmarkEnd w:id="46"/>
-    <w:bookmarkEnd w:id="47"/>
-    <w:bookmarkStart w:id="54" w:name="alternative-pupillometry-analyses"/>
-    <w:p>
-      <w:pPr>
-        <w:pStyle w:val="Heading1"/>
-      </w:pPr>
-      <w:r>
-        <w:t xml:space="preserve">3. Alternative pupillometry analyses</w:t>
-      </w:r>
-    </w:p>
-    <w:p>
-      <w:pPr>
-        <w:pStyle w:val="FirstParagraph"/>
-      </w:pPr>
-      <w:r>
-        <w:t xml:space="preserve">Our main analyses compared toddlers’ pupil size synchrony during the two types of exposure sentences that differed between conditions. We include below effects taking into account all four types of exposure sentences, in which synchrony is highest for the consistent condition.</w:t>
+        <w:t xml:space="preserve">Figure S3: Model-predicted sentence-level mean pupil size synchrony (z-scored) across conditions for all exposure sentences with 95% confidence intervals. Jittered points represent participant means.</w:t>
+      </w:r>
+    </w:p>
+    <w:p>
+      <w:pPr>
+        <w:pStyle w:val="BodyText"/>
+      </w:pPr>
+      <w:r>
+        <w:t xml:space="preserve">A one-way ANOVA revealed a significant main effect of condition on pupil size synchrony [</w:t>
+      </w:r>
+      <w:r>
+        <w:rPr>
+          <w:i/>
+          <w:iCs/>
+        </w:rPr>
+        <w:t xml:space="preserve">F</w:t>
+      </w:r>
+      <w:r>
+        <w:t xml:space="preserve">(2, 283) = 20.96,</w:t>
+      </w:r>
+      <w:r>
+        <w:t xml:space="preserve"> </w:t>
+      </w:r>
+      <w:r>
+        <w:rPr>
+          <w:i/>
+          <w:iCs/>
+        </w:rPr>
+        <w:t xml:space="preserve">p</w:t>
+      </w:r>
+      <w:r>
+        <w:t xml:space="preserve"> </w:t>
+      </w:r>
+      <w:r>
+        <w:t xml:space="preserve">&lt; 0.001]. Follow-up pairwise comparisons using Tukey’s HSD correction indicated that pupil size synchrony was significantly higher in the consistent condition compared to the typical variation (ΔM = 0.69,</w:t>
+      </w:r>
+      <w:r>
+        <w:t xml:space="preserve"> </w:t>
+      </w:r>
+      <w:r>
+        <w:rPr>
+          <w:i/>
+          <w:iCs/>
+        </w:rPr>
+        <w:t xml:space="preserve">p</w:t>
+      </w:r>
+      <w:r>
+        <w:t xml:space="preserve"> </w:t>
+      </w:r>
+      <w:r>
+        <w:t xml:space="preserve">&lt; 0.001, Cohen’s</w:t>
+      </w:r>
+      <w:r>
+        <w:t xml:space="preserve"> </w:t>
+      </w:r>
+      <w:r>
+        <w:rPr>
+          <w:i/>
+          <w:iCs/>
+        </w:rPr>
+        <w:t xml:space="preserve">d</w:t>
+      </w:r>
+      <w:r>
+        <w:t xml:space="preserve"> </w:t>
+      </w:r>
+      <w:r>
+        <w:t xml:space="preserve">= 0.83) and atypical variation conditions (ΔM = 0.53,</w:t>
+      </w:r>
+      <w:r>
+        <w:t xml:space="preserve"> </w:t>
+      </w:r>
+      <w:r>
+        <w:rPr>
+          <w:i/>
+          <w:iCs/>
+        </w:rPr>
+        <w:t xml:space="preserve">p</w:t>
+      </w:r>
+      <w:r>
+        <w:t xml:space="preserve"> </w:t>
+      </w:r>
+      <w:r>
+        <w:t xml:space="preserve">&lt; 0.001, Cohen’s</w:t>
+      </w:r>
+      <w:r>
+        <w:t xml:space="preserve"> </w:t>
+      </w:r>
+      <w:r>
+        <w:rPr>
+          <w:i/>
+          <w:iCs/>
+        </w:rPr>
+        <w:t xml:space="preserve">d</w:t>
+      </w:r>
+      <w:r>
+        <w:t xml:space="preserve"> </w:t>
+      </w:r>
+      <w:r>
+        <w:t xml:space="preserve">= 0.64;</w:t>
+      </w:r>
+      <w:r>
+        <w:t xml:space="preserve"> </w:t>
+      </w:r>
+      <w:r>
+        <w:rPr>
+          <w:b/>
+          <w:bCs/>
+        </w:rPr>
+        <w:t xml:space="preserve">Figure S3</w:t>
+      </w:r>
+      <w:r>
+        <w:t xml:space="preserve">). No other pairwise comparisons were statistically significant (</w:t>
+      </w:r>
+      <w:r>
+        <w:rPr>
+          <w:i/>
+          <w:iCs/>
+        </w:rPr>
+        <w:t xml:space="preserve">p</w:t>
+      </w:r>
+      <w:r>
+        <w:t xml:space="preserve">s &gt; 0.05). Linear mixed-effects model</w:t>
+      </w:r>
+      <w:r>
+        <w:t xml:space="preserve"> </w:t>
+      </w:r>
+      <w:r>
+        <w:t xml:space="preserve">(</w:t>
+      </w:r>
+      <w:hyperlink w:anchor="ref-lme4">
+        <w:r>
+          <w:rPr>
+            <w:rStyle w:val="Hyperlink"/>
+          </w:rPr>
+          <w:t xml:space="preserve">Bates et al., 2015</w:t>
+        </w:r>
+      </w:hyperlink>
+      <w:r>
+        <w:t xml:space="preserve">)</w:t>
+      </w:r>
+      <w:r>
+        <w:t xml:space="preserve"> </w:t>
+      </w:r>
+      <w:r>
+        <w:t xml:space="preserve">diagnostics indicated mild deviations from linearity and homogeneity of variance, as well as a cluster of influential observations, so results should be interpreted with caution.</w:t>
       </w:r>
     </w:p>
     <w:p>
@@ -1705,18 +1702,18 @@
           <wp:inline>
             <wp:extent cx="5943600" cy="3714749"/>
             <wp:effectExtent b="0" l="0" r="0" t="0"/>
-            <wp:docPr descr="Figure S4: Model-predicted sentence-level mean pupil size synchrony (z-scored) across conditions for all exposure sentences with 95% confidence intervals. Jittered points represent participant means." title="" id="49" name="Picture"/>
+            <wp:docPr descr="Figure S4: Model-predicted mean word-level pupil size synchrony (z-scored) across conditions with 95% confidence intervals. Jittered points represent participant means." title="" id="47" name="Picture"/>
             <a:graphic>
               <a:graphicData uri="http://schemas.openxmlformats.org/drawingml/2006/picture">
                 <pic:pic>
                   <pic:nvPicPr>
-                    <pic:cNvPr descr="FigureS4.png" id="50" name="Picture"/>
+                    <pic:cNvPr descr="FigureS4.png" id="48" name="Picture"/>
                     <pic:cNvPicPr>
                       <a:picLocks noChangeArrowheads="1" noChangeAspect="1"/>
                     </pic:cNvPicPr>
                   </pic:nvPicPr>
                   <pic:blipFill>
-                    <a:blip r:embed="rId48"/>
+                    <a:blip r:embed="rId46"/>
                     <a:stretch>
                       <a:fillRect/>
                     </a:stretch>
@@ -1748,7 +1745,7 @@
         <w:pStyle w:val="ImageCaption"/>
       </w:pPr>
       <w:r>
-        <w:t xml:space="preserve">Figure S4: Model-predicted sentence-level mean pupil size synchrony (z-scored) across conditions for all exposure sentences with 95% confidence intervals. Jittered points represent participant means.</w:t>
+        <w:t xml:space="preserve">Figure S4: Model-predicted mean word-level pupil size synchrony (z-scored) across conditions with 95% confidence intervals. Jittered points represent participant means.</w:t>
       </w:r>
     </w:p>
     <w:p>
@@ -1756,7 +1753,7 @@
         <w:pStyle w:val="BodyText"/>
       </w:pPr>
       <w:r>
-        <w:t xml:space="preserve">A one-way ANOVA revealed a significant main effect of condition on pupil size synchrony [</w:t>
+        <w:t xml:space="preserve">We also examined pupil size synchrony at the word level, focusing on the same exposure sentences as the main text. A one-way ANOVA revealed a significant main effect of condition on pupil size synchrony [</w:t>
       </w:r>
       <w:r>
         <w:rPr>
@@ -1766,7 +1763,7 @@
         <w:t xml:space="preserve">F</w:t>
       </w:r>
       <w:r>
-        <w:t xml:space="preserve">(2, 283) = 20.96,</w:t>
+        <w:t xml:space="preserve">(2, 314) = 20.22,</w:t>
       </w:r>
       <w:r>
         <w:t xml:space="preserve"> </w:t>
@@ -1782,7 +1779,7 @@
         <w:t xml:space="preserve"> </w:t>
       </w:r>
       <w:r>
-        <w:t xml:space="preserve">&lt; 0.001]. Follow-up pairwise comparisons using Tukey’s HSD correction indicated that pupil size synchrony was significantly higher in the consistent condition compared to the typical variation (ΔM = 0.69,</w:t>
+        <w:t xml:space="preserve">&lt; 0.001]. Follow-up pairwise comparisons using Tukey’s HSD correction indicated that, relative to the consistent condition, pupil size synchrony was significantly higher in the atypical variation condition condition (ΔM = 0.52,</w:t>
       </w:r>
       <w:r>
         <w:t xml:space="preserve"> </w:t>
@@ -1814,7 +1811,7 @@
         <w:t xml:space="preserve"> </w:t>
       </w:r>
       <w:r>
-        <w:t xml:space="preserve">= 0.83) and atypical variation conditions (ΔM = 0.53,</w:t>
+        <w:t xml:space="preserve">= 0.82) and descriptively higher (but not significantly higher) in the typical variation condition (ΔM = 0.11,</w:t>
       </w:r>
       <w:r>
         <w:t xml:space="preserve"> </w:t>
@@ -1830,6 +1827,38 @@
         <w:t xml:space="preserve"> </w:t>
       </w:r>
       <w:r>
+        <w:t xml:space="preserve">= 0.433, Cohen’s</w:t>
+      </w:r>
+      <w:r>
+        <w:t xml:space="preserve"> </w:t>
+      </w:r>
+      <w:r>
+        <w:rPr>
+          <w:i/>
+          <w:iCs/>
+        </w:rPr>
+        <w:t xml:space="preserve">d</w:t>
+      </w:r>
+      <w:r>
+        <w:t xml:space="preserve"> </w:t>
+      </w:r>
+      <w:r>
+        <w:t xml:space="preserve">= -0.17). Synchrony was also significantly higher in the atypical variation condition relative to the typical variation condition (ΔM = 0.41,</w:t>
+      </w:r>
+      <w:r>
+        <w:t xml:space="preserve"> </w:t>
+      </w:r>
+      <w:r>
+        <w:rPr>
+          <w:i/>
+          <w:iCs/>
+        </w:rPr>
+        <w:t xml:space="preserve">p</w:t>
+      </w:r>
+      <w:r>
+        <w:t xml:space="preserve"> </w:t>
+      </w:r>
+      <w:r>
         <w:t xml:space="preserve">&lt; 0.001, Cohen’s</w:t>
       </w:r>
       <w:r>
@@ -1846,7 +1875,7 @@
         <w:t xml:space="preserve"> </w:t>
       </w:r>
       <w:r>
-        <w:t xml:space="preserve">= 0.64;</w:t>
+        <w:t xml:space="preserve">= 0.65;</w:t>
       </w:r>
       <w:r>
         <w:t xml:space="preserve"> </w:t>
@@ -1859,242 +1888,11 @@
         <w:t xml:space="preserve">Figure S4</w:t>
       </w:r>
       <w:r>
-        <w:t xml:space="preserve">). No other pairwise comparisons were statistically significant (</w:t>
-      </w:r>
-      <w:r>
-        <w:rPr>
-          <w:i/>
-          <w:iCs/>
-        </w:rPr>
-        <w:t xml:space="preserve">p</w:t>
-      </w:r>
-      <w:r>
-        <w:t xml:space="preserve">s &gt; 0.05). Linear mixed-effects model</w:t>
-      </w:r>
-      <w:r>
-        <w:t xml:space="preserve"> </w:t>
-      </w:r>
-      <w:r>
-        <w:t xml:space="preserve">(</w:t>
-      </w:r>
-      <w:hyperlink w:anchor="ref-lme4">
-        <w:r>
-          <w:rPr>
-            <w:rStyle w:val="Hyperlink"/>
-          </w:rPr>
-          <w:t xml:space="preserve">Bates et al., 2015</w:t>
-        </w:r>
-      </w:hyperlink>
-      <w:r>
-        <w:t xml:space="preserve">)</w:t>
-      </w:r>
-      <w:r>
-        <w:t xml:space="preserve"> </w:t>
-      </w:r>
-      <w:r>
-        <w:t xml:space="preserve">diagnostics indicated mild deviations from linearity and homogeneity of variance, as well as a cluster of influential observations, so results should be interpreted with caution.</w:t>
-      </w:r>
-    </w:p>
-    <w:p>
-      <w:pPr>
-        <w:pStyle w:val="CaptionedFigure"/>
-      </w:pPr>
-      <w:r>
-        <w:drawing>
-          <wp:inline>
-            <wp:extent cx="5943600" cy="3714749"/>
-            <wp:effectExtent b="0" l="0" r="0" t="0"/>
-            <wp:docPr descr="Figure S5: Model-predicted mean word-level pupil size synchrony (z-scored) across conditions with 95% confidence intervals. Jittered points represent participant means." title="" id="52" name="Picture"/>
-            <a:graphic>
-              <a:graphicData uri="http://schemas.openxmlformats.org/drawingml/2006/picture">
-                <pic:pic>
-                  <pic:nvPicPr>
-                    <pic:cNvPr descr="FigureS5.png" id="53" name="Picture"/>
-                    <pic:cNvPicPr>
-                      <a:picLocks noChangeArrowheads="1" noChangeAspect="1"/>
-                    </pic:cNvPicPr>
-                  </pic:nvPicPr>
-                  <pic:blipFill>
-                    <a:blip r:embed="rId51"/>
-                    <a:stretch>
-                      <a:fillRect/>
-                    </a:stretch>
-                  </pic:blipFill>
-                  <pic:spPr bwMode="auto">
-                    <a:xfrm>
-                      <a:off x="0" y="0"/>
-                      <a:ext cx="5943600" cy="3714749"/>
-                    </a:xfrm>
-                    <a:prstGeom prst="rect">
-                      <a:avLst/>
-                    </a:prstGeom>
-                    <a:noFill/>
-                    <a:ln w="9525">
-                      <a:noFill/>
-                      <a:headEnd/>
-                      <a:tailEnd/>
-                    </a:ln>
-                  </pic:spPr>
-                </pic:pic>
-              </a:graphicData>
-            </a:graphic>
-          </wp:inline>
-        </w:drawing>
-      </w:r>
-    </w:p>
-    <w:p>
-      <w:pPr>
-        <w:pStyle w:val="ImageCaption"/>
-      </w:pPr>
-      <w:r>
-        <w:t xml:space="preserve">Figure S5: Model-predicted mean word-level pupil size synchrony (z-scored) across conditions with 95% confidence intervals. Jittered points represent participant means.</w:t>
-      </w:r>
-    </w:p>
-    <w:p>
-      <w:pPr>
-        <w:pStyle w:val="BodyText"/>
-      </w:pPr>
-      <w:r>
-        <w:t xml:space="preserve">We also examined pupil size synchrony at the word level, focusing on the same exposure sentences as the main text. A one-way ANOVA revealed a significant main effect of condition on pupil size synchrony [</w:t>
-      </w:r>
-      <w:r>
-        <w:rPr>
-          <w:i/>
-          <w:iCs/>
-        </w:rPr>
-        <w:t xml:space="preserve">F</w:t>
-      </w:r>
-      <w:r>
-        <w:t xml:space="preserve">(2, 314) = 20.22,</w:t>
-      </w:r>
-      <w:r>
-        <w:t xml:space="preserve"> </w:t>
-      </w:r>
-      <w:r>
-        <w:rPr>
-          <w:i/>
-          <w:iCs/>
-        </w:rPr>
-        <w:t xml:space="preserve">p</w:t>
-      </w:r>
-      <w:r>
-        <w:t xml:space="preserve"> </w:t>
-      </w:r>
-      <w:r>
-        <w:t xml:space="preserve">&lt; 0.001]. Follow-up pairwise comparisons using Tukey’s HSD correction indicated that, relative to the consistent condition, pupil size synchrony was significantly higher in the atypical variation condition condition (ΔM = 0.52,</w:t>
-      </w:r>
-      <w:r>
-        <w:t xml:space="preserve"> </w:t>
-      </w:r>
-      <w:r>
-        <w:rPr>
-          <w:i/>
-          <w:iCs/>
-        </w:rPr>
-        <w:t xml:space="preserve">p</w:t>
-      </w:r>
-      <w:r>
-        <w:t xml:space="preserve"> </w:t>
-      </w:r>
-      <w:r>
-        <w:t xml:space="preserve">&lt; 0.001, Cohen’s</w:t>
-      </w:r>
-      <w:r>
-        <w:t xml:space="preserve"> </w:t>
-      </w:r>
-      <w:r>
-        <w:rPr>
-          <w:i/>
-          <w:iCs/>
-        </w:rPr>
-        <w:t xml:space="preserve">d</w:t>
-      </w:r>
-      <w:r>
-        <w:t xml:space="preserve"> </w:t>
-      </w:r>
-      <w:r>
-        <w:t xml:space="preserve">= 0.82) and descriptively higher (but not significantly higher) in the typical variation condition (ΔM = 0.11,</w:t>
-      </w:r>
-      <w:r>
-        <w:t xml:space="preserve"> </w:t>
-      </w:r>
-      <w:r>
-        <w:rPr>
-          <w:i/>
-          <w:iCs/>
-        </w:rPr>
-        <w:t xml:space="preserve">p</w:t>
-      </w:r>
-      <w:r>
-        <w:t xml:space="preserve"> </w:t>
-      </w:r>
-      <w:r>
-        <w:t xml:space="preserve">= 0.433, Cohen’s</w:t>
-      </w:r>
-      <w:r>
-        <w:t xml:space="preserve"> </w:t>
-      </w:r>
-      <w:r>
-        <w:rPr>
-          <w:i/>
-          <w:iCs/>
-        </w:rPr>
-        <w:t xml:space="preserve">d</w:t>
-      </w:r>
-      <w:r>
-        <w:t xml:space="preserve"> </w:t>
-      </w:r>
-      <w:r>
-        <w:t xml:space="preserve">= -0.17). Synchrony was also significantly higher in the atypical variation condition relative to the typical variation condition (ΔM = 0.41,</w:t>
-      </w:r>
-      <w:r>
-        <w:t xml:space="preserve"> </w:t>
-      </w:r>
-      <w:r>
-        <w:rPr>
-          <w:i/>
-          <w:iCs/>
-        </w:rPr>
-        <w:t xml:space="preserve">p</w:t>
-      </w:r>
-      <w:r>
-        <w:t xml:space="preserve"> </w:t>
-      </w:r>
-      <w:r>
-        <w:t xml:space="preserve">&lt; 0.001, Cohen’s</w:t>
-      </w:r>
-      <w:r>
-        <w:t xml:space="preserve"> </w:t>
-      </w:r>
-      <w:r>
-        <w:rPr>
-          <w:i/>
-          <w:iCs/>
-        </w:rPr>
-        <w:t xml:space="preserve">d</w:t>
-      </w:r>
-      <w:r>
-        <w:t xml:space="preserve"> </w:t>
-      </w:r>
-      <w:r>
-        <w:t xml:space="preserve">= 0.65;</w:t>
-      </w:r>
-      <w:r>
-        <w:t xml:space="preserve"> </w:t>
-      </w:r>
-      <w:r>
-        <w:rPr>
-          <w:b/>
-          <w:bCs/>
-        </w:rPr>
-        <w:t xml:space="preserve">Figure S5</w:t>
-      </w:r>
-      <w:r>
         <w:t xml:space="preserve">).</w:t>
       </w:r>
     </w:p>
-    <w:bookmarkEnd w:id="54"/>
-    <w:bookmarkStart w:id="72" w:name="references"/>
+    <w:bookmarkEnd w:id="49"/>
+    <w:bookmarkStart w:id="67" w:name="references"/>
     <w:p>
       <w:pPr>
         <w:pStyle w:val="Heading1"/>
@@ -2103,8 +1901,8 @@
         <w:t xml:space="preserve">4. References</w:t>
       </w:r>
     </w:p>
-    <w:bookmarkStart w:id="71" w:name="refs"/>
-    <w:bookmarkStart w:id="56" w:name="ref-lme4"/>
+    <w:bookmarkStart w:id="66" w:name="refs"/>
+    <w:bookmarkStart w:id="51" w:name="ref-lme4"/>
     <w:p>
       <w:pPr>
         <w:pStyle w:val="Bibliography"/>
@@ -2150,7 +1948,7 @@
       <w:r>
         <w:t xml:space="preserve"> </w:t>
       </w:r>
-      <w:hyperlink r:id="rId55">
+      <w:hyperlink r:id="rId50">
         <w:r>
           <w:rPr>
             <w:rStyle w:val="Hyperlink"/>
@@ -2159,8 +1957,8 @@
         </w:r>
       </w:hyperlink>
     </w:p>
-    <w:bookmarkEnd w:id="56"/>
-    <w:bookmarkStart w:id="58" w:name="ref-brms"/>
+    <w:bookmarkEnd w:id="51"/>
+    <w:bookmarkStart w:id="53" w:name="ref-brms"/>
     <w:p>
       <w:pPr>
         <w:pStyle w:val="Bibliography"/>
@@ -2236,7 +2034,7 @@
       <w:r>
         <w:t xml:space="preserve"> </w:t>
       </w:r>
-      <w:hyperlink r:id="rId57">
+      <w:hyperlink r:id="rId52">
         <w:r>
           <w:rPr>
             <w:rStyle w:val="Hyperlink"/>
@@ -2245,8 +2043,8 @@
         </w:r>
       </w:hyperlink>
     </w:p>
-    <w:bookmarkEnd w:id="58"/>
-    <w:bookmarkStart w:id="60" w:name="ref-cribari2010beta"/>
+    <w:bookmarkEnd w:id="53"/>
+    <w:bookmarkStart w:id="55" w:name="ref-cribari2010beta"/>
     <w:p>
       <w:pPr>
         <w:pStyle w:val="Bibliography"/>
@@ -2292,7 +2090,7 @@
       <w:r>
         <w:t xml:space="preserve"> </w:t>
       </w:r>
-      <w:hyperlink r:id="rId59">
+      <w:hyperlink r:id="rId54">
         <w:r>
           <w:rPr>
             <w:rStyle w:val="Hyperlink"/>
@@ -2301,8 +2099,8 @@
         </w:r>
       </w:hyperlink>
     </w:p>
-    <w:bookmarkEnd w:id="60"/>
-    <w:bookmarkStart w:id="62" w:name="ref-fernald2008looking"/>
+    <w:bookmarkEnd w:id="55"/>
+    <w:bookmarkStart w:id="57" w:name="ref-fernald2008looking"/>
     <w:p>
       <w:pPr>
         <w:pStyle w:val="Bibliography"/>
@@ -2329,7 +2127,7 @@
       <w:r>
         <w:t xml:space="preserve"> </w:t>
       </w:r>
-      <w:hyperlink r:id="rId61">
+      <w:hyperlink r:id="rId56">
         <w:r>
           <w:rPr>
             <w:rStyle w:val="Hyperlink"/>
@@ -2338,8 +2136,8 @@
         </w:r>
       </w:hyperlink>
     </w:p>
-    <w:bookmarkEnd w:id="62"/>
-    <w:bookmarkStart w:id="64" w:name="ref-liu2018review"/>
+    <w:bookmarkEnd w:id="57"/>
+    <w:bookmarkStart w:id="59" w:name="ref-liu2018review"/>
     <w:p>
       <w:pPr>
         <w:pStyle w:val="Bibliography"/>
@@ -2385,7 +2183,7 @@
       <w:r>
         <w:t xml:space="preserve"> </w:t>
       </w:r>
-      <w:hyperlink r:id="rId63">
+      <w:hyperlink r:id="rId58">
         <w:r>
           <w:rPr>
             <w:rStyle w:val="Hyperlink"/>
@@ -2394,8 +2192,8 @@
         </w:r>
       </w:hyperlink>
     </w:p>
-    <w:bookmarkEnd w:id="64"/>
-    <w:bookmarkStart w:id="66" w:name="ref-maris2007nonparametric"/>
+    <w:bookmarkEnd w:id="59"/>
+    <w:bookmarkStart w:id="61" w:name="ref-maris2007nonparametric"/>
     <w:p>
       <w:pPr>
         <w:pStyle w:val="Bibliography"/>
@@ -2450,7 +2248,7 @@
       <w:r>
         <w:t xml:space="preserve"> </w:t>
       </w:r>
-      <w:hyperlink r:id="rId65">
+      <w:hyperlink r:id="rId60">
         <w:r>
           <w:rPr>
             <w:rStyle w:val="Hyperlink"/>
@@ -2459,8 +2257,8 @@
         </w:r>
       </w:hyperlink>
     </w:p>
-    <w:bookmarkEnd w:id="66"/>
-    <w:bookmarkStart w:id="68" w:name="ref-rstan"/>
+    <w:bookmarkEnd w:id="61"/>
+    <w:bookmarkStart w:id="63" w:name="ref-rstan"/>
     <w:p>
       <w:pPr>
         <w:pStyle w:val="Bibliography"/>
@@ -2533,7 +2331,7 @@
       <w:r>
         <w:t xml:space="preserve"> </w:t>
       </w:r>
-      <w:hyperlink r:id="rId67">
+      <w:hyperlink r:id="rId62">
         <w:r>
           <w:rPr>
             <w:rStyle w:val="Hyperlink"/>
@@ -2542,8 +2340,8 @@
         </w:r>
       </w:hyperlink>
     </w:p>
-    <w:bookmarkEnd w:id="68"/>
-    <w:bookmarkStart w:id="70" w:name="ref-loo"/>
+    <w:bookmarkEnd w:id="63"/>
+    <w:bookmarkStart w:id="65" w:name="ref-loo"/>
     <w:p>
       <w:pPr>
         <w:pStyle w:val="Bibliography"/>
@@ -2576,7 +2374,7 @@
       <w:r>
         <w:t xml:space="preserve"> </w:t>
       </w:r>
-      <w:hyperlink r:id="rId69">
+      <w:hyperlink r:id="rId64">
         <w:r>
           <w:rPr>
             <w:rStyle w:val="Hyperlink"/>
@@ -2585,9 +2383,9 @@
         </w:r>
       </w:hyperlink>
     </w:p>
-    <w:bookmarkEnd w:id="70"/>
-    <w:bookmarkEnd w:id="71"/>
-    <w:bookmarkEnd w:id="72"/>
+    <w:bookmarkEnd w:id="65"/>
+    <w:bookmarkEnd w:id="66"/>
+    <w:bookmarkEnd w:id="67"/>
     <w:sectPr>
       <w:headerReference r:id="rId9" w:type="even"/>
       <w:headerReference r:id="rId11" w:type="default"/>
@@ -2650,25 +2448,6 @@
     <w:p>
       <w:r>
         <w:separator/>
-      </w:r>
-    </w:p>
-  </w:footnote>
-  <w:footnote w:id="38">
-    <w:p>
-      <w:pPr>
-        <w:pStyle w:val="FootnoteText"/>
-      </w:pPr>
-      <w:r>
-        <w:rPr>
-          <w:rStyle w:val="FootnoteReference"/>
-        </w:rPr>
-        <w:footnoteRef/>
-      </w:r>
-      <w:r>
-        <w:t xml:space="preserve"> </w:t>
-      </w:r>
-      <w:r>
-        <w:t xml:space="preserve">glmer(prop. target looking ~ condition + window + age + (1 | id), family = binomial)</w:t>
       </w:r>
     </w:p>
   </w:footnote>
